--- a/Test 2 Write Up Feb 26.docx
+++ b/Test 2 Write Up Feb 26.docx
@@ -8,13 +8,30 @@
       </w:pPr>
       <w:bookmarkStart w:id="0" w:name="_Toc220591743"/>
       <w:r>
-        <w:t xml:space="preserve">Test 1: </w:t>
-      </w:r>
-      <w:r>
-        <w:t xml:space="preserve">impacted/weird </w:t>
-      </w:r>
-      <w:r>
-        <w:t>differences</w:t>
+        <w:t>Test 2</w:t>
+      </w:r>
+      <w:r>
+        <w:t xml:space="preserve">: </w:t>
+      </w:r>
+      <w:bookmarkEnd w:id="0"/>
+      <w:r>
+        <w:t>Title Here</w:t>
+      </w:r>
+    </w:p>
+    <w:p/>
+    <w:p>
+      <w:pPr>
+        <w:rPr>
+          <w:b/>
+          <w:bCs/>
+        </w:rPr>
+      </w:pPr>
+      <w:r>
+        <w:rPr>
+          <w:b/>
+          <w:bCs/>
+        </w:rPr>
+        <w:t>Introduction</w:t>
       </w:r>
     </w:p>
     <w:p>
@@ -24,19 +41,77 @@
           <w:szCs w:val="23"/>
         </w:rPr>
       </w:pPr>
+      <w:bookmarkStart w:id="1" w:name="_Toc220591744"/>
       <w:r>
         <w:rPr>
           <w:sz w:val="23"/>
           <w:szCs w:val="23"/>
         </w:rPr>
-        <w:t>A</w:t>
+        <w:t xml:space="preserve">The second empirical chapter </w:t>
       </w:r>
       <w:r>
         <w:rPr>
           <w:sz w:val="23"/>
           <w:szCs w:val="23"/>
         </w:rPr>
-        <w:t xml:space="preserve">re there meaningful differences in how impacted versus weird/non-impacted think about criminal legal policy? Ie: do they have different </w:t>
+        <w:t>will</w:t>
+      </w:r>
+      <w:proofErr w:type="gramStart"/>
+      <w:r>
+        <w:rPr>
+          <w:sz w:val="23"/>
+          <w:szCs w:val="23"/>
+        </w:rPr>
+        <w:t>. . .[</w:t>
+      </w:r>
+      <w:proofErr w:type="gramEnd"/>
+      <w:r>
+        <w:rPr>
+          <w:sz w:val="23"/>
+          <w:szCs w:val="23"/>
+        </w:rPr>
+        <w:t xml:space="preserve"> ]. Descriptive representation of carceral constituencies is a unique case because people who have been convicted of crimes are often formally and informally stripped of their civil rights, including their right to vote and hold elected office. To begin, this chapter will explore that policy, including in a cross-state analysis of the varying policies. Narrowing in on those states where “direct descriptive” representation – conceived of as the presence of representatives who have experienced incarceration/had criminal convictions – is jurisprudentially possible, it presents findings of an original dataset. </w:t>
+      </w:r>
+      <w:r>
+        <w:rPr>
+          <w:sz w:val="23"/>
+          <w:szCs w:val="23"/>
+        </w:rPr>
+        <w:t>[Summary language on last part].</w:t>
+      </w:r>
+    </w:p>
+    <w:p>
+      <w:pPr>
+        <w:rPr>
+          <w:sz w:val="23"/>
+          <w:szCs w:val="23"/>
+        </w:rPr>
+      </w:pPr>
+    </w:p>
+    <w:p>
+      <w:pPr>
+        <w:pStyle w:val="Heading2"/>
+      </w:pPr>
+      <w:r>
+        <w:t xml:space="preserve">The Carceral Representative? </w:t>
+      </w:r>
+      <w:r>
+        <w:t>What it Means</w:t>
+      </w:r>
+    </w:p>
+    <w:p>
+      <w:pPr>
+        <w:rPr>
+          <w:sz w:val="23"/>
+          <w:szCs w:val="23"/>
+        </w:rPr>
+      </w:pPr>
+      <w:r>
+        <w:rPr>
+          <w:sz w:val="23"/>
+          <w:szCs w:val="23"/>
+        </w:rPr>
+        <w:t xml:space="preserve">Thus far, this proposal treats the “carceral constituency” encompassing those communities directly and most impacted by the carceral state. While direct contact with the carceral state may include experiences of police surveillance and arrest, I’ve referred treated “direct” impact as being convicted of a crime prosecuted by the state, and incarceration in prison or jail. I have (through analysis 1, and the literature has) established that </w:t>
       </w:r>
       <w:r>
         <w:rPr>
@@ -45,49 +120,76 @@
           <w:sz w:val="23"/>
           <w:szCs w:val="23"/>
         </w:rPr>
-        <w:t>preferences?</w:t>
+        <w:t>proximal</w:t>
       </w:r>
       <w:r>
         <w:rPr>
           <w:sz w:val="23"/>
           <w:szCs w:val="23"/>
         </w:rPr>
-        <w:t xml:space="preserve"> Can I turn this into: do they have different ways of knowing – establish Weaver-</w:t>
-      </w:r>
-      <w:proofErr w:type="spellStart"/>
-      <w:r>
-        <w:rPr>
-          <w:sz w:val="23"/>
-          <w:szCs w:val="23"/>
-        </w:rPr>
-        <w:t>esque</w:t>
-      </w:r>
-      <w:proofErr w:type="spellEnd"/>
-      <w:r>
-        <w:rPr>
-          <w:sz w:val="23"/>
-          <w:szCs w:val="23"/>
-        </w:rPr>
-        <w:t xml:space="preserve"> some kind of epistemic difference?</w:t>
-      </w:r>
-    </w:p>
-    <w:p>
-      <w:pPr>
+        <w:t xml:space="preserve"> or indirect contact with the state, defined as having social ties to one or more people, has similar [word] effects. Moreover, I have noted that while some scholars treat proximal contact as </w:t>
+      </w:r>
+      <w:r>
         <w:rPr>
           <w:i/>
           <w:iCs/>
           <w:sz w:val="23"/>
           <w:szCs w:val="23"/>
         </w:rPr>
-      </w:pPr>
-      <w:r>
-        <w:rPr>
-          <w:i/>
-          <w:iCs/>
+        <w:t>precluding</w:t>
+      </w:r>
+      <w:r>
+        <w:rPr>
           <w:sz w:val="23"/>
           <w:szCs w:val="23"/>
         </w:rPr>
-        <w:t>A: Preferences --</w:t>
+        <w:t xml:space="preserve"> direct contact with the carceral state (Walker 2018), others emphasize that proximal contact often brings individuals in routine direct contact with the carceral state apparatus. </w:t>
+      </w:r>
+      <w:r>
+        <w:rPr>
+          <w:sz w:val="23"/>
+          <w:szCs w:val="23"/>
+        </w:rPr>
+        <w:t xml:space="preserve">Through communications surveillance, experiences of personal violation for prison visits or having these visits arbitrarily denied, proximally impacted individuals may have [maybe: experiences that catalyze stuff (forgive me) that goes into sense of injustice (); having particularly close relationships with carceral citizens can strengthen (empathy, perspective, </w:t>
+      </w:r>
+      <w:proofErr w:type="spellStart"/>
+      <w:r>
+        <w:rPr>
+          <w:sz w:val="23"/>
+          <w:szCs w:val="23"/>
+        </w:rPr>
+        <w:t>etc</w:t>
+      </w:r>
+      <w:proofErr w:type="spellEnd"/>
+      <w:r>
+        <w:rPr>
+          <w:sz w:val="23"/>
+          <w:szCs w:val="23"/>
+        </w:rPr>
+        <w:t>) (</w:t>
+      </w:r>
+      <w:proofErr w:type="spellStart"/>
+      <w:r>
+        <w:rPr>
+          <w:sz w:val="23"/>
+          <w:szCs w:val="23"/>
+        </w:rPr>
+        <w:t>Leighly</w:t>
+      </w:r>
+      <w:proofErr w:type="spellEnd"/>
+      <w:r>
+        <w:rPr>
+          <w:sz w:val="23"/>
+          <w:szCs w:val="23"/>
+        </w:rPr>
+        <w:t xml:space="preserve"> </w:t>
+      </w:r>
+      <w:r>
+        <w:rPr>
+          <w:sz w:val="23"/>
+          <w:szCs w:val="23"/>
+        </w:rPr>
+        <w:t xml:space="preserve">&amp; Matsubayashi); alongside these experiences comes distinct policy learning. </w:t>
       </w:r>
     </w:p>
     <w:p>
@@ -102,16 +204,27 @@
           <w:sz w:val="23"/>
           <w:szCs w:val="23"/>
         </w:rPr>
-        <w:t>Model 1: impact x CJ policy preferences, controlling for other help-oriented/needy group disposition</w:t>
-      </w:r>
+        <w:t xml:space="preserve">[Maybe: moreover, studies of descriptive representation suggest its value stems in part from its ability to make groups feel like a representative body can understand its interests and reduce feelings of political alienation (Pantoja &amp; Segura 2002. Indeed, women report having greater confidence in parliaments when they represent larger proportions (Schwindt-Bayer &amp; Mischler 2005). </w:t>
+      </w:r>
+      <w:r>
+        <w:rPr>
+          <w:sz w:val="23"/>
+          <w:szCs w:val="23"/>
+        </w:rPr>
+        <w:t>For this reason, it’s possible that legislators who are from communities most impacted by the carceral state and effectively communicate that identity could have some representational benefits/be in the mix</w:t>
+      </w:r>
+      <w:proofErr w:type="gramStart"/>
+      <w:r>
+        <w:rPr>
+          <w:sz w:val="23"/>
+          <w:szCs w:val="23"/>
+        </w:rPr>
+        <w:t>. ]</w:t>
+      </w:r>
+      <w:proofErr w:type="gramEnd"/>
     </w:p>
     <w:p>
       <w:pPr>
-        <w:pStyle w:val="ListParagraph"/>
-        <w:numPr>
-          <w:ilvl w:val="0"/>
-          <w:numId w:val="58"/>
-        </w:numPr>
         <w:rPr>
           <w:sz w:val="23"/>
           <w:szCs w:val="23"/>
@@ -122,353 +235,338 @@
           <w:sz w:val="23"/>
           <w:szCs w:val="23"/>
         </w:rPr>
-        <w:t>Worth emphasizing findings on impact x help-oriented/needy</w:t>
+        <w:lastRenderedPageBreak/>
+        <w:t xml:space="preserve">STILL, in this chapter I start by taking up descriptive representation of carceral citizens in its most direct form: legislators who have been directly </w:t>
+      </w:r>
+      <w:proofErr w:type="gramStart"/>
+      <w:r>
+        <w:rPr>
+          <w:sz w:val="23"/>
+          <w:szCs w:val="23"/>
+        </w:rPr>
+        <w:t>affected, or</w:t>
+      </w:r>
+      <w:proofErr w:type="gramEnd"/>
+      <w:r>
+        <w:rPr>
+          <w:sz w:val="23"/>
+          <w:szCs w:val="23"/>
+        </w:rPr>
+        <w:t xml:space="preserve"> convicted of crimes persecuted by the state.  </w:t>
       </w:r>
     </w:p>
     <w:p>
       <w:pPr>
         <w:rPr>
-          <w:i/>
-          <w:iCs/>
           <w:sz w:val="23"/>
           <w:szCs w:val="23"/>
         </w:rPr>
       </w:pPr>
       <w:r>
         <w:rPr>
-          <w:i/>
-          <w:iCs/>
           <w:sz w:val="23"/>
           <w:szCs w:val="23"/>
         </w:rPr>
-        <w:t>B</w:t>
-      </w:r>
-      <w:r>
+        <w:t xml:space="preserve">[Why </w:t>
+      </w:r>
+      <w:proofErr w:type="gramStart"/>
+      <w:r>
+        <w:rPr>
+          <w:sz w:val="23"/>
+          <w:szCs w:val="23"/>
+        </w:rPr>
+        <w:t>this matters</w:t>
+      </w:r>
+      <w:proofErr w:type="gramEnd"/>
+      <w:r>
+        <w:rPr>
+          <w:sz w:val="23"/>
+          <w:szCs w:val="23"/>
+        </w:rPr>
+        <w:t xml:space="preserve"> for this first test; why, for the first test, it’s important to start with part 1].</w:t>
+      </w:r>
+    </w:p>
+    <w:p>
+      <w:pPr>
+        <w:rPr>
+          <w:sz w:val="23"/>
+          <w:szCs w:val="23"/>
+        </w:rPr>
+      </w:pPr>
+    </w:p>
+    <w:p>
+      <w:pPr>
+        <w:pStyle w:val="Heading2"/>
+      </w:pPr>
+      <w:r>
+        <w:t>The Carceral Representative? Policy Across the States</w:t>
+      </w:r>
+    </w:p>
+    <w:p>
+      <w:r>
+        <w:t>In 1976, Carl “Bluejay” Velleca – a crime boss serving time at MCI-Concord in Massachusetts – ran for a seat on Concord’s Board of Selectmen</w:t>
+      </w:r>
+      <w:r>
+        <w:rPr>
+          <w:rStyle w:val="EndnoteReference"/>
+        </w:rPr>
+        <w:endnoteReference w:id="1"/>
+      </w:r>
+      <w:r>
+        <w:t xml:space="preserve">. On its way to </w:t>
+      </w:r>
+      <w:r>
+        <w:t>the Massachusetts Supreme Judicial Court</w:t>
+      </w:r>
+      <w:r>
+        <w:t xml:space="preserve">, his candidacy drew national press coverage and attention to an apparent absence of policy and </w:t>
+      </w:r>
+      <w:r>
+        <w:t xml:space="preserve">bureaucratic </w:t>
+      </w:r>
+      <w:r>
+        <w:t xml:space="preserve">procedure around voter and candidate eligibility (the SCJ’s ruling was ultimately about matters of domicile) </w:t>
+      </w:r>
+      <w:r>
+        <w:t xml:space="preserve">– issues </w:t>
+      </w:r>
+      <w:r>
+        <w:t xml:space="preserve">that </w:t>
+      </w:r>
+      <w:r>
+        <w:t xml:space="preserve">are less salacious than “incarcerated crime boss for town office” but consequential for carceral representation. This episode is instructive in previewing what is to follow: that it the episode and this section instructive less for what it resolves than for what it reveals; and that part of what it reveals is that the formal edibility of people with criminal convictions to seek and hold public office is only the first question in a long chain of procedural dependencies. </w:t>
+      </w:r>
+    </w:p>
+    <w:p>
+      <w:r>
+        <w:t xml:space="preserve">That chain looks different in most states. From here, this section maps that variation. It proposes [categories] and procedures to follow </w:t>
+      </w:r>
+      <w:proofErr w:type="gramStart"/>
+      <w:r>
+        <w:t>in order to</w:t>
+      </w:r>
+      <w:proofErr w:type="gramEnd"/>
+      <w:r>
+        <w:t xml:space="preserve"> more completely address the question where carceral citizens can be directly descriptively represented and what is required. In few states, a felony conviction poses no formal bar to candidacy; in more, the bar is temporary – either reflecting policy that specifically conditions candidacy for office, or voter registration which is required to run for office. In other states, the bar is so cumbersome as to be treated as permanent. To my knowledge, Oklahoma is the only state with an outright and permanent bar on holding any elected office for all criminal convictions. However, this policy-scape is “live</w:t>
+      </w:r>
+      <w:proofErr w:type="gramStart"/>
+      <w:r>
+        <w:t>:”  what</w:t>
+      </w:r>
+      <w:proofErr w:type="gramEnd"/>
+      <w:r>
+        <w:t xml:space="preserve"> requirements that hold one session may not the next. </w:t>
+      </w:r>
+    </w:p>
+    <w:p>
+      <w:r>
+        <w:t>[briefly, how I put state policy index/data together?]</w:t>
+      </w:r>
+    </w:p>
+    <w:p>
+      <w:pPr>
         <w:rPr>
           <w:b/>
           <w:bCs/>
           <w:i/>
           <w:iCs/>
+        </w:rPr>
+      </w:pPr>
+      <w:r>
+        <w:rPr>
+          <w:b/>
+          <w:bCs/>
+          <w:i/>
+          <w:iCs/>
+        </w:rPr>
+        <w:t xml:space="preserve">I. </w:t>
+      </w:r>
+      <w:r>
+        <w:rPr>
+          <w:b/>
+          <w:bCs/>
+          <w:i/>
+          <w:iCs/>
+        </w:rPr>
+        <w:t>Overall classifications/categories of policy:</w:t>
+      </w:r>
+    </w:p>
+    <w:p>
+      <w:pPr>
+        <w:pStyle w:val="ListParagraph"/>
+        <w:numPr>
+          <w:ilvl w:val="0"/>
+          <w:numId w:val="61"/>
+        </w:numPr>
+      </w:pPr>
+      <w:r>
+        <w:t>Direct</w:t>
+      </w:r>
+    </w:p>
+    <w:p>
+      <w:pPr>
+        <w:pStyle w:val="ListParagraph"/>
+        <w:numPr>
+          <w:ilvl w:val="0"/>
+          <w:numId w:val="61"/>
+        </w:numPr>
+      </w:pPr>
+      <w:r>
+        <w:t>Categorical</w:t>
+      </w:r>
+    </w:p>
+    <w:p>
+      <w:pPr>
+        <w:pStyle w:val="ListParagraph"/>
+        <w:numPr>
+          <w:ilvl w:val="0"/>
+          <w:numId w:val="61"/>
+        </w:numPr>
+      </w:pPr>
+      <w:r>
+        <w:t>Interpretive</w:t>
+      </w:r>
+      <w:r>
+        <w:t xml:space="preserve"> (this may belong below)</w:t>
+      </w:r>
+    </w:p>
+    <w:p>
+      <w:pPr>
+        <w:rPr>
+          <w:b/>
+          <w:bCs/>
+          <w:i/>
+          <w:iCs/>
+        </w:rPr>
+      </w:pPr>
+      <w:r>
+        <w:rPr>
+          <w:b/>
+          <w:bCs/>
+          <w:i/>
+          <w:iCs/>
+        </w:rPr>
+        <w:t xml:space="preserve">II. </w:t>
+      </w:r>
+      <w:r>
+        <w:rPr>
+          <w:b/>
+          <w:bCs/>
+          <w:i/>
+          <w:iCs/>
+        </w:rPr>
+        <w:t>States/policies that directly stipulate holding office with conviction</w:t>
+      </w:r>
+    </w:p>
+    <w:p>
+      <w:pPr>
+        <w:pStyle w:val="ListParagraph"/>
+        <w:numPr>
+          <w:ilvl w:val="0"/>
+          <w:numId w:val="62"/>
+        </w:numPr>
+        <w:rPr>
+          <w:i/>
+          <w:iCs/>
+        </w:rPr>
+      </w:pPr>
+      <w:r>
+        <w:lastRenderedPageBreak/>
+        <w:t xml:space="preserve">Bar all felonies until rights restored (one state misdemeanor?) </w:t>
+      </w:r>
+    </w:p>
+    <w:p>
+      <w:pPr>
+        <w:pStyle w:val="ListParagraph"/>
+        <w:numPr>
+          <w:ilvl w:val="0"/>
+          <w:numId w:val="62"/>
+        </w:numPr>
+        <w:rPr>
+          <w:i/>
+          <w:iCs/>
+        </w:rPr>
+      </w:pPr>
+      <w:r>
+        <w:t xml:space="preserve">Bar only certain crimes (“infamous crimes,” corruption, election offenses, </w:t>
+      </w:r>
+      <w:proofErr w:type="spellStart"/>
+      <w:r>
+        <w:t>etc</w:t>
+      </w:r>
+      <w:proofErr w:type="spellEnd"/>
+      <w:r>
+        <w:t xml:space="preserve">) </w:t>
+      </w:r>
+    </w:p>
+    <w:p>
+      <w:pPr>
+        <w:pStyle w:val="ListParagraph"/>
+        <w:numPr>
+          <w:ilvl w:val="0"/>
+          <w:numId w:val="62"/>
+        </w:numPr>
+        <w:rPr>
+          <w:i/>
+          <w:iCs/>
+        </w:rPr>
+      </w:pPr>
+      <w:r>
+        <w:t xml:space="preserve">Bar only while incarcerated </w:t>
+      </w:r>
+    </w:p>
+    <w:p>
+      <w:pPr>
+        <w:pStyle w:val="ListParagraph"/>
+        <w:numPr>
+          <w:ilvl w:val="0"/>
+          <w:numId w:val="62"/>
+        </w:numPr>
+        <w:rPr>
+          <w:i/>
+          <w:iCs/>
+        </w:rPr>
+      </w:pPr>
+      <w:r>
+        <w:t xml:space="preserve">Bar only while completing all terms of sentence (sometimes plus waiting period) </w:t>
+      </w:r>
+    </w:p>
+    <w:p>
+      <w:pPr>
+        <w:pStyle w:val="ListParagraph"/>
+        <w:numPr>
+          <w:ilvl w:val="0"/>
+          <w:numId w:val="62"/>
+        </w:numPr>
+        <w:rPr>
+          <w:i/>
+          <w:iCs/>
+        </w:rPr>
+      </w:pPr>
+      <w:r>
+        <w:t xml:space="preserve">Bar permanently or permanently unless pardoned </w:t>
+      </w:r>
+    </w:p>
+    <w:p>
+      <w:pPr>
+        <w:rPr>
           <w:sz w:val="23"/>
           <w:szCs w:val="23"/>
         </w:rPr>
-        <w:t xml:space="preserve">: </w:t>
-      </w:r>
+      </w:pPr>
       <w:r>
         <w:rPr>
           <w:sz w:val="23"/>
           <w:szCs w:val="23"/>
         </w:rPr>
-        <w:t xml:space="preserve"> </w:t>
-      </w:r>
-      <w:r>
-        <w:rPr>
-          <w:i/>
-          <w:iCs/>
+        <w:t>REVISE…</w:t>
+      </w:r>
+      <w:r>
+        <w:rPr>
           <w:sz w:val="23"/>
           <w:szCs w:val="23"/>
         </w:rPr>
-        <w:t>Ways of Thinking (Knowing)</w:t>
-      </w:r>
-    </w:p>
-    <w:p>
-      <w:pPr>
-        <w:rPr>
-          <w:sz w:val="23"/>
-          <w:szCs w:val="23"/>
-        </w:rPr>
-      </w:pPr>
-      <w:r>
-        <w:rPr>
-          <w:sz w:val="23"/>
-          <w:szCs w:val="23"/>
-        </w:rPr>
-        <w:t>Model 2: (TBD) do deservingness scores moderate</w:t>
-      </w:r>
-      <w:r>
-        <w:rPr>
-          <w:sz w:val="23"/>
-          <w:szCs w:val="23"/>
-        </w:rPr>
-        <w:t>/mediate</w:t>
-      </w:r>
-      <w:r>
-        <w:rPr>
-          <w:sz w:val="23"/>
-          <w:szCs w:val="23"/>
-        </w:rPr>
-        <w:t xml:space="preserve"> views on CJ policy for impacted/non=impacted</w:t>
-      </w:r>
-    </w:p>
-    <w:p>
-      <w:pPr>
-        <w:rPr>
-          <w:sz w:val="23"/>
-          <w:szCs w:val="23"/>
-        </w:rPr>
-      </w:pPr>
-      <w:r>
-        <w:rPr>
-          <w:sz w:val="23"/>
-          <w:szCs w:val="23"/>
-        </w:rPr>
-        <w:t>Model 3: impact x differentiating preference on CJ policy (are impacted groups more/less consistent in their support for CJ policies</w:t>
-      </w:r>
-    </w:p>
-    <w:p>
-      <w:pPr>
-        <w:ind w:left="720"/>
-        <w:rPr>
-          <w:sz w:val="23"/>
-          <w:szCs w:val="23"/>
-        </w:rPr>
-      </w:pPr>
-      <w:r>
-        <w:rPr>
-          <w:sz w:val="23"/>
-          <w:szCs w:val="23"/>
-        </w:rPr>
-        <w:t>^more interesting ways possible to think about consistency/ambivalence, also more interesting ways perhaps to see the degree to which people who are impacted differ/not in their views of other social policy (</w:t>
-      </w:r>
-      <w:proofErr w:type="spellStart"/>
-      <w:r>
-        <w:rPr>
-          <w:sz w:val="23"/>
-          <w:szCs w:val="23"/>
-        </w:rPr>
-        <w:t>ie</w:t>
-      </w:r>
-      <w:proofErr w:type="spellEnd"/>
-      <w:r>
-        <w:rPr>
-          <w:sz w:val="23"/>
-          <w:szCs w:val="23"/>
-        </w:rPr>
-        <w:t xml:space="preserve">, is the effect of experience on policy views/ways of thinking localized?) </w:t>
-      </w:r>
-    </w:p>
-    <w:p>
-      <w:pPr>
-        <w:pStyle w:val="Heading1"/>
-      </w:pPr>
-      <w:r>
-        <w:t>Test 2</w:t>
-      </w:r>
-      <w:r>
-        <w:t>: Descriptive Option A - Descriptive Representation of Carceral Constituencies</w:t>
-      </w:r>
-      <w:bookmarkEnd w:id="0"/>
-    </w:p>
-    <w:p>
-      <w:pPr>
-        <w:rPr>
-          <w:sz w:val="23"/>
-          <w:szCs w:val="23"/>
-        </w:rPr>
-      </w:pPr>
-      <w:bookmarkStart w:id="1" w:name="_Toc220591744"/>
-      <w:r>
-        <w:rPr>
-          <w:i/>
-          <w:iCs/>
-          <w:sz w:val="23"/>
-          <w:szCs w:val="23"/>
-        </w:rPr>
-        <w:t>Question</w:t>
-      </w:r>
-      <w:r>
-        <w:rPr>
-          <w:sz w:val="23"/>
-          <w:szCs w:val="23"/>
-        </w:rPr>
-        <w:t>: are carceral constituencies descriptively represented?</w:t>
-      </w:r>
-    </w:p>
-    <w:p>
-      <w:pPr>
-        <w:rPr>
-          <w:sz w:val="23"/>
-          <w:szCs w:val="23"/>
-        </w:rPr>
-      </w:pPr>
-      <w:r>
-        <w:rPr>
-          <w:i/>
-          <w:iCs/>
-          <w:sz w:val="23"/>
-          <w:szCs w:val="23"/>
-        </w:rPr>
-        <w:t>Hypothesis</w:t>
-      </w:r>
-      <w:r>
-        <w:rPr>
-          <w:sz w:val="23"/>
-          <w:szCs w:val="23"/>
-        </w:rPr>
-        <w:t xml:space="preserve">: carceral constituencies (impacted: directly, proximally) are descriptively underrepresented in state legislatures. </w:t>
-      </w:r>
-    </w:p>
-    <w:p>
-      <w:pPr>
-        <w:rPr>
-          <w:sz w:val="23"/>
-          <w:szCs w:val="23"/>
-        </w:rPr>
-      </w:pPr>
-      <w:r>
-        <w:rPr>
-          <w:sz w:val="23"/>
-          <w:szCs w:val="23"/>
-        </w:rPr>
-        <w:t xml:space="preserve">Descriptive representation could be conceived of </w:t>
-      </w:r>
-      <w:r>
-        <w:rPr>
-          <w:sz w:val="23"/>
-          <w:szCs w:val="23"/>
-        </w:rPr>
-        <w:t xml:space="preserve">in four primary ways: </w:t>
-      </w:r>
-      <w:r>
-        <w:rPr>
-          <w:sz w:val="23"/>
-          <w:szCs w:val="23"/>
-        </w:rPr>
-        <w:t xml:space="preserve">as representation by office holders who have themselves come in </w:t>
-      </w:r>
-      <w:r>
-        <w:rPr>
-          <w:i/>
-          <w:iCs/>
-          <w:sz w:val="23"/>
-          <w:szCs w:val="23"/>
-        </w:rPr>
-        <w:t>direct</w:t>
-      </w:r>
-      <w:r>
-        <w:rPr>
-          <w:sz w:val="23"/>
-          <w:szCs w:val="23"/>
-        </w:rPr>
-        <w:t xml:space="preserve"> contact with the carceral state – via criminal conviction, incarceration in prison or jail, or arrest</w:t>
-      </w:r>
-      <w:r>
-        <w:rPr>
-          <w:sz w:val="23"/>
-          <w:szCs w:val="23"/>
-        </w:rPr>
-        <w:t xml:space="preserve">; </w:t>
-      </w:r>
-      <w:r>
-        <w:rPr>
-          <w:sz w:val="23"/>
-          <w:szCs w:val="23"/>
-        </w:rPr>
-        <w:t xml:space="preserve">by office holders who have experienced </w:t>
-      </w:r>
-      <w:r>
-        <w:rPr>
-          <w:i/>
-          <w:iCs/>
-          <w:sz w:val="23"/>
-          <w:szCs w:val="23"/>
-        </w:rPr>
-        <w:t>proximal</w:t>
-      </w:r>
-      <w:r>
-        <w:rPr>
-          <w:sz w:val="23"/>
-          <w:szCs w:val="23"/>
-        </w:rPr>
-        <w:t xml:space="preserve"> impact – or have social ties to people who are or have been incarcerated</w:t>
-      </w:r>
-      <w:r>
-        <w:rPr>
-          <w:sz w:val="23"/>
-          <w:szCs w:val="23"/>
-        </w:rPr>
-        <w:t xml:space="preserve">; as </w:t>
-      </w:r>
-      <w:r>
-        <w:rPr>
-          <w:sz w:val="23"/>
-          <w:szCs w:val="23"/>
-        </w:rPr>
-        <w:t>members of communities that are disproportionately incarcerated, policed, or surveilled</w:t>
-      </w:r>
-      <w:r>
-        <w:rPr>
-          <w:sz w:val="23"/>
-          <w:szCs w:val="23"/>
-        </w:rPr>
-        <w:t xml:space="preserve">; or last, as some combination thereof. Estimating the proportion of state legislatures who fall in any of each categories present their own distinctive challenges. Here, I start just with estimating descriptive representation conceived of as </w:t>
-      </w:r>
-      <w:r>
-        <w:rPr>
-          <w:i/>
-          <w:iCs/>
-          <w:sz w:val="23"/>
-          <w:szCs w:val="23"/>
-        </w:rPr>
-        <w:t>direct</w:t>
-      </w:r>
-      <w:r>
-        <w:rPr>
-          <w:sz w:val="23"/>
-          <w:szCs w:val="23"/>
-        </w:rPr>
-        <w:t xml:space="preserve"> contact. </w:t>
-      </w:r>
-    </w:p>
-    <w:p>
-      <w:pPr>
-        <w:pStyle w:val="Heading2"/>
-        <w:numPr>
-          <w:ilvl w:val="1"/>
-          <w:numId w:val="7"/>
-        </w:numPr>
-      </w:pPr>
-      <w:bookmarkStart w:id="2" w:name="_Toc220591747"/>
-      <w:r>
-        <w:lastRenderedPageBreak/>
-        <w:t xml:space="preserve"> </w:t>
-      </w:r>
-      <w:r>
-        <w:t xml:space="preserve">Direct Impact </w:t>
-      </w:r>
-      <w:r>
-        <w:t>Data/Design</w:t>
-      </w:r>
-      <w:bookmarkEnd w:id="2"/>
-    </w:p>
-    <w:p>
-      <w:pPr>
-        <w:rPr>
-          <w:b/>
-          <w:bCs/>
-        </w:rPr>
-      </w:pPr>
-      <w:r>
-        <w:rPr>
-          <w:b/>
-          <w:bCs/>
-        </w:rPr>
-        <w:t>Direct Impact</w:t>
-      </w:r>
-    </w:p>
-    <w:p>
-      <w:pPr>
-        <w:rPr>
-          <w:sz w:val="23"/>
-          <w:szCs w:val="23"/>
-        </w:rPr>
-      </w:pPr>
-      <w:r>
-        <w:rPr>
-          <w:sz w:val="23"/>
-          <w:szCs w:val="23"/>
-        </w:rPr>
-        <w:t xml:space="preserve">Unlike other characteristics currently taken up in studies of descriptive representation, the degree to which communities impacted by the carceral state are descriptively represented – as in, represented by state legislators who have also been </w:t>
+        <w:t xml:space="preserve"> who have also been </w:t>
       </w:r>
       <w:r>
         <w:rPr>
@@ -503,14 +601,7 @@
           <w:sz w:val="23"/>
           <w:szCs w:val="23"/>
         </w:rPr>
-        <w:t xml:space="preserve"> by the carceral state – is directly conditioned by state statute</w:t>
-      </w:r>
-      <w:r>
-        <w:rPr>
-          <w:sz w:val="23"/>
-          <w:szCs w:val="23"/>
-        </w:rPr>
-        <w:t xml:space="preserve"> in all except four states (Maine, Vermont, Massachusetts, SD?). Twelve other states preclude otherwise eligible individuals from running for office – explicitly – during the duration of their sentence, and 11-14 others also require individuals with convictions go through a waiting period until regaining eligibility. While at this point I only confidently identified one state (Oklahoma) with an all-out, explicit, permanent disqualification on running for office, in many others (10-15?), individuals must either petition the governor for pardon or go through another arduous-seeming process to regain candidacy for state legislature</w:t>
+        <w:t xml:space="preserve"> by the carceral state – is directly conditioned by state statute in all except four states (Maine, Vermont, Massachusetts, SD?). Twelve other states preclude otherwise eligible individuals from running for office – explicitly – during the duration of their sentence, and 11-14 others also require individuals with convictions go through a waiting period until regaining eligibility. While at this point I only confidently identified one state (Oklahoma) with an all-out, explicit, permanent disqualification on running for office, in many others (10-15?), individuals must either petition the governor for pardon or go through another arduous-seeming process to regain candidacy for state legislature</w:t>
       </w:r>
       <w:r>
         <w:rPr>
@@ -525,8 +616,16 @@
           <w:sz w:val="23"/>
           <w:szCs w:val="23"/>
         </w:rPr>
-        <w:t xml:space="preserve">. </w:t>
-      </w:r>
+        <w:t>.</w:t>
+      </w:r>
+    </w:p>
+    <w:p>
+      <w:pPr>
+        <w:rPr>
+          <w:sz w:val="23"/>
+          <w:szCs w:val="23"/>
+        </w:rPr>
+      </w:pPr>
     </w:p>
     <w:tbl>
       <w:tblPr>
@@ -735,6 +834,3208 @@
     <w:p>
       <w:pPr>
         <w:rPr>
+          <w:b/>
+          <w:bCs/>
+        </w:rPr>
+      </w:pPr>
+      <w:r>
+        <w:rPr>
+          <w:b/>
+          <w:bCs/>
+        </w:rPr>
+        <w:t xml:space="preserve">No Direct Bar </w:t>
+      </w:r>
+    </w:p>
+    <w:tbl>
+      <w:tblPr>
+        <w:tblStyle w:val="TableGrid"/>
+        <w:tblW w:w="0" w:type="auto"/>
+        <w:tblLook w:val="04A0" w:firstRow="1" w:lastRow="0" w:firstColumn="1" w:lastColumn="0" w:noHBand="0" w:noVBand="1"/>
+      </w:tblPr>
+      <w:tblGrid>
+        <w:gridCol w:w="3195"/>
+        <w:gridCol w:w="3162"/>
+        <w:gridCol w:w="2993"/>
+      </w:tblGrid>
+      <w:tr>
+        <w:tc>
+          <w:tcPr>
+            <w:tcW w:w="3195" w:type="dxa"/>
+          </w:tcPr>
+          <w:p>
+            <w:pPr>
+              <w:rPr>
+                <w:b/>
+                <w:bCs/>
+              </w:rPr>
+            </w:pPr>
+            <w:r>
+              <w:rPr>
+                <w:b/>
+                <w:bCs/>
+              </w:rPr>
+              <w:t>State</w:t>
+            </w:r>
+          </w:p>
+        </w:tc>
+        <w:tc>
+          <w:tcPr>
+            <w:tcW w:w="3162" w:type="dxa"/>
+          </w:tcPr>
+          <w:p>
+            <w:pPr>
+              <w:rPr>
+                <w:b/>
+                <w:bCs/>
+              </w:rPr>
+            </w:pPr>
+            <w:r>
+              <w:rPr>
+                <w:b/>
+                <w:bCs/>
+              </w:rPr>
+              <w:t>Civil</w:t>
+            </w:r>
+          </w:p>
+        </w:tc>
+        <w:tc>
+          <w:tcPr>
+            <w:tcW w:w="2993" w:type="dxa"/>
+          </w:tcPr>
+          <w:p>
+            <w:pPr>
+              <w:rPr>
+                <w:b/>
+                <w:bCs/>
+              </w:rPr>
+            </w:pPr>
+            <w:r>
+              <w:rPr>
+                <w:b/>
+                <w:bCs/>
+              </w:rPr>
+              <w:t>Sealing</w:t>
+            </w:r>
+          </w:p>
+        </w:tc>
+      </w:tr>
+      <w:tr>
+        <w:tc>
+          <w:tcPr>
+            <w:tcW w:w="3195" w:type="dxa"/>
+          </w:tcPr>
+          <w:p>
+            <w:r>
+              <w:t>Maine</w:t>
+            </w:r>
+          </w:p>
+        </w:tc>
+        <w:tc>
+          <w:tcPr>
+            <w:tcW w:w="3162" w:type="dxa"/>
+          </w:tcPr>
+          <w:p/>
+        </w:tc>
+        <w:tc>
+          <w:tcPr>
+            <w:tcW w:w="2993" w:type="dxa"/>
+          </w:tcPr>
+          <w:p/>
+        </w:tc>
+      </w:tr>
+      <w:tr>
+        <w:tc>
+          <w:tcPr>
+            <w:tcW w:w="3195" w:type="dxa"/>
+          </w:tcPr>
+          <w:p>
+            <w:r>
+              <w:t>Massachusetts</w:t>
+            </w:r>
+          </w:p>
+        </w:tc>
+        <w:tc>
+          <w:tcPr>
+            <w:tcW w:w="3162" w:type="dxa"/>
+          </w:tcPr>
+          <w:p/>
+        </w:tc>
+        <w:tc>
+          <w:tcPr>
+            <w:tcW w:w="2993" w:type="dxa"/>
+          </w:tcPr>
+          <w:p/>
+        </w:tc>
+      </w:tr>
+      <w:tr>
+        <w:tc>
+          <w:tcPr>
+            <w:tcW w:w="3195" w:type="dxa"/>
+          </w:tcPr>
+          <w:p>
+            <w:r>
+              <w:t>New Jersey</w:t>
+            </w:r>
+          </w:p>
+        </w:tc>
+        <w:tc>
+          <w:tcPr>
+            <w:tcW w:w="3162" w:type="dxa"/>
+          </w:tcPr>
+          <w:p/>
+        </w:tc>
+        <w:tc>
+          <w:tcPr>
+            <w:tcW w:w="2993" w:type="dxa"/>
+          </w:tcPr>
+          <w:p/>
+        </w:tc>
+      </w:tr>
+      <w:tr>
+        <w:tc>
+          <w:tcPr>
+            <w:tcW w:w="3195" w:type="dxa"/>
+          </w:tcPr>
+          <w:p>
+            <w:r>
+              <w:t>Vermont</w:t>
+            </w:r>
+          </w:p>
+        </w:tc>
+        <w:tc>
+          <w:tcPr>
+            <w:tcW w:w="3162" w:type="dxa"/>
+          </w:tcPr>
+          <w:p/>
+        </w:tc>
+        <w:tc>
+          <w:tcPr>
+            <w:tcW w:w="2993" w:type="dxa"/>
+          </w:tcPr>
+          <w:p/>
+        </w:tc>
+      </w:tr>
+    </w:tbl>
+    <w:p/>
+    <w:p>
+      <w:pPr>
+        <w:rPr>
+          <w:b/>
+          <w:bCs/>
+          <w:i/>
+          <w:iCs/>
+        </w:rPr>
+      </w:pPr>
+      <w:proofErr w:type="spellStart"/>
+      <w:r>
+        <w:rPr>
+          <w:b/>
+          <w:bCs/>
+          <w:i/>
+          <w:iCs/>
+        </w:rPr>
+        <w:t>III.</w:t>
+      </w:r>
+      <w:r>
+        <w:rPr>
+          <w:b/>
+          <w:bCs/>
+          <w:i/>
+          <w:iCs/>
+        </w:rPr>
+        <w:t>Policy</w:t>
+      </w:r>
+      <w:proofErr w:type="spellEnd"/>
+      <w:r>
+        <w:rPr>
+          <w:b/>
+          <w:bCs/>
+          <w:i/>
+          <w:iCs/>
+        </w:rPr>
+        <w:t xml:space="preserve"> Interactions – or Policies Further Conditioning Real-World Eligibility</w:t>
+      </w:r>
+    </w:p>
+    <w:p>
+      <w:r>
+        <w:lastRenderedPageBreak/>
+        <w:t>(</w:t>
+      </w:r>
+      <w:r>
+        <w:t>Limited touch to other most important policies that condition what this means in practice</w:t>
+      </w:r>
+      <w:r>
+        <w:t>)</w:t>
+      </w:r>
+      <w:r>
+        <w:t>:</w:t>
+      </w:r>
+    </w:p>
+    <w:p>
+      <w:pPr>
+        <w:pStyle w:val="ListParagraph"/>
+        <w:numPr>
+          <w:ilvl w:val="0"/>
+          <w:numId w:val="63"/>
+        </w:numPr>
+      </w:pPr>
+      <w:r>
+        <w:t>Voting eligibility</w:t>
+      </w:r>
+    </w:p>
+    <w:p>
+      <w:pPr>
+        <w:pStyle w:val="ListParagraph"/>
+        <w:numPr>
+          <w:ilvl w:val="0"/>
+          <w:numId w:val="63"/>
+        </w:numPr>
+      </w:pPr>
+      <w:r>
+        <w:t>Restoration mechanisms (automatic, discretionary, both voting/candidacy)</w:t>
+      </w:r>
+    </w:p>
+    <w:p>
+      <w:pPr>
+        <w:pStyle w:val="ListParagraph"/>
+        <w:numPr>
+          <w:ilvl w:val="0"/>
+          <w:numId w:val="63"/>
+        </w:numPr>
+      </w:pPr>
+      <w:r>
+        <w:t>“Qualified Elector” + eligibility</w:t>
+      </w:r>
+    </w:p>
+    <w:p>
+      <w:pPr>
+        <w:pStyle w:val="ListParagraph"/>
+        <w:numPr>
+          <w:ilvl w:val="1"/>
+          <w:numId w:val="63"/>
+        </w:numPr>
+      </w:pPr>
+      <w:r>
+        <w:t>Not always just about voter eligibility</w:t>
+      </w:r>
+    </w:p>
+    <w:p>
+      <w:pPr>
+        <w:pStyle w:val="ListParagraph"/>
+        <w:numPr>
+          <w:ilvl w:val="0"/>
+          <w:numId w:val="63"/>
+        </w:numPr>
+      </w:pPr>
+      <w:r>
+        <w:t>Definitions of “infamous crime”</w:t>
+      </w:r>
+      <w:proofErr w:type="gramStart"/>
+      <w:r>
+        <w:t>/”high</w:t>
+      </w:r>
+      <w:proofErr w:type="gramEnd"/>
+      <w:r>
+        <w:t xml:space="preserve"> crime”</w:t>
+      </w:r>
+      <w:proofErr w:type="gramStart"/>
+      <w:r>
+        <w:t>/”moral</w:t>
+      </w:r>
+      <w:proofErr w:type="gramEnd"/>
+      <w:r>
+        <w:t xml:space="preserve"> turpitude”; financial crimes</w:t>
+      </w:r>
+    </w:p>
+    <w:p>
+      <w:pPr>
+        <w:pStyle w:val="ListParagraph"/>
+        <w:numPr>
+          <w:ilvl w:val="0"/>
+          <w:numId w:val="63"/>
+        </w:numPr>
+      </w:pPr>
+      <w:r>
+        <w:t>Records sealing/</w:t>
+      </w:r>
+      <w:proofErr w:type="gramStart"/>
+      <w:r>
+        <w:t xml:space="preserve">expungement </w:t>
+      </w:r>
+      <w:r>
+        <w:t xml:space="preserve"> x</w:t>
+      </w:r>
+      <w:proofErr w:type="gramEnd"/>
+      <w:r>
+        <w:t xml:space="preserve"> candidate disclosure obligations</w:t>
+      </w:r>
+    </w:p>
+    <w:p>
+      <w:pPr>
+        <w:pStyle w:val="ListParagraph"/>
+        <w:numPr>
+          <w:ilvl w:val="1"/>
+          <w:numId w:val="63"/>
+        </w:numPr>
+      </w:pPr>
+      <w:r>
+        <w:t xml:space="preserve">In at least two cases – those of Representative Simmons in Washington and Assemblymember Eddie Gibbs in New York -- formerly incarcerated legislators ran for office once eligible. But for Representative Cherie Cruz and Representative Leonela Felix of Rhode Island, the expungement/sealing of their records was a precondition not by law, but </w:t>
+      </w:r>
+      <w:proofErr w:type="gramStart"/>
+      <w:r>
+        <w:t>in order for</w:t>
+      </w:r>
+      <w:proofErr w:type="gramEnd"/>
+      <w:r>
+        <w:t xml:space="preserve"> them to personally feel empowered to run for office. This raises the suggestion that state policies vis-à-vis the sealing and expungement of criminal records is a relevant interaction or determining meaningful eligibility. </w:t>
+      </w:r>
+    </w:p>
+    <w:p>
+      <w:pPr>
+        <w:pStyle w:val="ListParagraph"/>
+        <w:numPr>
+          <w:ilvl w:val="1"/>
+          <w:numId w:val="63"/>
+        </w:numPr>
+      </w:pPr>
+      <w:r>
+        <w:t>finance restrictions? (maybe not relevant enough)</w:t>
+      </w:r>
+    </w:p>
+    <w:p>
+      <w:pPr>
+        <w:pStyle w:val="ListParagraph"/>
+        <w:numPr>
+          <w:ilvl w:val="0"/>
+          <w:numId w:val="63"/>
+        </w:numPr>
+      </w:pPr>
+      <w:r>
+        <w:t xml:space="preserve">  </w:t>
+      </w:r>
+      <w:r>
+        <w:t>Parole/probation restrictions on association, travel, (maybe?) fundraising activity</w:t>
+      </w:r>
+    </w:p>
+    <w:p>
+      <w:pPr>
+        <w:jc w:val="center"/>
+      </w:pPr>
+      <w:r>
+        <w:t>]</w:t>
+      </w:r>
+    </w:p>
+    <w:p/>
+    <w:p>
+      <w:pPr>
+        <w:rPr>
+          <w:b/>
+          <w:bCs/>
+        </w:rPr>
+      </w:pPr>
+      <w:r>
+        <w:rPr>
+          <w:b/>
+          <w:bCs/>
+        </w:rPr>
+        <w:t>Restoration After Sentence</w:t>
+      </w:r>
+      <w:r>
+        <w:rPr>
+          <w:b/>
+          <w:bCs/>
+        </w:rPr>
+        <w:t>, or Bars Limited to Public Office Type Convictions*</w:t>
+      </w:r>
+    </w:p>
+    <w:p>
+      <w:pPr>
+        <w:rPr>
+          <w:i/>
+          <w:iCs/>
+        </w:rPr>
+      </w:pPr>
+      <w:r>
+        <w:rPr>
+          <w:i/>
+          <w:iCs/>
+        </w:rPr>
+        <w:t>For all convictions except those pertaining to while holding public office, high crimes</w:t>
+      </w:r>
+      <w:r>
+        <w:rPr>
+          <w:i/>
+          <w:iCs/>
+        </w:rPr>
+        <w:t>, extortion of public money, “public trust,”</w:t>
+      </w:r>
+    </w:p>
+    <w:tbl>
+      <w:tblPr>
+        <w:tblStyle w:val="TableGrid"/>
+        <w:tblW w:w="0" w:type="auto"/>
+        <w:tblLook w:val="04A0" w:firstRow="1" w:lastRow="0" w:firstColumn="1" w:lastColumn="0" w:noHBand="0" w:noVBand="1"/>
+      </w:tblPr>
+      <w:tblGrid>
+        <w:gridCol w:w="3195"/>
+        <w:gridCol w:w="3162"/>
+        <w:gridCol w:w="2993"/>
+      </w:tblGrid>
+      <w:tr>
+        <w:tc>
+          <w:tcPr>
+            <w:tcW w:w="3195" w:type="dxa"/>
+          </w:tcPr>
+          <w:p>
+            <w:pPr>
+              <w:rPr>
+                <w:b/>
+                <w:bCs/>
+              </w:rPr>
+            </w:pPr>
+            <w:r>
+              <w:rPr>
+                <w:b/>
+                <w:bCs/>
+              </w:rPr>
+              <w:t>State</w:t>
+            </w:r>
+          </w:p>
+        </w:tc>
+        <w:tc>
+          <w:tcPr>
+            <w:tcW w:w="3162" w:type="dxa"/>
+          </w:tcPr>
+          <w:p>
+            <w:pPr>
+              <w:rPr>
+                <w:b/>
+                <w:bCs/>
+              </w:rPr>
+            </w:pPr>
+            <w:r>
+              <w:rPr>
+                <w:b/>
+                <w:bCs/>
+              </w:rPr>
+              <w:t>Civil</w:t>
+            </w:r>
+          </w:p>
+        </w:tc>
+        <w:tc>
+          <w:tcPr>
+            <w:tcW w:w="2993" w:type="dxa"/>
+          </w:tcPr>
+          <w:p>
+            <w:pPr>
+              <w:rPr>
+                <w:b/>
+                <w:bCs/>
+              </w:rPr>
+            </w:pPr>
+            <w:r>
+              <w:rPr>
+                <w:b/>
+                <w:bCs/>
+              </w:rPr>
+              <w:t>Sealing</w:t>
+            </w:r>
+          </w:p>
+        </w:tc>
+      </w:tr>
+      <w:tr>
+        <w:tc>
+          <w:tcPr>
+            <w:tcW w:w="3195" w:type="dxa"/>
+          </w:tcPr>
+          <w:p>
+            <w:r>
+              <w:t xml:space="preserve">Alaska </w:t>
+            </w:r>
+          </w:p>
+        </w:tc>
+        <w:tc>
+          <w:tcPr>
+            <w:tcW w:w="3162" w:type="dxa"/>
+          </w:tcPr>
+          <w:p/>
+        </w:tc>
+        <w:tc>
+          <w:tcPr>
+            <w:tcW w:w="2993" w:type="dxa"/>
+          </w:tcPr>
+          <w:p/>
+        </w:tc>
+      </w:tr>
+      <w:tr>
+        <w:tc>
+          <w:tcPr>
+            <w:tcW w:w="3195" w:type="dxa"/>
+          </w:tcPr>
+          <w:p>
+            <w:r>
+              <w:t>California*</w:t>
+            </w:r>
+          </w:p>
+        </w:tc>
+        <w:tc>
+          <w:tcPr>
+            <w:tcW w:w="3162" w:type="dxa"/>
+          </w:tcPr>
+          <w:p/>
+        </w:tc>
+        <w:tc>
+          <w:tcPr>
+            <w:tcW w:w="2993" w:type="dxa"/>
+          </w:tcPr>
+          <w:p/>
+        </w:tc>
+      </w:tr>
+      <w:tr>
+        <w:tc>
+          <w:tcPr>
+            <w:tcW w:w="3195" w:type="dxa"/>
+          </w:tcPr>
+          <w:p>
+            <w:r>
+              <w:t>Colorado*</w:t>
+            </w:r>
+          </w:p>
+        </w:tc>
+        <w:tc>
+          <w:tcPr>
+            <w:tcW w:w="3162" w:type="dxa"/>
+          </w:tcPr>
+          <w:p/>
+        </w:tc>
+        <w:tc>
+          <w:tcPr>
+            <w:tcW w:w="2993" w:type="dxa"/>
+          </w:tcPr>
+          <w:p/>
+        </w:tc>
+      </w:tr>
+      <w:tr>
+        <w:tc>
+          <w:tcPr>
+            <w:tcW w:w="3195" w:type="dxa"/>
+          </w:tcPr>
+          <w:p>
+            <w:r>
+              <w:t>Connecticut</w:t>
+            </w:r>
+          </w:p>
+        </w:tc>
+        <w:tc>
+          <w:tcPr>
+            <w:tcW w:w="3162" w:type="dxa"/>
+          </w:tcPr>
+          <w:p/>
+        </w:tc>
+        <w:tc>
+          <w:tcPr>
+            <w:tcW w:w="2993" w:type="dxa"/>
+          </w:tcPr>
+          <w:p/>
+        </w:tc>
+      </w:tr>
+      <w:tr>
+        <w:tc>
+          <w:tcPr>
+            <w:tcW w:w="3195" w:type="dxa"/>
+          </w:tcPr>
+          <w:p/>
+        </w:tc>
+        <w:tc>
+          <w:tcPr>
+            <w:tcW w:w="3162" w:type="dxa"/>
+          </w:tcPr>
+          <w:p/>
+        </w:tc>
+        <w:tc>
+          <w:tcPr>
+            <w:tcW w:w="2993" w:type="dxa"/>
+          </w:tcPr>
+          <w:p/>
+        </w:tc>
+      </w:tr>
+      <w:tr>
+        <w:tc>
+          <w:tcPr>
+            <w:tcW w:w="3195" w:type="dxa"/>
+          </w:tcPr>
+          <w:p/>
+        </w:tc>
+        <w:tc>
+          <w:tcPr>
+            <w:tcW w:w="3162" w:type="dxa"/>
+          </w:tcPr>
+          <w:p/>
+        </w:tc>
+        <w:tc>
+          <w:tcPr>
+            <w:tcW w:w="2993" w:type="dxa"/>
+          </w:tcPr>
+          <w:p/>
+        </w:tc>
+      </w:tr>
+      <w:tr>
+        <w:tc>
+          <w:tcPr>
+            <w:tcW w:w="3195" w:type="dxa"/>
+          </w:tcPr>
+          <w:p/>
+        </w:tc>
+        <w:tc>
+          <w:tcPr>
+            <w:tcW w:w="3162" w:type="dxa"/>
+          </w:tcPr>
+          <w:p/>
+        </w:tc>
+        <w:tc>
+          <w:tcPr>
+            <w:tcW w:w="2993" w:type="dxa"/>
+          </w:tcPr>
+          <w:p/>
+        </w:tc>
+      </w:tr>
+      <w:tr>
+        <w:tc>
+          <w:tcPr>
+            <w:tcW w:w="3195" w:type="dxa"/>
+          </w:tcPr>
+          <w:p/>
+        </w:tc>
+        <w:tc>
+          <w:tcPr>
+            <w:tcW w:w="3162" w:type="dxa"/>
+          </w:tcPr>
+          <w:p/>
+        </w:tc>
+        <w:tc>
+          <w:tcPr>
+            <w:tcW w:w="2993" w:type="dxa"/>
+          </w:tcPr>
+          <w:p/>
+        </w:tc>
+      </w:tr>
+    </w:tbl>
+    <w:p/>
+    <w:p>
+      <w:pPr>
+        <w:rPr>
+          <w:b/>
+          <w:bCs/>
+        </w:rPr>
+      </w:pPr>
+      <w:r>
+        <w:rPr>
+          <w:b/>
+          <w:bCs/>
+        </w:rPr>
+        <w:t>Complete or Effective Bar</w:t>
+      </w:r>
+    </w:p>
+    <w:tbl>
+      <w:tblPr>
+        <w:tblStyle w:val="TableGrid"/>
+        <w:tblW w:w="0" w:type="auto"/>
+        <w:tblLook w:val="04A0" w:firstRow="1" w:lastRow="0" w:firstColumn="1" w:lastColumn="0" w:noHBand="0" w:noVBand="1"/>
+      </w:tblPr>
+      <w:tblGrid>
+        <w:gridCol w:w="3195"/>
+        <w:gridCol w:w="3162"/>
+        <w:gridCol w:w="2993"/>
+      </w:tblGrid>
+      <w:tr>
+        <w:tc>
+          <w:tcPr>
+            <w:tcW w:w="3195" w:type="dxa"/>
+          </w:tcPr>
+          <w:p>
+            <w:pPr>
+              <w:rPr>
+                <w:b/>
+                <w:bCs/>
+              </w:rPr>
+            </w:pPr>
+            <w:r>
+              <w:rPr>
+                <w:b/>
+                <w:bCs/>
+              </w:rPr>
+              <w:t>State</w:t>
+            </w:r>
+          </w:p>
+        </w:tc>
+        <w:tc>
+          <w:tcPr>
+            <w:tcW w:w="3162" w:type="dxa"/>
+          </w:tcPr>
+          <w:p>
+            <w:pPr>
+              <w:rPr>
+                <w:b/>
+                <w:bCs/>
+              </w:rPr>
+            </w:pPr>
+            <w:r>
+              <w:rPr>
+                <w:b/>
+                <w:bCs/>
+              </w:rPr>
+              <w:t>Civil</w:t>
+            </w:r>
+          </w:p>
+        </w:tc>
+        <w:tc>
+          <w:tcPr>
+            <w:tcW w:w="2993" w:type="dxa"/>
+          </w:tcPr>
+          <w:p>
+            <w:pPr>
+              <w:rPr>
+                <w:b/>
+                <w:bCs/>
+              </w:rPr>
+            </w:pPr>
+            <w:r>
+              <w:rPr>
+                <w:b/>
+                <w:bCs/>
+              </w:rPr>
+              <w:t>Sealing</w:t>
+            </w:r>
+          </w:p>
+        </w:tc>
+      </w:tr>
+      <w:tr>
+        <w:tc>
+          <w:tcPr>
+            <w:tcW w:w="3195" w:type="dxa"/>
+          </w:tcPr>
+          <w:p/>
+        </w:tc>
+        <w:tc>
+          <w:tcPr>
+            <w:tcW w:w="3162" w:type="dxa"/>
+          </w:tcPr>
+          <w:p/>
+        </w:tc>
+        <w:tc>
+          <w:tcPr>
+            <w:tcW w:w="2993" w:type="dxa"/>
+          </w:tcPr>
+          <w:p/>
+        </w:tc>
+      </w:tr>
+      <w:tr>
+        <w:tc>
+          <w:tcPr>
+            <w:tcW w:w="3195" w:type="dxa"/>
+          </w:tcPr>
+          <w:p/>
+        </w:tc>
+        <w:tc>
+          <w:tcPr>
+            <w:tcW w:w="3162" w:type="dxa"/>
+          </w:tcPr>
+          <w:p/>
+        </w:tc>
+        <w:tc>
+          <w:tcPr>
+            <w:tcW w:w="2993" w:type="dxa"/>
+          </w:tcPr>
+          <w:p/>
+        </w:tc>
+      </w:tr>
+      <w:tr>
+        <w:tc>
+          <w:tcPr>
+            <w:tcW w:w="3195" w:type="dxa"/>
+          </w:tcPr>
+          <w:p/>
+        </w:tc>
+        <w:tc>
+          <w:tcPr>
+            <w:tcW w:w="3162" w:type="dxa"/>
+          </w:tcPr>
+          <w:p/>
+        </w:tc>
+        <w:tc>
+          <w:tcPr>
+            <w:tcW w:w="2993" w:type="dxa"/>
+          </w:tcPr>
+          <w:p/>
+        </w:tc>
+      </w:tr>
+      <w:tr>
+        <w:tc>
+          <w:tcPr>
+            <w:tcW w:w="3195" w:type="dxa"/>
+          </w:tcPr>
+          <w:p/>
+        </w:tc>
+        <w:tc>
+          <w:tcPr>
+            <w:tcW w:w="3162" w:type="dxa"/>
+          </w:tcPr>
+          <w:p/>
+        </w:tc>
+        <w:tc>
+          <w:tcPr>
+            <w:tcW w:w="2993" w:type="dxa"/>
+          </w:tcPr>
+          <w:p/>
+        </w:tc>
+      </w:tr>
+      <w:tr>
+        <w:tc>
+          <w:tcPr>
+            <w:tcW w:w="3195" w:type="dxa"/>
+          </w:tcPr>
+          <w:p/>
+        </w:tc>
+        <w:tc>
+          <w:tcPr>
+            <w:tcW w:w="3162" w:type="dxa"/>
+          </w:tcPr>
+          <w:p/>
+        </w:tc>
+        <w:tc>
+          <w:tcPr>
+            <w:tcW w:w="2993" w:type="dxa"/>
+          </w:tcPr>
+          <w:p/>
+        </w:tc>
+      </w:tr>
+      <w:tr>
+        <w:tc>
+          <w:tcPr>
+            <w:tcW w:w="3195" w:type="dxa"/>
+          </w:tcPr>
+          <w:p/>
+        </w:tc>
+        <w:tc>
+          <w:tcPr>
+            <w:tcW w:w="3162" w:type="dxa"/>
+          </w:tcPr>
+          <w:p/>
+        </w:tc>
+        <w:tc>
+          <w:tcPr>
+            <w:tcW w:w="2993" w:type="dxa"/>
+          </w:tcPr>
+          <w:p/>
+        </w:tc>
+      </w:tr>
+      <w:tr>
+        <w:tc>
+          <w:tcPr>
+            <w:tcW w:w="3195" w:type="dxa"/>
+          </w:tcPr>
+          <w:p/>
+        </w:tc>
+        <w:tc>
+          <w:tcPr>
+            <w:tcW w:w="3162" w:type="dxa"/>
+          </w:tcPr>
+          <w:p/>
+        </w:tc>
+        <w:tc>
+          <w:tcPr>
+            <w:tcW w:w="2993" w:type="dxa"/>
+          </w:tcPr>
+          <w:p/>
+        </w:tc>
+      </w:tr>
+      <w:tr>
+        <w:tc>
+          <w:tcPr>
+            <w:tcW w:w="3195" w:type="dxa"/>
+          </w:tcPr>
+          <w:p/>
+        </w:tc>
+        <w:tc>
+          <w:tcPr>
+            <w:tcW w:w="3162" w:type="dxa"/>
+          </w:tcPr>
+          <w:p/>
+        </w:tc>
+        <w:tc>
+          <w:tcPr>
+            <w:tcW w:w="2993" w:type="dxa"/>
+          </w:tcPr>
+          <w:p/>
+        </w:tc>
+      </w:tr>
+    </w:tbl>
+    <w:p>
+      <w:pPr>
+        <w:rPr>
+          <w:b/>
+          <w:bCs/>
+        </w:rPr>
+      </w:pPr>
+    </w:p>
+    <w:p>
+      <w:pPr>
+        <w:rPr>
+          <w:b/>
+          <w:bCs/>
+          <w:i/>
+          <w:iCs/>
+        </w:rPr>
+      </w:pPr>
+      <w:r>
+        <w:rPr>
+          <w:b/>
+          <w:bCs/>
+          <w:i/>
+          <w:iCs/>
+        </w:rPr>
+        <w:t>IV. Some kind of scale</w:t>
+      </w:r>
+    </w:p>
+    <w:p/>
+    <w:p>
+      <w:pPr>
+        <w:pStyle w:val="Heading2"/>
+      </w:pPr>
+      <w:r>
+        <w:t xml:space="preserve">Header to Transition into </w:t>
+      </w:r>
+      <w:r>
+        <w:t>Evidence of Directly Descriptive (Conviction) Representatives</w:t>
+      </w:r>
+    </w:p>
+    <w:p>
+      <w:r>
+        <w:t xml:space="preserve">Using </w:t>
+      </w:r>
+      <w:proofErr w:type="gramStart"/>
+      <w:r>
+        <w:t>[ ]</w:t>
+      </w:r>
+      <w:proofErr w:type="gramEnd"/>
+      <w:r>
+        <w:t xml:space="preserve"> data to measure descriptive representation has a </w:t>
+      </w:r>
+      <w:proofErr w:type="gramStart"/>
+      <w:r>
+        <w:t>long standing</w:t>
+      </w:r>
+      <w:proofErr w:type="gramEnd"/>
+      <w:r>
+        <w:t xml:space="preserve"> history in political science. However, leading scholars in the field have highlighted the need to attend to intersectional identities and experiences (Carnes and Lupu 2024). Therefore, while there are many reasons this data may be incomplete(footnote), it’s serves as a nonetheless important first step in both [something] and developing our understanding of the </w:t>
+      </w:r>
+      <w:r>
+        <w:rPr>
+          <w:i/>
+          <w:iCs/>
+        </w:rPr>
+        <w:t xml:space="preserve">direct </w:t>
+      </w:r>
+      <w:r>
+        <w:t>descriptive representation of carceral citizens. Thus, I ask: are carceral constituencies descriptively represented? In other words, what [proportion] of state legislatures are constituted by representatives who have been convicted of a crime prosecuted by the state?</w:t>
+      </w:r>
+    </w:p>
+    <w:p>
+      <w:r>
+        <w:t xml:space="preserve">Given [many] reasons, my expectation is that such representatives will be infrequent. This question may be better conceived even in terms of what percent of legislatures have even a single descriptive representative. Put more formally, </w:t>
+      </w:r>
+    </w:p>
+    <w:p>
+      <w:pPr>
+        <w:rPr>
+          <w:i/>
+          <w:iCs/>
+        </w:rPr>
+      </w:pPr>
+      <w:r>
+        <w:rPr>
+          <w:i/>
+          <w:iCs/>
+        </w:rPr>
+        <w:t>Hypotheses</w:t>
+      </w:r>
+    </w:p>
+    <w:p>
+      <w:pPr>
+        <w:pStyle w:val="ListParagraph"/>
+        <w:numPr>
+          <w:ilvl w:val="0"/>
+          <w:numId w:val="64"/>
+        </w:numPr>
+      </w:pPr>
+      <w:r>
+        <w:t>The actual number of directly impacted representatives is very small</w:t>
+      </w:r>
+    </w:p>
+    <w:p>
+      <w:pPr>
+        <w:pStyle w:val="ListParagraph"/>
+        <w:numPr>
+          <w:ilvl w:val="0"/>
+          <w:numId w:val="64"/>
+        </w:numPr>
+      </w:pPr>
+      <w:r>
+        <w:t xml:space="preserve">Hypothesis about where – </w:t>
+      </w:r>
+      <w:proofErr w:type="spellStart"/>
+      <w:r>
+        <w:t xml:space="preserve">if </w:t>
+      </w:r>
+      <w:proofErr w:type="spellEnd"/>
+      <w:r>
+        <w:t>- they will appear?</w:t>
+      </w:r>
+    </w:p>
+    <w:p>
+      <w:pPr>
+        <w:pStyle w:val="ListParagraph"/>
+        <w:numPr>
+          <w:ilvl w:val="0"/>
+          <w:numId w:val="64"/>
+        </w:numPr>
+      </w:pPr>
+      <w:r>
+        <w:t>Carceral constituencies more broadly will be descriptively under-represented</w:t>
+      </w:r>
+    </w:p>
+    <w:p>
+      <w:pPr>
+        <w:rPr>
+          <w:i/>
+          <w:iCs/>
+        </w:rPr>
+      </w:pPr>
+      <w:r>
+        <w:rPr>
+          <w:i/>
+          <w:iCs/>
+        </w:rPr>
+        <w:t>[ Do I talk about data-gathering constraints, underscore we may learn from the data anyway, then introduce additional expectation that results will be partial?]</w:t>
+      </w:r>
+    </w:p>
+    <w:p>
+      <w:pPr>
+        <w:pStyle w:val="Heading2"/>
+      </w:pPr>
+      <w:r>
+        <w:t>Methodology 1 – Construct a Dataset</w:t>
+      </w:r>
+    </w:p>
+    <w:p>
+      <w:pPr>
+        <w:pStyle w:val="ListParagraph"/>
+        <w:numPr>
+          <w:ilvl w:val="0"/>
+          <w:numId w:val="66"/>
+        </w:numPr>
+      </w:pPr>
+      <w:r>
+        <w:t xml:space="preserve">Discuss procedure for </w:t>
+      </w:r>
+      <w:proofErr w:type="gramStart"/>
+      <w:r>
+        <w:t>determining  eligible</w:t>
+      </w:r>
+      <w:proofErr w:type="gramEnd"/>
+      <w:r>
+        <w:t xml:space="preserve"> states</w:t>
+      </w:r>
+    </w:p>
+    <w:p>
+      <w:pPr>
+        <w:pStyle w:val="ListParagraph"/>
+        <w:numPr>
+          <w:ilvl w:val="1"/>
+          <w:numId w:val="66"/>
+        </w:numPr>
+      </w:pPr>
+      <w:r>
+        <w:lastRenderedPageBreak/>
+        <w:t>States where convicted are eligible</w:t>
+      </w:r>
+    </w:p>
+    <w:p>
+      <w:pPr>
+        <w:pStyle w:val="ListParagraph"/>
+        <w:numPr>
+          <w:ilvl w:val="1"/>
+          <w:numId w:val="66"/>
+        </w:numPr>
+      </w:pPr>
+      <w:r>
+        <w:t>Feasibility of accessing convictions data</w:t>
+      </w:r>
+    </w:p>
+    <w:p>
+      <w:pPr>
+        <w:pStyle w:val="ListParagraph"/>
+        <w:numPr>
+          <w:ilvl w:val="2"/>
+          <w:numId w:val="66"/>
+        </w:numPr>
+      </w:pPr>
+      <w:r>
+        <w:t>Disclosure regimes</w:t>
+      </w:r>
+    </w:p>
+    <w:p>
+      <w:pPr>
+        <w:pStyle w:val="ListParagraph"/>
+        <w:numPr>
+          <w:ilvl w:val="2"/>
+          <w:numId w:val="66"/>
+        </w:numPr>
+      </w:pPr>
+      <w:r>
+        <w:t>Organization/process</w:t>
+      </w:r>
+    </w:p>
+    <w:p>
+      <w:pPr>
+        <w:pStyle w:val="ListParagraph"/>
+        <w:numPr>
+          <w:ilvl w:val="2"/>
+          <w:numId w:val="66"/>
+        </w:numPr>
+      </w:pPr>
+      <w:r>
+        <w:t>Costs</w:t>
+      </w:r>
+    </w:p>
+    <w:p>
+      <w:pPr>
+        <w:pStyle w:val="ListParagraph"/>
+        <w:numPr>
+          <w:ilvl w:val="1"/>
+          <w:numId w:val="66"/>
+        </w:numPr>
+      </w:pPr>
+      <w:r>
+        <w:t>Feasibility of matching convictions data to PII on legislators</w:t>
+      </w:r>
+    </w:p>
+    <w:p>
+      <w:pPr>
+        <w:pStyle w:val="ListParagraph"/>
+        <w:numPr>
+          <w:ilvl w:val="2"/>
+          <w:numId w:val="66"/>
+        </w:numPr>
+      </w:pPr>
+      <w:r>
+        <w:t>Carnes &amp; Hansens 2023 as signal of birthdays</w:t>
+      </w:r>
+    </w:p>
+    <w:p>
+      <w:pPr>
+        <w:pStyle w:val="ListParagraph"/>
+        <w:numPr>
+          <w:ilvl w:val="2"/>
+          <w:numId w:val="66"/>
+        </w:numPr>
+      </w:pPr>
+      <w:r>
+        <w:t>State records also have congruent PII</w:t>
+      </w:r>
+    </w:p>
+    <w:p>
+      <w:pPr>
+        <w:pStyle w:val="ListParagraph"/>
+        <w:numPr>
+          <w:ilvl w:val="2"/>
+          <w:numId w:val="66"/>
+        </w:numPr>
+      </w:pPr>
+      <w:r>
+        <w:t>State records don’t require incongruent PII (middle name?)</w:t>
+      </w:r>
+    </w:p>
+    <w:p>
+      <w:pPr>
+        <w:pStyle w:val="ListParagraph"/>
+        <w:numPr>
+          <w:ilvl w:val="1"/>
+          <w:numId w:val="66"/>
+        </w:numPr>
+      </w:pPr>
+      <w:r>
+        <w:t xml:space="preserve">Ideal triangulation – also at least some states with robust legislative archives (sessions, hearings, </w:t>
+      </w:r>
+      <w:proofErr w:type="spellStart"/>
+      <w:r>
+        <w:t>etc</w:t>
+      </w:r>
+      <w:proofErr w:type="spellEnd"/>
+      <w:r>
+        <w:t>) for later symbolic</w:t>
+      </w:r>
+    </w:p>
+    <w:p>
+      <w:pPr>
+        <w:pStyle w:val="ListParagraph"/>
+        <w:numPr>
+          <w:ilvl w:val="2"/>
+          <w:numId w:val="66"/>
+        </w:numPr>
+      </w:pPr>
+      <w:r>
+        <w:t>Not required, but noting</w:t>
+      </w:r>
+    </w:p>
+    <w:p>
+      <w:pPr>
+        <w:pStyle w:val="ListParagraph"/>
+        <w:numPr>
+          <w:ilvl w:val="0"/>
+          <w:numId w:val="66"/>
+        </w:numPr>
+      </w:pPr>
+      <w:r>
+        <w:t>Note ideal variation in sample states</w:t>
+      </w:r>
+    </w:p>
+    <w:p>
+      <w:pPr>
+        <w:pStyle w:val="ListParagraph"/>
+        <w:numPr>
+          <w:ilvl w:val="1"/>
+          <w:numId w:val="66"/>
+        </w:numPr>
+      </w:pPr>
+      <w:r>
+        <w:t>State political environment</w:t>
+      </w:r>
+    </w:p>
+    <w:p>
+      <w:pPr>
+        <w:pStyle w:val="ListParagraph"/>
+        <w:numPr>
+          <w:ilvl w:val="1"/>
+          <w:numId w:val="66"/>
+        </w:numPr>
+      </w:pPr>
+      <w:r>
+        <w:t>Records sealing/expungement policy</w:t>
+      </w:r>
+    </w:p>
+    <w:p>
+      <w:pPr>
+        <w:pStyle w:val="ListParagraph"/>
+        <w:numPr>
+          <w:ilvl w:val="1"/>
+          <w:numId w:val="66"/>
+        </w:numPr>
+      </w:pPr>
+      <w:r>
+        <w:t>Professionalized/part time</w:t>
+      </w:r>
+    </w:p>
+    <w:p>
+      <w:pPr>
+        <w:pStyle w:val="ListParagraph"/>
+        <w:numPr>
+          <w:ilvl w:val="1"/>
+          <w:numId w:val="66"/>
+        </w:numPr>
+      </w:pPr>
+      <w:r>
+        <w:t xml:space="preserve">% public safety </w:t>
+      </w:r>
+      <w:proofErr w:type="gramStart"/>
+      <w:r>
+        <w:t>legislators ?</w:t>
+      </w:r>
+      <w:proofErr w:type="gramEnd"/>
+    </w:p>
+    <w:p>
+      <w:pPr>
+        <w:pStyle w:val="ListParagraph"/>
+        <w:numPr>
+          <w:ilvl w:val="0"/>
+          <w:numId w:val="66"/>
+        </w:numPr>
+      </w:pPr>
+      <w:r>
+        <w:t xml:space="preserve">Chosen </w:t>
+      </w:r>
+      <w:r>
+        <w:t>Sample states</w:t>
+      </w:r>
+    </w:p>
+    <w:p>
+      <w:pPr>
+        <w:rPr>
+          <w:i/>
+          <w:iCs/>
+        </w:rPr>
+      </w:pPr>
+      <w:r>
+        <w:rPr>
+          <w:i/>
+          <w:iCs/>
+        </w:rPr>
+        <w:t>No or Low Bar to Eligibility</w:t>
+      </w:r>
+    </w:p>
+    <w:tbl>
+      <w:tblPr>
+        <w:tblStyle w:val="TableGrid"/>
+        <w:tblW w:w="0" w:type="auto"/>
+        <w:tblLook w:val="04A0" w:firstRow="1" w:lastRow="0" w:firstColumn="1" w:lastColumn="0" w:noHBand="0" w:noVBand="1"/>
+      </w:tblPr>
+      <w:tblGrid>
+        <w:gridCol w:w="838"/>
+        <w:gridCol w:w="774"/>
+        <w:gridCol w:w="2059"/>
+        <w:gridCol w:w="1631"/>
+        <w:gridCol w:w="1252"/>
+        <w:gridCol w:w="1696"/>
+        <w:gridCol w:w="1100"/>
+      </w:tblGrid>
+      <w:tr>
+        <w:tc>
+          <w:tcPr>
+            <w:tcW w:w="838" w:type="dxa"/>
+          </w:tcPr>
+          <w:p>
+            <w:r>
+              <w:t>State</w:t>
+            </w:r>
+          </w:p>
+        </w:tc>
+        <w:tc>
+          <w:tcPr>
+            <w:tcW w:w="774" w:type="dxa"/>
+          </w:tcPr>
+          <w:p>
+            <w:r>
+              <w:t>Conf</w:t>
+            </w:r>
+          </w:p>
+        </w:tc>
+        <w:tc>
+          <w:tcPr>
+            <w:tcW w:w="2059" w:type="dxa"/>
+          </w:tcPr>
+          <w:p>
+            <w:r>
+              <w:t>Records</w:t>
+            </w:r>
+          </w:p>
+        </w:tc>
+        <w:tc>
+          <w:tcPr>
+            <w:tcW w:w="1631" w:type="dxa"/>
+          </w:tcPr>
+          <w:p>
+            <w:r>
+              <w:t>Cost</w:t>
+            </w:r>
+          </w:p>
+        </w:tc>
+        <w:tc>
+          <w:tcPr>
+            <w:tcW w:w="1252" w:type="dxa"/>
+          </w:tcPr>
+          <w:p>
+            <w:r>
+              <w:t>PII</w:t>
+            </w:r>
+          </w:p>
+        </w:tc>
+        <w:tc>
+          <w:tcPr>
+            <w:tcW w:w="1696" w:type="dxa"/>
+          </w:tcPr>
+          <w:p>
+            <w:r>
+              <w:t>Sealing</w:t>
+            </w:r>
+          </w:p>
+        </w:tc>
+        <w:tc>
+          <w:tcPr>
+            <w:tcW w:w="1100" w:type="dxa"/>
+          </w:tcPr>
+          <w:p>
+            <w:r>
+              <w:t>Archives</w:t>
+            </w:r>
+          </w:p>
+        </w:tc>
+      </w:tr>
+      <w:tr>
+        <w:tc>
+          <w:tcPr>
+            <w:tcW w:w="838" w:type="dxa"/>
+          </w:tcPr>
+          <w:p/>
+        </w:tc>
+        <w:tc>
+          <w:tcPr>
+            <w:tcW w:w="774" w:type="dxa"/>
+          </w:tcPr>
+          <w:p/>
+        </w:tc>
+        <w:tc>
+          <w:tcPr>
+            <w:tcW w:w="2059" w:type="dxa"/>
+          </w:tcPr>
+          <w:p/>
+        </w:tc>
+        <w:tc>
+          <w:tcPr>
+            <w:tcW w:w="1631" w:type="dxa"/>
+          </w:tcPr>
+          <w:p/>
+        </w:tc>
+        <w:tc>
+          <w:tcPr>
+            <w:tcW w:w="1252" w:type="dxa"/>
+          </w:tcPr>
+          <w:p/>
+        </w:tc>
+        <w:tc>
+          <w:tcPr>
+            <w:tcW w:w="1696" w:type="dxa"/>
+          </w:tcPr>
+          <w:p/>
+        </w:tc>
+        <w:tc>
+          <w:tcPr>
+            <w:tcW w:w="1100" w:type="dxa"/>
+          </w:tcPr>
+          <w:p/>
+        </w:tc>
+      </w:tr>
+      <w:tr>
+        <w:tc>
+          <w:tcPr>
+            <w:tcW w:w="838" w:type="dxa"/>
+          </w:tcPr>
+          <w:p>
+            <w:r>
+              <w:t>MN</w:t>
+            </w:r>
+          </w:p>
+        </w:tc>
+        <w:tc>
+          <w:tcPr>
+            <w:tcW w:w="774" w:type="dxa"/>
+          </w:tcPr>
+          <w:p>
+            <w:r>
+              <w:t>high</w:t>
+            </w:r>
+          </w:p>
+        </w:tc>
+        <w:tc>
+          <w:tcPr>
+            <w:tcW w:w="2059" w:type="dxa"/>
+          </w:tcPr>
+          <w:p>
+            <w:r>
+              <w:t xml:space="preserve">Centralized, searchable online, free, contains but does not require PII </w:t>
+            </w:r>
+          </w:p>
+        </w:tc>
+        <w:tc>
+          <w:tcPr>
+            <w:tcW w:w="1631" w:type="dxa"/>
+          </w:tcPr>
+          <w:p>
+            <w:r>
+              <w:t>0</w:t>
+            </w:r>
+          </w:p>
+        </w:tc>
+        <w:tc>
+          <w:tcPr>
+            <w:tcW w:w="1252" w:type="dxa"/>
+          </w:tcPr>
+          <w:p>
+            <w:r>
+              <w:t>171 / 201</w:t>
+            </w:r>
+          </w:p>
+        </w:tc>
+        <w:tc>
+          <w:tcPr>
+            <w:tcW w:w="1696" w:type="dxa"/>
+          </w:tcPr>
+          <w:p/>
+        </w:tc>
+        <w:tc>
+          <w:tcPr>
+            <w:tcW w:w="1100" w:type="dxa"/>
+          </w:tcPr>
+          <w:p>
+            <w:r>
+              <w:t>high</w:t>
+            </w:r>
+          </w:p>
+        </w:tc>
+      </w:tr>
+      <w:tr>
+        <w:tc>
+          <w:tcPr>
+            <w:tcW w:w="838" w:type="dxa"/>
+          </w:tcPr>
+          <w:p>
+            <w:r>
+              <w:t>ME</w:t>
+            </w:r>
+          </w:p>
+        </w:tc>
+        <w:tc>
+          <w:tcPr>
+            <w:tcW w:w="774" w:type="dxa"/>
+          </w:tcPr>
+          <w:p/>
+        </w:tc>
+        <w:tc>
+          <w:tcPr>
+            <w:tcW w:w="2059" w:type="dxa"/>
+          </w:tcPr>
+          <w:p>
+            <w:r>
+              <w:t>(a)Centralized repository does paid requests, maybe only name-based (b) at district courthouses, maybe by mail</w:t>
+            </w:r>
+          </w:p>
+        </w:tc>
+        <w:tc>
+          <w:tcPr>
+            <w:tcW w:w="1631" w:type="dxa"/>
+          </w:tcPr>
+          <w:p>
+            <w:r>
+              <w:t>(a) If central repository: $31/name; (b) no cost?</w:t>
+            </w:r>
+          </w:p>
+        </w:tc>
+        <w:tc>
+          <w:tcPr>
+            <w:tcW w:w="1252" w:type="dxa"/>
+          </w:tcPr>
+          <w:p>
+            <w:r>
+              <w:t>32 /186</w:t>
+            </w:r>
+          </w:p>
+        </w:tc>
+        <w:tc>
+          <w:tcPr>
+            <w:tcW w:w="1696" w:type="dxa"/>
+          </w:tcPr>
+          <w:p>
+            <w:r>
+              <w:t>Recent expansive, not automatic</w:t>
+            </w:r>
+          </w:p>
+        </w:tc>
+        <w:tc>
+          <w:tcPr>
+            <w:tcW w:w="1100" w:type="dxa"/>
+          </w:tcPr>
+          <w:p/>
+        </w:tc>
+      </w:tr>
+      <w:tr>
+        <w:tc>
+          <w:tcPr>
+            <w:tcW w:w="838" w:type="dxa"/>
+          </w:tcPr>
+          <w:p>
+            <w:r>
+              <w:t>MA</w:t>
+            </w:r>
+          </w:p>
+        </w:tc>
+        <w:tc>
+          <w:tcPr>
+            <w:tcW w:w="774" w:type="dxa"/>
+          </w:tcPr>
+          <w:p/>
+        </w:tc>
+        <w:tc>
+          <w:tcPr>
+            <w:tcW w:w="2059" w:type="dxa"/>
+          </w:tcPr>
+          <w:p>
+            <w:pPr>
+              <w:pStyle w:val="ListParagraph"/>
+              <w:numPr>
+                <w:ilvl w:val="0"/>
+                <w:numId w:val="67"/>
+              </w:numPr>
+            </w:pPr>
+            <w:r>
+              <w:t xml:space="preserve">CORI – contingent access; (b) Via trial </w:t>
+            </w:r>
+            <w:r>
+              <w:lastRenderedPageBreak/>
+              <w:t>courts (e-access sometimes)</w:t>
+            </w:r>
+          </w:p>
+        </w:tc>
+        <w:tc>
+          <w:tcPr>
+            <w:tcW w:w="1631" w:type="dxa"/>
+          </w:tcPr>
+          <w:p>
+            <w:pPr>
+              <w:pStyle w:val="ListParagraph"/>
+              <w:numPr>
+                <w:ilvl w:val="0"/>
+                <w:numId w:val="68"/>
+              </w:numPr>
+            </w:pPr>
+            <w:r>
+              <w:lastRenderedPageBreak/>
+              <w:t>$25/name (B) TBD</w:t>
+            </w:r>
+          </w:p>
+        </w:tc>
+        <w:tc>
+          <w:tcPr>
+            <w:tcW w:w="1252" w:type="dxa"/>
+          </w:tcPr>
+          <w:p>
+            <w:r>
+              <w:t>102/200</w:t>
+            </w:r>
+          </w:p>
+        </w:tc>
+        <w:tc>
+          <w:tcPr>
+            <w:tcW w:w="1696" w:type="dxa"/>
+          </w:tcPr>
+          <w:p>
+            <w:r>
+              <w:t>Expansive (F: 7 yrs, M: 3yrs); some automatic</w:t>
+            </w:r>
+          </w:p>
+        </w:tc>
+        <w:tc>
+          <w:tcPr>
+            <w:tcW w:w="1100" w:type="dxa"/>
+          </w:tcPr>
+          <w:p>
+            <w:r>
+              <w:t>low</w:t>
+            </w:r>
+          </w:p>
+        </w:tc>
+      </w:tr>
+      <w:tr>
+        <w:tc>
+          <w:tcPr>
+            <w:tcW w:w="838" w:type="dxa"/>
+          </w:tcPr>
+          <w:p>
+            <w:r>
+              <w:t>NJ</w:t>
+            </w:r>
+          </w:p>
+        </w:tc>
+        <w:tc>
+          <w:tcPr>
+            <w:tcW w:w="774" w:type="dxa"/>
+          </w:tcPr>
+          <w:p>
+            <w:r>
+              <w:t>High</w:t>
+            </w:r>
+          </w:p>
+        </w:tc>
+        <w:tc>
+          <w:tcPr>
+            <w:tcW w:w="2059" w:type="dxa"/>
+          </w:tcPr>
+          <w:p>
+            <w:pPr>
+              <w:pStyle w:val="ListParagraph"/>
+              <w:ind w:left="0"/>
+            </w:pPr>
+            <w:r>
+              <w:t>Centralized, searchable, free, sometimes yes sometimes no PII</w:t>
+            </w:r>
+          </w:p>
+        </w:tc>
+        <w:tc>
+          <w:tcPr>
+            <w:tcW w:w="1631" w:type="dxa"/>
+          </w:tcPr>
+          <w:p>
+            <w:pPr>
+              <w:pStyle w:val="ListParagraph"/>
+            </w:pPr>
+            <w:r>
+              <w:t>0</w:t>
+            </w:r>
+          </w:p>
+        </w:tc>
+        <w:tc>
+          <w:tcPr>
+            <w:tcW w:w="1252" w:type="dxa"/>
+          </w:tcPr>
+          <w:p>
+            <w:r>
+              <w:t>114/120</w:t>
+            </w:r>
+          </w:p>
+        </w:tc>
+        <w:tc>
+          <w:tcPr>
+            <w:tcW w:w="1696" w:type="dxa"/>
+          </w:tcPr>
+          <w:p>
+            <w:r>
+              <w:t>Expansive, expungement, 5 yrs</w:t>
+            </w:r>
+          </w:p>
+        </w:tc>
+        <w:tc>
+          <w:tcPr>
+            <w:tcW w:w="1100" w:type="dxa"/>
+          </w:tcPr>
+          <w:p>
+            <w:r>
+              <w:t>high</w:t>
+            </w:r>
+          </w:p>
+        </w:tc>
+      </w:tr>
+      <w:tr>
+        <w:tc>
+          <w:tcPr>
+            <w:tcW w:w="838" w:type="dxa"/>
+          </w:tcPr>
+          <w:p>
+            <w:r>
+              <w:t>VT</w:t>
+            </w:r>
+          </w:p>
+        </w:tc>
+        <w:tc>
+          <w:tcPr>
+            <w:tcW w:w="774" w:type="dxa"/>
+          </w:tcPr>
+          <w:p/>
+        </w:tc>
+        <w:tc>
+          <w:tcPr>
+            <w:tcW w:w="2059" w:type="dxa"/>
+          </w:tcPr>
+          <w:p>
+            <w:pPr>
+              <w:pStyle w:val="ListParagraph"/>
+              <w:ind w:left="0"/>
+            </w:pPr>
+            <w:r>
+              <w:t>access</w:t>
+            </w:r>
+          </w:p>
+        </w:tc>
+        <w:tc>
+          <w:tcPr>
+            <w:tcW w:w="1631" w:type="dxa"/>
+          </w:tcPr>
+          <w:p>
+            <w:pPr>
+              <w:pStyle w:val="ListParagraph"/>
+            </w:pPr>
+          </w:p>
+        </w:tc>
+        <w:tc>
+          <w:tcPr>
+            <w:tcW w:w="1252" w:type="dxa"/>
+          </w:tcPr>
+          <w:p/>
+        </w:tc>
+        <w:tc>
+          <w:tcPr>
+            <w:tcW w:w="1696" w:type="dxa"/>
+          </w:tcPr>
+          <w:p/>
+        </w:tc>
+        <w:tc>
+          <w:tcPr>
+            <w:tcW w:w="1100" w:type="dxa"/>
+          </w:tcPr>
+          <w:p/>
+        </w:tc>
+      </w:tr>
+    </w:tbl>
+    <w:p/>
+    <w:p>
+      <w:pPr>
+        <w:rPr>
+          <w:i/>
+          <w:iCs/>
+        </w:rPr>
+      </w:pPr>
+      <w:r>
+        <w:rPr>
+          <w:i/>
+          <w:iCs/>
+        </w:rPr>
+        <w:t>~</w:t>
+      </w:r>
+      <w:r>
+        <w:rPr>
+          <w:i/>
+          <w:iCs/>
+        </w:rPr>
+        <w:t>Eligibility</w:t>
+      </w:r>
+      <w:r>
+        <w:rPr>
+          <w:i/>
+          <w:iCs/>
+        </w:rPr>
+        <w:t xml:space="preserve"> After Sentence or Waiting </w:t>
+      </w:r>
+    </w:p>
+    <w:tbl>
+      <w:tblPr>
+        <w:tblStyle w:val="TableGrid"/>
+        <w:tblW w:w="0" w:type="auto"/>
+        <w:tblLook w:val="04A0" w:firstRow="1" w:lastRow="0" w:firstColumn="1" w:lastColumn="0" w:noHBand="0" w:noVBand="1"/>
+      </w:tblPr>
+      <w:tblGrid>
+        <w:gridCol w:w="1083"/>
+        <w:gridCol w:w="718"/>
+        <w:gridCol w:w="1631"/>
+        <w:gridCol w:w="2229"/>
+        <w:gridCol w:w="1018"/>
+        <w:gridCol w:w="1622"/>
+        <w:gridCol w:w="1049"/>
+      </w:tblGrid>
+      <w:tr>
+        <w:tc>
+          <w:tcPr>
+            <w:tcW w:w="1083" w:type="dxa"/>
+          </w:tcPr>
+          <w:p>
+            <w:r>
+              <w:t>State</w:t>
+            </w:r>
+          </w:p>
+        </w:tc>
+        <w:tc>
+          <w:tcPr>
+            <w:tcW w:w="718" w:type="dxa"/>
+          </w:tcPr>
+          <w:p>
+            <w:r>
+              <w:t>Conf</w:t>
+            </w:r>
+          </w:p>
+        </w:tc>
+        <w:tc>
+          <w:tcPr>
+            <w:tcW w:w="1631" w:type="dxa"/>
+          </w:tcPr>
+          <w:p>
+            <w:r>
+              <w:t>Records</w:t>
+            </w:r>
+          </w:p>
+        </w:tc>
+        <w:tc>
+          <w:tcPr>
+            <w:tcW w:w="2229" w:type="dxa"/>
+          </w:tcPr>
+          <w:p>
+            <w:r>
+              <w:t>Cost</w:t>
+            </w:r>
+          </w:p>
+        </w:tc>
+        <w:tc>
+          <w:tcPr>
+            <w:tcW w:w="1018" w:type="dxa"/>
+          </w:tcPr>
+          <w:p>
+            <w:r>
+              <w:t>PII</w:t>
+            </w:r>
+          </w:p>
+        </w:tc>
+        <w:tc>
+          <w:tcPr>
+            <w:tcW w:w="1622" w:type="dxa"/>
+          </w:tcPr>
+          <w:p>
+            <w:r>
+              <w:t>Sealing</w:t>
+            </w:r>
+          </w:p>
+        </w:tc>
+        <w:tc>
+          <w:tcPr>
+            <w:tcW w:w="1049" w:type="dxa"/>
+          </w:tcPr>
+          <w:p>
+            <w:r>
+              <w:t>Archives</w:t>
+            </w:r>
+          </w:p>
+        </w:tc>
+      </w:tr>
+      <w:tr>
+        <w:tc>
+          <w:tcPr>
+            <w:tcW w:w="1083" w:type="dxa"/>
+          </w:tcPr>
+          <w:p/>
+        </w:tc>
+        <w:tc>
+          <w:tcPr>
+            <w:tcW w:w="718" w:type="dxa"/>
+          </w:tcPr>
+          <w:p/>
+        </w:tc>
+        <w:tc>
+          <w:tcPr>
+            <w:tcW w:w="1631" w:type="dxa"/>
+          </w:tcPr>
+          <w:p/>
+        </w:tc>
+        <w:tc>
+          <w:tcPr>
+            <w:tcW w:w="2229" w:type="dxa"/>
+          </w:tcPr>
+          <w:p/>
+        </w:tc>
+        <w:tc>
+          <w:tcPr>
+            <w:tcW w:w="1018" w:type="dxa"/>
+          </w:tcPr>
+          <w:p/>
+        </w:tc>
+        <w:tc>
+          <w:tcPr>
+            <w:tcW w:w="1622" w:type="dxa"/>
+          </w:tcPr>
+          <w:p/>
+        </w:tc>
+        <w:tc>
+          <w:tcPr>
+            <w:tcW w:w="1049" w:type="dxa"/>
+          </w:tcPr>
+          <w:p/>
+        </w:tc>
+      </w:tr>
+      <w:tr>
+        <w:tc>
+          <w:tcPr>
+            <w:tcW w:w="1083" w:type="dxa"/>
+          </w:tcPr>
+          <w:p>
+            <w:r>
+              <w:t>NY</w:t>
+            </w:r>
+          </w:p>
+        </w:tc>
+        <w:tc>
+          <w:tcPr>
+            <w:tcW w:w="718" w:type="dxa"/>
+          </w:tcPr>
+          <w:p/>
+        </w:tc>
+        <w:tc>
+          <w:tcPr>
+            <w:tcW w:w="1631" w:type="dxa"/>
+          </w:tcPr>
+          <w:p>
+            <w:r>
+              <w:t xml:space="preserve">(A) </w:t>
+            </w:r>
+            <w:r>
+              <w:t xml:space="preserve">Centralized, </w:t>
+            </w:r>
+            <w:r>
+              <w:t>requests via mail; (b) county courts for felony, (c) district for misdemeanor</w:t>
+            </w:r>
+            <w:r>
+              <w:t xml:space="preserve"> </w:t>
+            </w:r>
+          </w:p>
+        </w:tc>
+        <w:tc>
+          <w:tcPr>
+            <w:tcW w:w="2229" w:type="dxa"/>
+          </w:tcPr>
+          <w:p>
+            <w:r>
+              <w:t xml:space="preserve">If A, $95 (per name??) </w:t>
+            </w:r>
+          </w:p>
+        </w:tc>
+        <w:tc>
+          <w:tcPr>
+            <w:tcW w:w="1018" w:type="dxa"/>
+          </w:tcPr>
+          <w:p>
+            <w:r>
+              <w:t>151/213</w:t>
+            </w:r>
+          </w:p>
+        </w:tc>
+        <w:tc>
+          <w:tcPr>
+            <w:tcW w:w="1622" w:type="dxa"/>
+          </w:tcPr>
+          <w:p>
+            <w:r>
+              <w:t>3 years misdemeanor, 8 yr felony, automatic, exceptions</w:t>
+            </w:r>
+          </w:p>
+        </w:tc>
+        <w:tc>
+          <w:tcPr>
+            <w:tcW w:w="1049" w:type="dxa"/>
+          </w:tcPr>
+          <w:p>
+            <w:r>
+              <w:t>high</w:t>
+            </w:r>
+          </w:p>
+        </w:tc>
+      </w:tr>
+      <w:tr>
+        <w:tc>
+          <w:tcPr>
+            <w:tcW w:w="1083" w:type="dxa"/>
+          </w:tcPr>
+          <w:p>
+            <w:r>
+              <w:t>N</w:t>
+            </w:r>
+            <w:r>
+              <w:t>H</w:t>
+            </w:r>
+          </w:p>
+        </w:tc>
+        <w:tc>
+          <w:tcPr>
+            <w:tcW w:w="718" w:type="dxa"/>
+          </w:tcPr>
+          <w:p>
+            <w:r>
+              <w:t>Med-low</w:t>
+            </w:r>
+          </w:p>
+        </w:tc>
+        <w:tc>
+          <w:tcPr>
+            <w:tcW w:w="1631" w:type="dxa"/>
+          </w:tcPr>
+          <w:p>
+            <w:r>
+              <w:t>(a)Centralized repository</w:t>
+            </w:r>
+            <w:r>
+              <w:t xml:space="preserve">, </w:t>
+            </w:r>
+            <w:proofErr w:type="spellStart"/>
+            <w:r>
+              <w:t>notorized</w:t>
+            </w:r>
+            <w:proofErr w:type="spellEnd"/>
+            <w:r>
+              <w:t xml:space="preserve"> mail on in person in Concord, requires known DOB</w:t>
+            </w:r>
+          </w:p>
+        </w:tc>
+        <w:tc>
+          <w:tcPr>
+            <w:tcW w:w="2229" w:type="dxa"/>
+          </w:tcPr>
+          <w:p>
+            <w:r>
+              <w:t>(a) If central repository: $</w:t>
+            </w:r>
+            <w:r>
+              <w:t>25/name</w:t>
+            </w:r>
+          </w:p>
+        </w:tc>
+        <w:tc>
+          <w:tcPr>
+            <w:tcW w:w="1018" w:type="dxa"/>
+          </w:tcPr>
+          <w:p>
+            <w:r>
+              <w:t>78</w:t>
+            </w:r>
+            <w:r>
+              <w:t>/424</w:t>
+            </w:r>
+          </w:p>
+        </w:tc>
+        <w:tc>
+          <w:tcPr>
+            <w:tcW w:w="1622" w:type="dxa"/>
+          </w:tcPr>
+          <w:p>
+            <w:r>
+              <w:t>Recent expansive, not automatic</w:t>
+            </w:r>
+          </w:p>
+        </w:tc>
+        <w:tc>
+          <w:tcPr>
+            <w:tcW w:w="1049" w:type="dxa"/>
+          </w:tcPr>
+          <w:p/>
+        </w:tc>
+      </w:tr>
+      <w:tr>
+        <w:tc>
+          <w:tcPr>
+            <w:tcW w:w="1083" w:type="dxa"/>
+          </w:tcPr>
+          <w:p>
+            <w:r>
+              <w:t>M</w:t>
+            </w:r>
+            <w:r>
+              <w:t>ontana</w:t>
+            </w:r>
+          </w:p>
+        </w:tc>
+        <w:tc>
+          <w:tcPr>
+            <w:tcW w:w="718" w:type="dxa"/>
+          </w:tcPr>
+          <w:p/>
+        </w:tc>
+        <w:tc>
+          <w:tcPr>
+            <w:tcW w:w="1631" w:type="dxa"/>
+          </w:tcPr>
+          <w:p>
+            <w:r>
+              <w:t>(A)</w:t>
+            </w:r>
+            <w:r>
+              <w:t>Centralized (transitioning); (B) via clerk of courts</w:t>
+            </w:r>
+          </w:p>
+        </w:tc>
+        <w:tc>
+          <w:tcPr>
+            <w:tcW w:w="2229" w:type="dxa"/>
+          </w:tcPr>
+          <w:p>
+            <w:pPr>
+              <w:pStyle w:val="ListParagraph"/>
+              <w:numPr>
+                <w:ilvl w:val="0"/>
+                <w:numId w:val="68"/>
+              </w:numPr>
+            </w:pPr>
+            <w:r>
+              <w:t>$25/name (B) TBD</w:t>
+            </w:r>
+          </w:p>
+        </w:tc>
+        <w:tc>
+          <w:tcPr>
+            <w:tcW w:w="1018" w:type="dxa"/>
+          </w:tcPr>
+          <w:p>
+            <w:r>
+              <w:t>100/150</w:t>
+            </w:r>
+          </w:p>
+        </w:tc>
+        <w:tc>
+          <w:tcPr>
+            <w:tcW w:w="1622" w:type="dxa"/>
+          </w:tcPr>
+          <w:p>
+            <w:r>
+              <w:t>lowest</w:t>
+            </w:r>
+          </w:p>
+        </w:tc>
+        <w:tc>
+          <w:tcPr>
+            <w:tcW w:w="1049" w:type="dxa"/>
+          </w:tcPr>
+          <w:p>
+            <w:r>
+              <w:t>low</w:t>
+            </w:r>
+          </w:p>
+        </w:tc>
+      </w:tr>
+      <w:tr>
+        <w:tc>
+          <w:tcPr>
+            <w:tcW w:w="1083" w:type="dxa"/>
+          </w:tcPr>
+          <w:p>
+            <w:r>
+              <w:t>South Dakota</w:t>
+            </w:r>
+          </w:p>
+        </w:tc>
+        <w:tc>
+          <w:tcPr>
+            <w:tcW w:w="718" w:type="dxa"/>
+          </w:tcPr>
+          <w:p/>
+        </w:tc>
+        <w:tc>
+          <w:tcPr>
+            <w:tcW w:w="1631" w:type="dxa"/>
+          </w:tcPr>
+          <w:p>
+            <w:pPr>
+              <w:pStyle w:val="ListParagraph"/>
+              <w:ind w:left="0"/>
+            </w:pPr>
+            <w:r>
+              <w:t xml:space="preserve">Centralized, searchable, </w:t>
+            </w:r>
+            <w:r>
+              <w:t xml:space="preserve">requires (?) DOB, starting 1989, (B) Free lookups </w:t>
+            </w:r>
+            <w:r>
+              <w:lastRenderedPageBreak/>
+              <w:t>at courthouses (7)</w:t>
+            </w:r>
+          </w:p>
+        </w:tc>
+        <w:tc>
+          <w:tcPr>
+            <w:tcW w:w="2229" w:type="dxa"/>
+          </w:tcPr>
+          <w:p>
+            <w:pPr>
+              <w:pStyle w:val="ListParagraph"/>
+              <w:numPr>
+                <w:ilvl w:val="0"/>
+                <w:numId w:val="69"/>
+              </w:numPr>
+            </w:pPr>
+            <w:r>
+              <w:lastRenderedPageBreak/>
+              <w:t>$20/name (B) free</w:t>
+            </w:r>
+          </w:p>
+        </w:tc>
+        <w:tc>
+          <w:tcPr>
+            <w:tcW w:w="1018" w:type="dxa"/>
+          </w:tcPr>
+          <w:p>
+            <w:r>
+              <w:t>32/</w:t>
+            </w:r>
+          </w:p>
+        </w:tc>
+        <w:tc>
+          <w:tcPr>
+            <w:tcW w:w="1622" w:type="dxa"/>
+          </w:tcPr>
+          <w:p>
+            <w:r>
+              <w:t>lowest</w:t>
+            </w:r>
+          </w:p>
+        </w:tc>
+        <w:tc>
+          <w:tcPr>
+            <w:tcW w:w="1049" w:type="dxa"/>
+          </w:tcPr>
+          <w:p>
+            <w:r>
+              <w:t>high</w:t>
+            </w:r>
+          </w:p>
+        </w:tc>
+      </w:tr>
+      <w:tr>
+        <w:tc>
+          <w:tcPr>
+            <w:tcW w:w="1083" w:type="dxa"/>
+          </w:tcPr>
+          <w:p>
+            <w:r>
+              <w:t>IL</w:t>
+            </w:r>
+          </w:p>
+        </w:tc>
+        <w:tc>
+          <w:tcPr>
+            <w:tcW w:w="718" w:type="dxa"/>
+          </w:tcPr>
+          <w:p/>
+        </w:tc>
+        <w:tc>
+          <w:tcPr>
+            <w:tcW w:w="1631" w:type="dxa"/>
+          </w:tcPr>
+          <w:p>
+            <w:pPr>
+              <w:pStyle w:val="ListParagraph"/>
+              <w:ind w:left="0"/>
+            </w:pPr>
+            <w:r>
+              <w:t>access</w:t>
+            </w:r>
+          </w:p>
+        </w:tc>
+        <w:tc>
+          <w:tcPr>
+            <w:tcW w:w="2229" w:type="dxa"/>
+          </w:tcPr>
+          <w:p>
+            <w:pPr>
+              <w:pStyle w:val="ListParagraph"/>
+            </w:pPr>
+          </w:p>
+        </w:tc>
+        <w:tc>
+          <w:tcPr>
+            <w:tcW w:w="1018" w:type="dxa"/>
+          </w:tcPr>
+          <w:p/>
+        </w:tc>
+        <w:tc>
+          <w:tcPr>
+            <w:tcW w:w="1622" w:type="dxa"/>
+          </w:tcPr>
+          <w:p/>
+        </w:tc>
+        <w:tc>
+          <w:tcPr>
+            <w:tcW w:w="1049" w:type="dxa"/>
+          </w:tcPr>
+          <w:p/>
+        </w:tc>
+      </w:tr>
+      <w:tr>
+        <w:tc>
+          <w:tcPr>
+            <w:tcW w:w="1083" w:type="dxa"/>
+          </w:tcPr>
+          <w:p>
+            <w:r>
+              <w:t>ID</w:t>
+            </w:r>
+          </w:p>
+        </w:tc>
+        <w:tc>
+          <w:tcPr>
+            <w:tcW w:w="718" w:type="dxa"/>
+          </w:tcPr>
+          <w:p/>
+        </w:tc>
+        <w:tc>
+          <w:tcPr>
+            <w:tcW w:w="1631" w:type="dxa"/>
+          </w:tcPr>
+          <w:p>
+            <w:pPr>
+              <w:pStyle w:val="ListParagraph"/>
+              <w:ind w:left="0"/>
+            </w:pPr>
+            <w:r>
+              <w:t>Request, need to ask if DOB required for name-based search</w:t>
+            </w:r>
+          </w:p>
+        </w:tc>
+        <w:tc>
+          <w:tcPr>
+            <w:tcW w:w="2229" w:type="dxa"/>
+          </w:tcPr>
+          <w:p>
+            <w:pPr>
+              <w:pStyle w:val="ListParagraph"/>
+            </w:pPr>
+            <w:r>
+              <w:t>$20</w:t>
+            </w:r>
+          </w:p>
+        </w:tc>
+        <w:tc>
+          <w:tcPr>
+            <w:tcW w:w="1018" w:type="dxa"/>
+          </w:tcPr>
+          <w:p/>
+        </w:tc>
+        <w:tc>
+          <w:tcPr>
+            <w:tcW w:w="1622" w:type="dxa"/>
+          </w:tcPr>
+          <w:p>
+            <w:r>
+              <w:t>lowest</w:t>
+            </w:r>
+          </w:p>
+        </w:tc>
+        <w:tc>
+          <w:tcPr>
+            <w:tcW w:w="1049" w:type="dxa"/>
+          </w:tcPr>
+          <w:p/>
+        </w:tc>
+      </w:tr>
+      <w:tr>
+        <w:tc>
+          <w:tcPr>
+            <w:tcW w:w="1083" w:type="dxa"/>
+          </w:tcPr>
+          <w:p>
+            <w:r>
+              <w:t>RI</w:t>
+            </w:r>
+          </w:p>
+        </w:tc>
+        <w:tc>
+          <w:tcPr>
+            <w:tcW w:w="718" w:type="dxa"/>
+          </w:tcPr>
+          <w:p/>
+        </w:tc>
+        <w:tc>
+          <w:tcPr>
+            <w:tcW w:w="1631" w:type="dxa"/>
+          </w:tcPr>
+          <w:p>
+            <w:pPr>
+              <w:pStyle w:val="ListParagraph"/>
+              <w:ind w:left="0"/>
+            </w:pPr>
+          </w:p>
+        </w:tc>
+        <w:tc>
+          <w:tcPr>
+            <w:tcW w:w="2229" w:type="dxa"/>
+          </w:tcPr>
+          <w:p>
+            <w:pPr>
+              <w:pStyle w:val="ListParagraph"/>
+            </w:pPr>
+          </w:p>
+        </w:tc>
+        <w:tc>
+          <w:tcPr>
+            <w:tcW w:w="1018" w:type="dxa"/>
+          </w:tcPr>
+          <w:p/>
+        </w:tc>
+        <w:tc>
+          <w:tcPr>
+            <w:tcW w:w="1622" w:type="dxa"/>
+          </w:tcPr>
+          <w:p/>
+        </w:tc>
+        <w:tc>
+          <w:tcPr>
+            <w:tcW w:w="1049" w:type="dxa"/>
+          </w:tcPr>
+          <w:p/>
+        </w:tc>
+      </w:tr>
+      <w:tr>
+        <w:tc>
+          <w:tcPr>
+            <w:tcW w:w="1083" w:type="dxa"/>
+          </w:tcPr>
+          <w:p>
+            <w:r>
+              <w:t>OR</w:t>
+            </w:r>
+          </w:p>
+        </w:tc>
+        <w:tc>
+          <w:tcPr>
+            <w:tcW w:w="718" w:type="dxa"/>
+          </w:tcPr>
+          <w:p/>
+        </w:tc>
+        <w:tc>
+          <w:tcPr>
+            <w:tcW w:w="1631" w:type="dxa"/>
+          </w:tcPr>
+          <w:p>
+            <w:pPr>
+              <w:pStyle w:val="ListParagraph"/>
+              <w:ind w:left="0"/>
+            </w:pPr>
+          </w:p>
+        </w:tc>
+        <w:tc>
+          <w:tcPr>
+            <w:tcW w:w="2229" w:type="dxa"/>
+          </w:tcPr>
+          <w:p>
+            <w:pPr>
+              <w:pStyle w:val="ListParagraph"/>
+            </w:pPr>
+          </w:p>
+        </w:tc>
+        <w:tc>
+          <w:tcPr>
+            <w:tcW w:w="1018" w:type="dxa"/>
+          </w:tcPr>
+          <w:p/>
+        </w:tc>
+        <w:tc>
+          <w:tcPr>
+            <w:tcW w:w="1622" w:type="dxa"/>
+          </w:tcPr>
+          <w:p/>
+        </w:tc>
+        <w:tc>
+          <w:tcPr>
+            <w:tcW w:w="1049" w:type="dxa"/>
+          </w:tcPr>
+          <w:p/>
+        </w:tc>
+      </w:tr>
+      <w:tr>
+        <w:tc>
+          <w:tcPr>
+            <w:tcW w:w="1083" w:type="dxa"/>
+          </w:tcPr>
+          <w:p>
+            <w:r>
+              <w:t>KA</w:t>
+            </w:r>
+          </w:p>
+        </w:tc>
+        <w:tc>
+          <w:tcPr>
+            <w:tcW w:w="718" w:type="dxa"/>
+          </w:tcPr>
+          <w:p/>
+        </w:tc>
+        <w:tc>
+          <w:tcPr>
+            <w:tcW w:w="1631" w:type="dxa"/>
+          </w:tcPr>
+          <w:p>
+            <w:pPr>
+              <w:pStyle w:val="ListParagraph"/>
+              <w:ind w:left="0"/>
+            </w:pPr>
+          </w:p>
+        </w:tc>
+        <w:tc>
+          <w:tcPr>
+            <w:tcW w:w="2229" w:type="dxa"/>
+          </w:tcPr>
+          <w:p>
+            <w:pPr>
+              <w:pStyle w:val="ListParagraph"/>
+            </w:pPr>
+          </w:p>
+        </w:tc>
+        <w:tc>
+          <w:tcPr>
+            <w:tcW w:w="1018" w:type="dxa"/>
+          </w:tcPr>
+          <w:p/>
+        </w:tc>
+        <w:tc>
+          <w:tcPr>
+            <w:tcW w:w="1622" w:type="dxa"/>
+          </w:tcPr>
+          <w:p/>
+        </w:tc>
+        <w:tc>
+          <w:tcPr>
+            <w:tcW w:w="1049" w:type="dxa"/>
+          </w:tcPr>
+          <w:p/>
+        </w:tc>
+      </w:tr>
+      <w:tr>
+        <w:tc>
+          <w:tcPr>
+            <w:tcW w:w="1083" w:type="dxa"/>
+          </w:tcPr>
+          <w:p>
+            <w:r>
+              <w:t>CT</w:t>
+            </w:r>
+          </w:p>
+        </w:tc>
+        <w:tc>
+          <w:tcPr>
+            <w:tcW w:w="718" w:type="dxa"/>
+          </w:tcPr>
+          <w:p/>
+        </w:tc>
+        <w:tc>
+          <w:tcPr>
+            <w:tcW w:w="1631" w:type="dxa"/>
+          </w:tcPr>
+          <w:p>
+            <w:pPr>
+              <w:pStyle w:val="ListParagraph"/>
+              <w:ind w:left="0"/>
+            </w:pPr>
+            <w:r>
+              <w:t>Confirmed access</w:t>
+            </w:r>
+          </w:p>
+        </w:tc>
+        <w:tc>
+          <w:tcPr>
+            <w:tcW w:w="2229" w:type="dxa"/>
+          </w:tcPr>
+          <w:p>
+            <w:pPr>
+              <w:pStyle w:val="ListParagraph"/>
+            </w:pPr>
+          </w:p>
+        </w:tc>
+        <w:tc>
+          <w:tcPr>
+            <w:tcW w:w="1018" w:type="dxa"/>
+          </w:tcPr>
+          <w:p/>
+        </w:tc>
+        <w:tc>
+          <w:tcPr>
+            <w:tcW w:w="1622" w:type="dxa"/>
+          </w:tcPr>
+          <w:p/>
+        </w:tc>
+        <w:tc>
+          <w:tcPr>
+            <w:tcW w:w="1049" w:type="dxa"/>
+          </w:tcPr>
+          <w:p/>
+        </w:tc>
+      </w:tr>
+      <w:tr>
+        <w:tc>
+          <w:tcPr>
+            <w:tcW w:w="1083" w:type="dxa"/>
+          </w:tcPr>
+          <w:p>
+            <w:r>
+              <w:t>TX?</w:t>
+            </w:r>
+          </w:p>
+        </w:tc>
+        <w:tc>
+          <w:tcPr>
+            <w:tcW w:w="718" w:type="dxa"/>
+          </w:tcPr>
+          <w:p/>
+        </w:tc>
+        <w:tc>
+          <w:tcPr>
+            <w:tcW w:w="1631" w:type="dxa"/>
+          </w:tcPr>
+          <w:p>
+            <w:pPr>
+              <w:pStyle w:val="ListParagraph"/>
+              <w:ind w:left="0"/>
+            </w:pPr>
+            <w:r>
+              <w:rPr>
+                <w:rFonts w:ascii="Aptos" w:hAnsi="Aptos" w:cs="Calibri"/>
+              </w:rPr>
+              <w:t>1-800-252-8683</w:t>
+            </w:r>
+          </w:p>
+        </w:tc>
+        <w:tc>
+          <w:tcPr>
+            <w:tcW w:w="2229" w:type="dxa"/>
+          </w:tcPr>
+          <w:p>
+            <w:pPr>
+              <w:pStyle w:val="ListParagraph"/>
+            </w:pPr>
+          </w:p>
+        </w:tc>
+        <w:tc>
+          <w:tcPr>
+            <w:tcW w:w="1018" w:type="dxa"/>
+          </w:tcPr>
+          <w:p/>
+        </w:tc>
+        <w:tc>
+          <w:tcPr>
+            <w:tcW w:w="1622" w:type="dxa"/>
+          </w:tcPr>
+          <w:p/>
+        </w:tc>
+        <w:tc>
+          <w:tcPr>
+            <w:tcW w:w="1049" w:type="dxa"/>
+          </w:tcPr>
+          <w:p/>
+        </w:tc>
+      </w:tr>
+      <w:tr>
+        <w:tc>
+          <w:tcPr>
+            <w:tcW w:w="1083" w:type="dxa"/>
+          </w:tcPr>
+          <w:p>
+            <w:r>
+              <w:t>WA</w:t>
+            </w:r>
+          </w:p>
+        </w:tc>
+        <w:tc>
+          <w:tcPr>
+            <w:tcW w:w="718" w:type="dxa"/>
+          </w:tcPr>
+          <w:p/>
+        </w:tc>
+        <w:tc>
+          <w:tcPr>
+            <w:tcW w:w="1631" w:type="dxa"/>
+          </w:tcPr>
+          <w:p>
+            <w:pPr>
+              <w:pStyle w:val="ListParagraph"/>
+              <w:ind w:left="0"/>
+            </w:pPr>
+            <w:r>
+              <w:t>Confirmed access</w:t>
+            </w:r>
+          </w:p>
+        </w:tc>
+        <w:tc>
+          <w:tcPr>
+            <w:tcW w:w="2229" w:type="dxa"/>
+          </w:tcPr>
+          <w:p>
+            <w:pPr>
+              <w:pStyle w:val="ListParagraph"/>
+            </w:pPr>
+          </w:p>
+        </w:tc>
+        <w:tc>
+          <w:tcPr>
+            <w:tcW w:w="1018" w:type="dxa"/>
+          </w:tcPr>
+          <w:p/>
+        </w:tc>
+        <w:tc>
+          <w:tcPr>
+            <w:tcW w:w="1622" w:type="dxa"/>
+          </w:tcPr>
+          <w:p/>
+        </w:tc>
+        <w:tc>
+          <w:tcPr>
+            <w:tcW w:w="1049" w:type="dxa"/>
+          </w:tcPr>
+          <w:p/>
+        </w:tc>
+      </w:tr>
+    </w:tbl>
+    <w:p/>
+    <w:p>
+      <w:pPr>
+        <w:rPr>
+          <w:i/>
+          <w:iCs/>
+        </w:rPr>
+      </w:pPr>
+      <w:r>
+        <w:rPr>
+          <w:i/>
+          <w:iCs/>
+        </w:rPr>
+        <w:t xml:space="preserve">Note: my basic procedure is confirming how conviction records can be attained (“confirmed” just means they can be attained), confirming routes, process and/or requirements (preference are centralized repositories), noting how many birth years Carnes &amp; Hansen have birthdays for, confirming cluster of year of births correspond to birthdays (can access complete </w:t>
+      </w:r>
+      <w:proofErr w:type="spellStart"/>
+      <w:r>
+        <w:rPr>
+          <w:i/>
+          <w:iCs/>
+        </w:rPr>
+        <w:t>bday</w:t>
+      </w:r>
+      <w:proofErr w:type="spellEnd"/>
+      <w:r>
+        <w:rPr>
+          <w:i/>
+          <w:iCs/>
+        </w:rPr>
+        <w:t>), noting sealing, and where online process, doing a test of process. Last check for reference is for presence of session and hearing archives either through legislature website or elsewhere (</w:t>
+      </w:r>
+      <w:proofErr w:type="spellStart"/>
+      <w:r>
+        <w:rPr>
+          <w:i/>
+          <w:iCs/>
+        </w:rPr>
+        <w:t>ie</w:t>
+      </w:r>
+      <w:proofErr w:type="spellEnd"/>
+      <w:r>
+        <w:rPr>
+          <w:i/>
+          <w:iCs/>
+        </w:rPr>
+        <w:t xml:space="preserve">, University of Washington houses some, </w:t>
+      </w:r>
+      <w:r>
+        <w:rPr>
+          <w:i/>
+          <w:iCs/>
+        </w:rPr>
+        <w:t xml:space="preserve">South Dakota public broadcasting houses some). As I get a sense of viable states, I’m also trying to take closer targeted looks at states that would add important </w:t>
+      </w:r>
+      <w:r>
+        <w:rPr>
+          <w:i/>
+          <w:iCs/>
+        </w:rPr>
+        <w:t>variation</w:t>
+      </w:r>
+      <w:r>
+        <w:rPr>
+          <w:i/>
+          <w:iCs/>
+        </w:rPr>
+        <w:t xml:space="preserve">. </w:t>
+      </w:r>
+    </w:p>
+    <w:p/>
+    <w:p>
+      <w:pPr>
+        <w:pStyle w:val="Heading2"/>
+      </w:pPr>
+      <w:r>
+        <w:t xml:space="preserve">Methodology 1 – </w:t>
+      </w:r>
+      <w:r>
+        <w:t>Results</w:t>
+      </w:r>
+    </w:p>
+    <w:p>
+      <w:r>
+        <w:t xml:space="preserve">I find that there are very few legislators with criminal records. Maybe I find some other things. </w:t>
+      </w:r>
+    </w:p>
+    <w:p>
+      <w:r>
+        <w:t xml:space="preserve">I present a </w:t>
+      </w:r>
+      <w:proofErr w:type="spellStart"/>
+      <w:r>
+        <w:t>table.</w:t>
+      </w:r>
+      <w:proofErr w:type="spellEnd"/>
+      <w:r>
+        <w:t xml:space="preserve"> </w:t>
+      </w:r>
+    </w:p>
+    <w:p>
+      <w:r>
+        <w:t xml:space="preserve">However, I note that we do know that there are directly impacted legislators whose records did not/would not have appeared. This raises [question A]. </w:t>
+      </w:r>
+    </w:p>
+    <w:p>
+      <w:r>
+        <w:t>Moreover, [I think that case of Liz Miranda shows how proximal identity also does important work].</w:t>
+      </w:r>
+    </w:p>
+    <w:p>
+      <w:r>
+        <w:lastRenderedPageBreak/>
+        <w:t xml:space="preserve">Thus, I propose next test: </w:t>
+      </w:r>
+    </w:p>
+    <w:p/>
+    <w:p>
+      <w:pPr>
+        <w:pStyle w:val="Heading2"/>
+      </w:pPr>
+      <w:r>
+        <w:t xml:space="preserve">Methodology </w:t>
+      </w:r>
+      <w:r>
+        <w:t>2 – (Decision Tree)</w:t>
+      </w:r>
+    </w:p>
+    <w:tbl>
+      <w:tblPr>
+        <w:tblStyle w:val="TableGrid"/>
+        <w:tblW w:w="0" w:type="auto"/>
+        <w:tblLook w:val="04A0" w:firstRow="1" w:lastRow="0" w:firstColumn="1" w:lastColumn="0" w:noHBand="0" w:noVBand="1"/>
+      </w:tblPr>
+      <w:tblGrid>
+        <w:gridCol w:w="1838"/>
+        <w:gridCol w:w="2055"/>
+        <w:gridCol w:w="1843"/>
+        <w:gridCol w:w="1821"/>
+        <w:gridCol w:w="1793"/>
+      </w:tblGrid>
+      <w:tr>
+        <w:tc>
+          <w:tcPr>
+            <w:tcW w:w="1870" w:type="dxa"/>
+          </w:tcPr>
+          <w:p/>
+        </w:tc>
+        <w:tc>
+          <w:tcPr>
+            <w:tcW w:w="1870" w:type="dxa"/>
+          </w:tcPr>
+          <w:p>
+            <w:r>
+              <w:t xml:space="preserve">Hand-Survey/Interviews </w:t>
+            </w:r>
+            <w:proofErr w:type="gramStart"/>
+            <w:r>
+              <w:t>at</w:t>
+            </w:r>
+            <w:proofErr w:type="gramEnd"/>
+            <w:r>
+              <w:t xml:space="preserve"> July 2026 NCSL</w:t>
+            </w:r>
+          </w:p>
+        </w:tc>
+        <w:tc>
+          <w:tcPr>
+            <w:tcW w:w="1870" w:type="dxa"/>
+          </w:tcPr>
+          <w:p>
+            <w:r>
+              <w:t>Interviews</w:t>
+            </w:r>
+          </w:p>
+        </w:tc>
+        <w:tc>
+          <w:tcPr>
+            <w:tcW w:w="1870" w:type="dxa"/>
+          </w:tcPr>
+          <w:p>
+            <w:r>
+              <w:t>Case Study</w:t>
+            </w:r>
+          </w:p>
+        </w:tc>
+        <w:tc>
+          <w:tcPr>
+            <w:tcW w:w="1870" w:type="dxa"/>
+          </w:tcPr>
+          <w:p/>
+        </w:tc>
+      </w:tr>
+      <w:tr>
+        <w:tc>
+          <w:tcPr>
+            <w:tcW w:w="1870" w:type="dxa"/>
+          </w:tcPr>
+          <w:p>
+            <w:r>
+              <w:t>Sampling</w:t>
+            </w:r>
+          </w:p>
+        </w:tc>
+        <w:tc>
+          <w:tcPr>
+            <w:tcW w:w="1870" w:type="dxa"/>
+          </w:tcPr>
+          <w:p>
+            <w:r>
+              <w:t>Conference-based</w:t>
+            </w:r>
+          </w:p>
+        </w:tc>
+        <w:tc>
+          <w:tcPr>
+            <w:tcW w:w="1870" w:type="dxa"/>
+          </w:tcPr>
+          <w:p/>
+        </w:tc>
+        <w:tc>
+          <w:tcPr>
+            <w:tcW w:w="1870" w:type="dxa"/>
+          </w:tcPr>
+          <w:p/>
+        </w:tc>
+        <w:tc>
+          <w:tcPr>
+            <w:tcW w:w="1870" w:type="dxa"/>
+          </w:tcPr>
+          <w:p/>
+        </w:tc>
+      </w:tr>
+      <w:tr>
+        <w:tc>
+          <w:tcPr>
+            <w:tcW w:w="1870" w:type="dxa"/>
+          </w:tcPr>
+          <w:p/>
+        </w:tc>
+        <w:tc>
+          <w:tcPr>
+            <w:tcW w:w="1870" w:type="dxa"/>
+          </w:tcPr>
+          <w:p/>
+        </w:tc>
+        <w:tc>
+          <w:tcPr>
+            <w:tcW w:w="1870" w:type="dxa"/>
+          </w:tcPr>
+          <w:p/>
+        </w:tc>
+        <w:tc>
+          <w:tcPr>
+            <w:tcW w:w="1870" w:type="dxa"/>
+          </w:tcPr>
+          <w:p/>
+        </w:tc>
+        <w:tc>
+          <w:tcPr>
+            <w:tcW w:w="1870" w:type="dxa"/>
+          </w:tcPr>
+          <w:p/>
+        </w:tc>
+      </w:tr>
+      <w:tr>
+        <w:tc>
+          <w:tcPr>
+            <w:tcW w:w="1870" w:type="dxa"/>
+          </w:tcPr>
+          <w:p>
+            <w:r>
+              <w:t>Citation</w:t>
+            </w:r>
+          </w:p>
+        </w:tc>
+        <w:tc>
+          <w:tcPr>
+            <w:tcW w:w="1870" w:type="dxa"/>
+          </w:tcPr>
+          <w:p/>
+        </w:tc>
+        <w:tc>
+          <w:tcPr>
+            <w:tcW w:w="1870" w:type="dxa"/>
+          </w:tcPr>
+          <w:p/>
+        </w:tc>
+        <w:tc>
+          <w:tcPr>
+            <w:tcW w:w="1870" w:type="dxa"/>
+          </w:tcPr>
+          <w:p/>
+        </w:tc>
+        <w:tc>
+          <w:tcPr>
+            <w:tcW w:w="1870" w:type="dxa"/>
+          </w:tcPr>
+          <w:p/>
+        </w:tc>
+      </w:tr>
+    </w:tbl>
+    <w:p/>
+    <w:p>
+      <w:pPr>
+        <w:rPr>
+          <w:b/>
+          <w:bCs/>
+        </w:rPr>
+      </w:pPr>
+      <w:r>
+        <w:rPr>
+          <w:b/>
+          <w:bCs/>
+        </w:rPr>
+        <w:br w:type="page"/>
+      </w:r>
+    </w:p>
+    <w:p>
+      <w:pPr>
+        <w:rPr>
+          <w:b/>
+          <w:bCs/>
+        </w:rPr>
+      </w:pPr>
+    </w:p>
+    <w:p>
+      <w:pPr>
+        <w:rPr>
+          <w:b/>
+          <w:bCs/>
+        </w:rPr>
+      </w:pPr>
+    </w:p>
+    <w:p>
+      <w:pPr>
+        <w:rPr>
+          <w:b/>
+          <w:bCs/>
+        </w:rPr>
+      </w:pPr>
+    </w:p>
+    <w:p>
+      <w:pPr>
+        <w:rPr>
+          <w:b/>
+          <w:bCs/>
+        </w:rPr>
+      </w:pPr>
+    </w:p>
+    <w:p>
+      <w:pPr>
+        <w:jc w:val="center"/>
+        <w:rPr>
+          <w:b/>
+          <w:bCs/>
+          <w:sz w:val="32"/>
+          <w:szCs w:val="32"/>
+        </w:rPr>
+      </w:pPr>
+      <w:r>
+        <w:rPr>
+          <w:b/>
+          <w:bCs/>
+          <w:sz w:val="32"/>
+          <w:szCs w:val="32"/>
+        </w:rPr>
+        <w:t>OLD</w:t>
+      </w:r>
+    </w:p>
+    <w:p>
+      <w:pPr>
+        <w:rPr>
+          <w:b/>
+          <w:bCs/>
+        </w:rPr>
+      </w:pPr>
+      <w:r>
+        <w:rPr>
+          <w:b/>
+          <w:bCs/>
+        </w:rPr>
+        <w:t>Direct Impact</w:t>
+      </w:r>
+    </w:p>
+    <w:p>
+      <w:pPr>
+        <w:rPr>
           <w:sz w:val="23"/>
           <w:szCs w:val="23"/>
         </w:rPr>
@@ -788,7 +4089,7 @@
           <w:sz w:val="23"/>
           <w:szCs w:val="23"/>
         </w:rPr>
-        <w:endnoteReference w:id="1"/>
+        <w:endnoteReference w:id="2"/>
       </w:r>
       <w:r>
         <w:rPr>
@@ -809,15 +4110,7 @@
           <w:sz w:val="23"/>
           <w:szCs w:val="23"/>
         </w:rPr>
-        <w:t xml:space="preserve">Second, or concurrently, I will continue to work </w:t>
-      </w:r>
-      <w:r>
-        <w:rPr>
-          <w:sz w:val="23"/>
-          <w:szCs w:val="23"/>
-        </w:rPr>
-        <w:lastRenderedPageBreak/>
-        <w:t xml:space="preserve">through matters of data availability and access in states in order of their policies vis-à-vis eligibility for office with a criminal record. </w:t>
+        <w:t xml:space="preserve">Second, or concurrently, I will continue to work through matters of data availability and access in states in order of their policies vis-à-vis eligibility for office with a criminal record. </w:t>
       </w:r>
     </w:p>
     <w:p>
@@ -957,7 +4250,11 @@
     </w:p>
     <w:p>
       <w:r>
-        <w:t>I operationalize criminal conviction as my measure of impact.  I begin here in part because state data on arrest and imprisonment are maintained at different levels of government (counties, superior courts, department of corrections) that are sometimes aggregated into an up to date and accessible centralized registry (this is supposed to be the case in Minnesota</w:t>
+        <w:t xml:space="preserve">I operationalize criminal conviction as my measure of impact.  I begin here in part because state data on arrest and imprisonment are maintained at different levels of government </w:t>
+      </w:r>
+      <w:r>
+        <w:lastRenderedPageBreak/>
+        <w:t>(counties, superior courts, department of corrections) that are sometimes aggregated into an up to date and accessible centralized registry (this is supposed to be the case in Minnesota</w:t>
       </w:r>
       <w:proofErr w:type="gramStart"/>
       <w:r>
@@ -1050,11 +4347,7 @@
     </w:p>
     <w:p>
       <w:r>
-        <w:t xml:space="preserve">While I establish the feasibility of matching data in other states, I will build a prediction model using Minnesota’s data to estimate the probability that a given legislator has a </w:t>
-      </w:r>
-      <w:r>
-        <w:lastRenderedPageBreak/>
-        <w:t xml:space="preserve">criminal conviction, given observable characteristics of legislators available in Carnes and Hansen’s 2023 dataset: a legislators age, race/ethnicity, highest attained level of education, most recent non-legislator occupation and workplace, and gender. </w:t>
+        <w:t xml:space="preserve">While I establish the feasibility of matching data in other states, I will build a prediction model using Minnesota’s data to estimate the probability that a given legislator has a criminal conviction, given observable characteristics of legislators available in Carnes and Hansen’s 2023 dataset: a legislators age, race/ethnicity, highest attained level of education, most recent non-legislator occupation and workplace, and gender. </w:t>
       </w:r>
       <w:r>
         <w:t xml:space="preserve">3: </w:t>
@@ -1124,6 +4417,7 @@
     </w:p>
     <w:p>
       <w:r>
+        <w:lastRenderedPageBreak/>
         <w:t xml:space="preserve">Ideally, I will train and test the model on multiple states. Then, for states where criminal convictions are not accessible or reliable, and where individuals with convictions are eligible to run for office, I will use available data on legislator characteristics to estimate a predicted probability for each legislator. </w:t>
       </w:r>
     </w:p>
@@ -1168,11 +4462,7 @@
         </w:numPr>
       </w:pPr>
       <w:r>
-        <w:t xml:space="preserve">It seems like there is something I should be doing with available data that shows significant differential in presence of ex law enforcement vs. public defenders/reformers: A cursory scan through Carnes and Hansens’ data shows that at least 197 (roughly 3%) of state legislators’ pre-office employment was in some </w:t>
-      </w:r>
-      <w:r>
-        <w:lastRenderedPageBreak/>
-        <w:t xml:space="preserve">form of public safety, which is roughly on par with total US employment (~2.4%). In their data, I found 1 defense attorney, 1 “criminal justice attorney,” and 7 more individuals who appeared to work for state diversion or criminal justice reform related organizations.  </w:t>
+        <w:t xml:space="preserve">It seems like there is something I should be doing with available data that shows significant differential in presence of ex law enforcement vs. public defenders/reformers: A cursory scan through Carnes and Hansens’ data shows that at least 197 (roughly 3%) of state legislators’ pre-office employment was in some form of public safety, which is roughly on par with total US employment (~2.4%). In their data, I found 1 defense attorney, 1 “criminal justice attorney,” and 7 more individuals who appeared to work for state diversion or criminal justice reform related organizations.  </w:t>
       </w:r>
     </w:p>
     <w:p>
@@ -1532,6 +4822,7 @@
                 <w:rFonts w:ascii="Aptos Narrow" w:hAnsi="Aptos Narrow"/>
                 <w:color w:val="000000"/>
               </w:rPr>
+              <w:lastRenderedPageBreak/>
               <w:t>AZ</w:t>
             </w:r>
           </w:p>
@@ -2900,7 +6191,11 @@
     </w:p>
     <w:p>
       <w:r>
-        <w:t>Regardless of their personal identity, legislators are expected to be in some form responsive to the interests/preferences of their constituencies – whether this is called responsiveness or dyadic representation (Miler). Under this conception, legislators in any given state should be most active on criminal legal reform policies when they represent districts that are most “affected</w:t>
+        <w:t xml:space="preserve">Regardless of their personal identity, legislators are expected to be in some form responsive to the interests/preferences of their constituencies – whether this is called responsiveness or dyadic representation (Miler). Under this conception, legislators in any </w:t>
+      </w:r>
+      <w:r>
+        <w:lastRenderedPageBreak/>
+        <w:t>given state should be most active on criminal legal reform policies when they represent districts that are most “affected</w:t>
       </w:r>
       <w:r>
         <w:t xml:space="preserve">.” </w:t>
@@ -3022,11 +6317,7 @@
     </w:p>
     <w:p>
       <w:r>
-        <w:t xml:space="preserve">Complicating this relationship – and differentiating it from existing studies of responsiveness that treat a “constituency” as district residents, registered voters, adults or citizens of voting age in a legislators’ district – is the fact that prisons and jails in a legislators’ district house people who may be legally domiciled elsewhere. Moreover, the </w:t>
-      </w:r>
-      <w:r>
-        <w:lastRenderedPageBreak/>
-        <w:t xml:space="preserve">only existing study to my knowledge (a Duke Law survey of Indiana legislators) shows that legislators tend not to view individuals incarcerated in or from their district as constituents, which may reflect that incarcerated individuals in or from one’s district may not be potential voters. Moreover, prisons and jails support district economies and are often uncomfortably situated in communities whose residents </w:t>
+        <w:t xml:space="preserve">Complicating this relationship – and differentiating it from existing studies of responsiveness that treat a “constituency” as district residents, registered voters, adults or citizens of voting age in a legislators’ district – is the fact that prisons and jails in a legislators’ district house people who may be legally domiciled elsewhere. Moreover, the only existing study to my knowledge (a Duke Law survey of Indiana legislators) shows that legislators tend not to view individuals incarcerated in or from their district as constituents, which may reflect that incarcerated individuals in or from one’s district may not be potential voters. Moreover, prisons and jails support district economies and are often uncomfortably situated in communities whose residents </w:t>
       </w:r>
       <w:r>
         <w:rPr>
@@ -3170,6 +6461,7 @@
     </w:p>
     <w:p>
       <w:r>
+        <w:lastRenderedPageBreak/>
         <w:t xml:space="preserve">While this does not cleanly differentiate between a carceral political economy and the degree of impact in a legislators’ community, understanding the breakdown between these two categories in any given district alone seems like a useful piece of empirical data. </w:t>
       </w:r>
     </w:p>
@@ -3352,7 +6644,6 @@
           </w:p>
           <w:p>
             <w:r>
-              <w:lastRenderedPageBreak/>
               <w:t>Will normalize/combine</w:t>
             </w:r>
           </w:p>
@@ -3593,6 +6884,7 @@
           </w:tcPr>
           <w:p>
             <w:r>
+              <w:lastRenderedPageBreak/>
               <w:t>Duration of state legislative session</w:t>
             </w:r>
           </w:p>
@@ -3768,11 +7060,7 @@
         <w:t xml:space="preserve"> 2021). The latter would make sense in a world where I collect sufficient data on the state level, develop a model that I can verify in several very disparate states, and where there is “descriptive representation” as I have presented it to be found. </w:t>
       </w:r>
       <w:r>
-        <w:t xml:space="preserve">While these kinds of approaches are especially important for understanding how ‘critical masses’ operate and </w:t>
-      </w:r>
-      <w:r>
-        <w:lastRenderedPageBreak/>
-        <w:t>when or whether the presence of historically excluded groups changes state house cultures, t</w:t>
+        <w:t>While these kinds of approaches are especially important for understanding how ‘critical masses’ operate and when or whether the presence of historically excluded groups changes state house cultures, t</w:t>
       </w:r>
       <w:r>
         <w:t xml:space="preserve">he latter point alone may well not pan out. Thus, </w:t>
@@ -3994,7 +7282,11 @@
           </w:tcPr>
           <w:p>
             <w:r>
-              <w:t>Passed (3), taken up in committee (2), committee outcome (n)</w:t>
+              <w:t xml:space="preserve">Passed (3), taken up in committee </w:t>
+            </w:r>
+            <w:r>
+              <w:lastRenderedPageBreak/>
+              <w:t>(2), committee outcome (n)</w:t>
             </w:r>
             <w:proofErr w:type="gramStart"/>
             <w:r>
@@ -4139,7 +7431,6 @@
           <w:b/>
           <w:bCs/>
         </w:rPr>
-        <w:lastRenderedPageBreak/>
         <w:t xml:space="preserve">Example: </w:t>
       </w:r>
     </w:p>
@@ -4225,6 +7516,35 @@
   <w:endnote w:id="1">
     <w:p>
       <w:pPr>
+        <w:pStyle w:val="EndnoteText"/>
+      </w:pPr>
+      <w:r>
+        <w:rPr>
+          <w:rStyle w:val="EndnoteReference"/>
+        </w:rPr>
+        <w:endnoteRef/>
+      </w:r>
+      <w:r>
+        <w:t xml:space="preserve"> See: </w:t>
+      </w:r>
+      <w:hyperlink r:id="rId1" w:history="1">
+        <w:r>
+          <w:rPr>
+            <w:rStyle w:val="Hyperlink"/>
+          </w:rPr>
+          <w:t>https://concordbridge.org/index.php/2024/04/14/is-a-prisoner-a-resident-of-town-not-when-it-comes-to-casting-a-ballot/</w:t>
+        </w:r>
+      </w:hyperlink>
+    </w:p>
+    <w:p>
+      <w:pPr>
+        <w:pStyle w:val="EndnoteText"/>
+      </w:pPr>
+    </w:p>
+  </w:endnote>
+  <w:endnote w:id="2">
+    <w:p>
+      <w:pPr>
         <w:spacing w:line="240" w:lineRule="auto"/>
         <w:rPr>
           <w:b/>
@@ -4265,7 +7585,39 @@
           <w:sz w:val="21"/>
           <w:szCs w:val="21"/>
         </w:rPr>
-        <w:t xml:space="preserve">According to the Department of Justice, 110 million people – 30% of the US population - have some form of arrest or criminal record on file in repositories across the states. Unsurprisingly, there is no single, comprehensive, publicly accessible mechanism for searching criminal justice contact across all 50 states. While private data brokers and commercial background check services aggregate records across jurisdictions, access is often restricted, incomplete, or limited to particular user categories (ie employers, federal contractors), and these services do not provide a transparent census of contact (implications for replicability?). </w:t>
+        <w:t xml:space="preserve">According to the Department of Justice, 110 million people – 30% of the US population - have some form of arrest or criminal record on file in repositories across the states. Unsurprisingly, there is no single, comprehensive, publicly accessible mechanism for searching criminal justice contact across all 50 states. While private data brokers and commercial background check services aggregate records across jurisdictions, access is often restricted, incomplete, or limited to </w:t>
+      </w:r>
+      <w:proofErr w:type="gramStart"/>
+      <w:r>
+        <w:rPr>
+          <w:sz w:val="21"/>
+          <w:szCs w:val="21"/>
+        </w:rPr>
+        <w:t>particular user</w:t>
+      </w:r>
+      <w:proofErr w:type="gramEnd"/>
+      <w:r>
+        <w:rPr>
+          <w:sz w:val="21"/>
+          <w:szCs w:val="21"/>
+        </w:rPr>
+        <w:t xml:space="preserve"> categories (</w:t>
+      </w:r>
+      <w:proofErr w:type="spellStart"/>
+      <w:r>
+        <w:rPr>
+          <w:sz w:val="21"/>
+          <w:szCs w:val="21"/>
+        </w:rPr>
+        <w:t>ie</w:t>
+      </w:r>
+      <w:proofErr w:type="spellEnd"/>
+      <w:r>
+        <w:rPr>
+          <w:sz w:val="21"/>
+          <w:szCs w:val="21"/>
+        </w:rPr>
+        <w:t xml:space="preserve"> employers, federal contractors), and these services do not provide a transparent census of contact (implications for replicability?). </w:t>
       </w:r>
     </w:p>
     <w:p>
@@ -4482,7 +7834,23 @@
           <w:sz w:val="21"/>
           <w:szCs w:val="21"/>
         </w:rPr>
-        <w:t>Substantively, arrest and charge records frequently include non-conviction data. They may reflect discretionary policing decisions, charges later dismissed, or cases that never proceed to conviction. These forms of contact may nonetheless constitute meaningful encounters with state authority and can shape political identity and state legitimacy. However, they are also more likely to be incomplete or lacking final disposition information. In contrast, RAP sheets are more comprehensive and more likely to reflect finalized case outcomes, but are often inaccessible for research without individual authorization.</w:t>
+        <w:t xml:space="preserve">Substantively, arrest and charge records frequently include non-conviction data. They may reflect discretionary policing decisions, charges later dismissed, or cases that never proceed to conviction. These forms of contact may nonetheless constitute meaningful encounters with state authority and can shape political identity and state legitimacy. However, they are also more likely to be incomplete or lacking final disposition information. In contrast, RAP sheets are more comprehensive and more likely to reflect finalized case </w:t>
+      </w:r>
+      <w:proofErr w:type="gramStart"/>
+      <w:r>
+        <w:rPr>
+          <w:sz w:val="21"/>
+          <w:szCs w:val="21"/>
+        </w:rPr>
+        <w:t>outcomes, but</w:t>
+      </w:r>
+      <w:proofErr w:type="gramEnd"/>
+      <w:r>
+        <w:rPr>
+          <w:sz w:val="21"/>
+          <w:szCs w:val="21"/>
+        </w:rPr>
+        <w:t xml:space="preserve"> are often inaccessible for research without individual authorization.</w:t>
       </w:r>
     </w:p>
     <w:p>
@@ -4686,7 +8054,23 @@
           <w:sz w:val="21"/>
           <w:szCs w:val="21"/>
         </w:rPr>
-        <w:t>To positively match a record to a legislator, name alone is insufficient. A second identifier—most commonly date of birth—is required to reduce false positives. However, personally identifiable information varies across data layers and states. Arrest and court portals sometimes display full dates of birth, sometimes only birth year, and sometimes none at all. Correctional databases frequently display birth year or age. Repository searches may rely internally on date of birth or fingerprints, but do not always display this information publicly.</w:t>
+        <w:t xml:space="preserve">To positively match a record to a legislator, name alone is insufficient. A second identifier—most commonly date of birth—is required to reduce false positives. However, personally identifiable information varies across data layers and states. Arrest and court portals sometimes display full dates of birth, sometimes only birth year, and sometimes </w:t>
+      </w:r>
+      <w:proofErr w:type="gramStart"/>
+      <w:r>
+        <w:rPr>
+          <w:sz w:val="21"/>
+          <w:szCs w:val="21"/>
+        </w:rPr>
+        <w:t>none at all</w:t>
+      </w:r>
+      <w:proofErr w:type="gramEnd"/>
+      <w:r>
+        <w:rPr>
+          <w:sz w:val="21"/>
+          <w:szCs w:val="21"/>
+        </w:rPr>
+        <w:t>. Correctional databases frequently display birth year or age. Repository searches may rely internally on date of birth or fingerprints, but do not always display this information publicly.</w:t>
       </w:r>
     </w:p>
     <w:p>
@@ -4748,7 +8132,31 @@
         <w:footnoteRef/>
       </w:r>
       <w:r>
-        <w:t xml:space="preserve"> These estimates take roughly into account state requirements for candidates to be registered voters and state disenfranchisement policies. Moreover, this does not take into account sealing and expungement processes (in New York State, for example, at least one legal office advertises help with sealing records so that individuals can apply for public jobs and also run for office. It is also worth noting that in many states, these are only pertaining to state legislature – bars are stricter, for example, on candidacy for attorney general or some local office – and that this also does not take into account state policies around juvenile convictions.</w:t>
+        <w:t xml:space="preserve"> These estimates take roughly into account state requirements for candidates to be registered voters and state disenfranchisement policies. Moreover, this does not </w:t>
+      </w:r>
+      <w:proofErr w:type="gramStart"/>
+      <w:r>
+        <w:t>take into account</w:t>
+      </w:r>
+      <w:proofErr w:type="gramEnd"/>
+      <w:r>
+        <w:t xml:space="preserve"> sealing and expungement processes (in New York State, for example, at least one legal office advertises help with sealing records so that individuals can apply for public jobs </w:t>
+      </w:r>
+      <w:proofErr w:type="gramStart"/>
+      <w:r>
+        <w:t>and also</w:t>
+      </w:r>
+      <w:proofErr w:type="gramEnd"/>
+      <w:r>
+        <w:t xml:space="preserve"> run for office. It is also worth noting that in many states, these are only pertaining to state legislature – bars are stricter, for example, on candidacy for attorney general or some local office – and that this also does not </w:t>
+      </w:r>
+      <w:proofErr w:type="gramStart"/>
+      <w:r>
+        <w:t>take into account</w:t>
+      </w:r>
+      <w:proofErr w:type="gramEnd"/>
+      <w:r>
+        <w:t xml:space="preserve"> state policies around juvenile convictions.</w:t>
       </w:r>
     </w:p>
   </w:footnote>
@@ -4871,6 +8279,119 @@
     </w:lvl>
   </w:abstractNum>
   <w:abstractNum w:abstractNumId="1" w15:restartNumberingAfterBreak="0">
+    <w:nsid w:val="062A32AC"/>
+    <w:multiLevelType w:val="hybridMultilevel"/>
+    <w:tmpl w:val="3D3820E4"/>
+    <w:lvl w:ilvl="0" w:tplc="972AC16C">
+      <w:start w:val="3"/>
+      <w:numFmt w:val="bullet"/>
+      <w:lvlText w:val="-"/>
+      <w:lvlJc w:val="left"/>
+      <w:pPr>
+        <w:ind w:left="720" w:hanging="360"/>
+      </w:pPr>
+      <w:rPr>
+        <w:rFonts w:ascii="Aptos" w:eastAsiaTheme="minorHAnsi" w:hAnsi="Aptos" w:cstheme="minorBidi" w:hint="default"/>
+      </w:rPr>
+    </w:lvl>
+    <w:lvl w:ilvl="1" w:tplc="04090003" w:tentative="1">
+      <w:start w:val="1"/>
+      <w:numFmt w:val="bullet"/>
+      <w:lvlText w:val="o"/>
+      <w:lvlJc w:val="left"/>
+      <w:pPr>
+        <w:ind w:left="1440" w:hanging="360"/>
+      </w:pPr>
+      <w:rPr>
+        <w:rFonts w:ascii="Courier New" w:hAnsi="Courier New" w:cs="Courier New" w:hint="default"/>
+      </w:rPr>
+    </w:lvl>
+    <w:lvl w:ilvl="2" w:tplc="04090005" w:tentative="1">
+      <w:start w:val="1"/>
+      <w:numFmt w:val="bullet"/>
+      <w:lvlText w:val=""/>
+      <w:lvlJc w:val="left"/>
+      <w:pPr>
+        <w:ind w:left="2160" w:hanging="360"/>
+      </w:pPr>
+      <w:rPr>
+        <w:rFonts w:ascii="Wingdings" w:hAnsi="Wingdings" w:hint="default"/>
+      </w:rPr>
+    </w:lvl>
+    <w:lvl w:ilvl="3" w:tplc="04090001" w:tentative="1">
+      <w:start w:val="1"/>
+      <w:numFmt w:val="bullet"/>
+      <w:lvlText w:val=""/>
+      <w:lvlJc w:val="left"/>
+      <w:pPr>
+        <w:ind w:left="2880" w:hanging="360"/>
+      </w:pPr>
+      <w:rPr>
+        <w:rFonts w:ascii="Symbol" w:hAnsi="Symbol" w:hint="default"/>
+      </w:rPr>
+    </w:lvl>
+    <w:lvl w:ilvl="4" w:tplc="04090003" w:tentative="1">
+      <w:start w:val="1"/>
+      <w:numFmt w:val="bullet"/>
+      <w:lvlText w:val="o"/>
+      <w:lvlJc w:val="left"/>
+      <w:pPr>
+        <w:ind w:left="3600" w:hanging="360"/>
+      </w:pPr>
+      <w:rPr>
+        <w:rFonts w:ascii="Courier New" w:hAnsi="Courier New" w:cs="Courier New" w:hint="default"/>
+      </w:rPr>
+    </w:lvl>
+    <w:lvl w:ilvl="5" w:tplc="04090005" w:tentative="1">
+      <w:start w:val="1"/>
+      <w:numFmt w:val="bullet"/>
+      <w:lvlText w:val=""/>
+      <w:lvlJc w:val="left"/>
+      <w:pPr>
+        <w:ind w:left="4320" w:hanging="360"/>
+      </w:pPr>
+      <w:rPr>
+        <w:rFonts w:ascii="Wingdings" w:hAnsi="Wingdings" w:hint="default"/>
+      </w:rPr>
+    </w:lvl>
+    <w:lvl w:ilvl="6" w:tplc="04090001" w:tentative="1">
+      <w:start w:val="1"/>
+      <w:numFmt w:val="bullet"/>
+      <w:lvlText w:val=""/>
+      <w:lvlJc w:val="left"/>
+      <w:pPr>
+        <w:ind w:left="5040" w:hanging="360"/>
+      </w:pPr>
+      <w:rPr>
+        <w:rFonts w:ascii="Symbol" w:hAnsi="Symbol" w:hint="default"/>
+      </w:rPr>
+    </w:lvl>
+    <w:lvl w:ilvl="7" w:tplc="04090003" w:tentative="1">
+      <w:start w:val="1"/>
+      <w:numFmt w:val="bullet"/>
+      <w:lvlText w:val="o"/>
+      <w:lvlJc w:val="left"/>
+      <w:pPr>
+        <w:ind w:left="5760" w:hanging="360"/>
+      </w:pPr>
+      <w:rPr>
+        <w:rFonts w:ascii="Courier New" w:hAnsi="Courier New" w:cs="Courier New" w:hint="default"/>
+      </w:rPr>
+    </w:lvl>
+    <w:lvl w:ilvl="8" w:tplc="04090005" w:tentative="1">
+      <w:start w:val="1"/>
+      <w:numFmt w:val="bullet"/>
+      <w:lvlText w:val=""/>
+      <w:lvlJc w:val="left"/>
+      <w:pPr>
+        <w:ind w:left="6480" w:hanging="360"/>
+      </w:pPr>
+      <w:rPr>
+        <w:rFonts w:ascii="Wingdings" w:hAnsi="Wingdings" w:hint="default"/>
+      </w:rPr>
+    </w:lvl>
+  </w:abstractNum>
+  <w:abstractNum w:abstractNumId="2" w15:restartNumberingAfterBreak="0">
     <w:nsid w:val="062D10FC"/>
     <w:multiLevelType w:val="hybridMultilevel"/>
     <w:tmpl w:val="78A49D5A"/>
@@ -4983,7 +8504,7 @@
       </w:rPr>
     </w:lvl>
   </w:abstractNum>
-  <w:abstractNum w:abstractNumId="2" w15:restartNumberingAfterBreak="0">
+  <w:abstractNum w:abstractNumId="3" w15:restartNumberingAfterBreak="0">
     <w:nsid w:val="06481B5D"/>
     <w:multiLevelType w:val="hybridMultilevel"/>
     <w:tmpl w:val="081C7392"/>
@@ -5096,7 +8617,120 @@
       </w:rPr>
     </w:lvl>
   </w:abstractNum>
-  <w:abstractNum w:abstractNumId="3" w15:restartNumberingAfterBreak="0">
+  <w:abstractNum w:abstractNumId="4" w15:restartNumberingAfterBreak="0">
+    <w:nsid w:val="06F803BD"/>
+    <w:multiLevelType w:val="hybridMultilevel"/>
+    <w:tmpl w:val="3000DE56"/>
+    <w:lvl w:ilvl="0" w:tplc="972AC16C">
+      <w:start w:val="4"/>
+      <w:numFmt w:val="bullet"/>
+      <w:lvlText w:val="-"/>
+      <w:lvlJc w:val="left"/>
+      <w:pPr>
+        <w:ind w:left="720" w:hanging="360"/>
+      </w:pPr>
+      <w:rPr>
+        <w:rFonts w:ascii="Aptos" w:eastAsiaTheme="minorHAnsi" w:hAnsi="Aptos" w:cstheme="minorBidi" w:hint="default"/>
+      </w:rPr>
+    </w:lvl>
+    <w:lvl w:ilvl="1" w:tplc="04090003" w:tentative="1">
+      <w:start w:val="1"/>
+      <w:numFmt w:val="bullet"/>
+      <w:lvlText w:val="o"/>
+      <w:lvlJc w:val="left"/>
+      <w:pPr>
+        <w:ind w:left="1440" w:hanging="360"/>
+      </w:pPr>
+      <w:rPr>
+        <w:rFonts w:ascii="Courier New" w:hAnsi="Courier New" w:cs="Courier New" w:hint="default"/>
+      </w:rPr>
+    </w:lvl>
+    <w:lvl w:ilvl="2" w:tplc="04090005" w:tentative="1">
+      <w:start w:val="1"/>
+      <w:numFmt w:val="bullet"/>
+      <w:lvlText w:val=""/>
+      <w:lvlJc w:val="left"/>
+      <w:pPr>
+        <w:ind w:left="2160" w:hanging="360"/>
+      </w:pPr>
+      <w:rPr>
+        <w:rFonts w:ascii="Wingdings" w:hAnsi="Wingdings" w:hint="default"/>
+      </w:rPr>
+    </w:lvl>
+    <w:lvl w:ilvl="3" w:tplc="04090001" w:tentative="1">
+      <w:start w:val="1"/>
+      <w:numFmt w:val="bullet"/>
+      <w:lvlText w:val=""/>
+      <w:lvlJc w:val="left"/>
+      <w:pPr>
+        <w:ind w:left="2880" w:hanging="360"/>
+      </w:pPr>
+      <w:rPr>
+        <w:rFonts w:ascii="Symbol" w:hAnsi="Symbol" w:hint="default"/>
+      </w:rPr>
+    </w:lvl>
+    <w:lvl w:ilvl="4" w:tplc="04090003" w:tentative="1">
+      <w:start w:val="1"/>
+      <w:numFmt w:val="bullet"/>
+      <w:lvlText w:val="o"/>
+      <w:lvlJc w:val="left"/>
+      <w:pPr>
+        <w:ind w:left="3600" w:hanging="360"/>
+      </w:pPr>
+      <w:rPr>
+        <w:rFonts w:ascii="Courier New" w:hAnsi="Courier New" w:cs="Courier New" w:hint="default"/>
+      </w:rPr>
+    </w:lvl>
+    <w:lvl w:ilvl="5" w:tplc="04090005" w:tentative="1">
+      <w:start w:val="1"/>
+      <w:numFmt w:val="bullet"/>
+      <w:lvlText w:val=""/>
+      <w:lvlJc w:val="left"/>
+      <w:pPr>
+        <w:ind w:left="4320" w:hanging="360"/>
+      </w:pPr>
+      <w:rPr>
+        <w:rFonts w:ascii="Wingdings" w:hAnsi="Wingdings" w:hint="default"/>
+      </w:rPr>
+    </w:lvl>
+    <w:lvl w:ilvl="6" w:tplc="04090001" w:tentative="1">
+      <w:start w:val="1"/>
+      <w:numFmt w:val="bullet"/>
+      <w:lvlText w:val=""/>
+      <w:lvlJc w:val="left"/>
+      <w:pPr>
+        <w:ind w:left="5040" w:hanging="360"/>
+      </w:pPr>
+      <w:rPr>
+        <w:rFonts w:ascii="Symbol" w:hAnsi="Symbol" w:hint="default"/>
+      </w:rPr>
+    </w:lvl>
+    <w:lvl w:ilvl="7" w:tplc="04090003" w:tentative="1">
+      <w:start w:val="1"/>
+      <w:numFmt w:val="bullet"/>
+      <w:lvlText w:val="o"/>
+      <w:lvlJc w:val="left"/>
+      <w:pPr>
+        <w:ind w:left="5760" w:hanging="360"/>
+      </w:pPr>
+      <w:rPr>
+        <w:rFonts w:ascii="Courier New" w:hAnsi="Courier New" w:cs="Courier New" w:hint="default"/>
+      </w:rPr>
+    </w:lvl>
+    <w:lvl w:ilvl="8" w:tplc="04090005" w:tentative="1">
+      <w:start w:val="1"/>
+      <w:numFmt w:val="bullet"/>
+      <w:lvlText w:val=""/>
+      <w:lvlJc w:val="left"/>
+      <w:pPr>
+        <w:ind w:left="6480" w:hanging="360"/>
+      </w:pPr>
+      <w:rPr>
+        <w:rFonts w:ascii="Wingdings" w:hAnsi="Wingdings" w:hint="default"/>
+      </w:rPr>
+    </w:lvl>
+  </w:abstractNum>
+  <w:abstractNum w:abstractNumId="5" w15:restartNumberingAfterBreak="0">
     <w:nsid w:val="0B502C71"/>
     <w:multiLevelType w:val="hybridMultilevel"/>
     <w:tmpl w:val="68D4F0BC"/>
@@ -5209,7 +8843,7 @@
       </w:rPr>
     </w:lvl>
   </w:abstractNum>
-  <w:abstractNum w:abstractNumId="4" w15:restartNumberingAfterBreak="0">
+  <w:abstractNum w:abstractNumId="6" w15:restartNumberingAfterBreak="0">
     <w:nsid w:val="0BA72A77"/>
     <w:multiLevelType w:val="hybridMultilevel"/>
     <w:tmpl w:val="90242692"/>
@@ -5322,7 +8956,7 @@
       </w:rPr>
     </w:lvl>
   </w:abstractNum>
-  <w:abstractNum w:abstractNumId="5" w15:restartNumberingAfterBreak="0">
+  <w:abstractNum w:abstractNumId="7" w15:restartNumberingAfterBreak="0">
     <w:nsid w:val="0BD944FD"/>
     <w:multiLevelType w:val="multilevel"/>
     <w:tmpl w:val="B966178C"/>
@@ -5471,7 +9105,96 @@
       </w:rPr>
     </w:lvl>
   </w:abstractNum>
-  <w:abstractNum w:abstractNumId="6" w15:restartNumberingAfterBreak="0">
+  <w:abstractNum w:abstractNumId="8" w15:restartNumberingAfterBreak="0">
+    <w:nsid w:val="0D6E6792"/>
+    <w:multiLevelType w:val="hybridMultilevel"/>
+    <w:tmpl w:val="7318D210"/>
+    <w:lvl w:ilvl="0" w:tplc="086A15AA">
+      <w:start w:val="1"/>
+      <w:numFmt w:val="decimal"/>
+      <w:lvlText w:val="(%1)"/>
+      <w:lvlJc w:val="left"/>
+      <w:pPr>
+        <w:ind w:left="720" w:hanging="360"/>
+      </w:pPr>
+      <w:rPr>
+        <w:rFonts w:hint="default"/>
+      </w:rPr>
+    </w:lvl>
+    <w:lvl w:ilvl="1" w:tplc="04090019" w:tentative="1">
+      <w:start w:val="1"/>
+      <w:numFmt w:val="lowerLetter"/>
+      <w:lvlText w:val="%2."/>
+      <w:lvlJc w:val="left"/>
+      <w:pPr>
+        <w:ind w:left="1440" w:hanging="360"/>
+      </w:pPr>
+    </w:lvl>
+    <w:lvl w:ilvl="2" w:tplc="0409001B" w:tentative="1">
+      <w:start w:val="1"/>
+      <w:numFmt w:val="lowerRoman"/>
+      <w:lvlText w:val="%3."/>
+      <w:lvlJc w:val="right"/>
+      <w:pPr>
+        <w:ind w:left="2160" w:hanging="180"/>
+      </w:pPr>
+    </w:lvl>
+    <w:lvl w:ilvl="3" w:tplc="0409000F" w:tentative="1">
+      <w:start w:val="1"/>
+      <w:numFmt w:val="decimal"/>
+      <w:lvlText w:val="%4."/>
+      <w:lvlJc w:val="left"/>
+      <w:pPr>
+        <w:ind w:left="2880" w:hanging="360"/>
+      </w:pPr>
+    </w:lvl>
+    <w:lvl w:ilvl="4" w:tplc="04090019" w:tentative="1">
+      <w:start w:val="1"/>
+      <w:numFmt w:val="lowerLetter"/>
+      <w:lvlText w:val="%5."/>
+      <w:lvlJc w:val="left"/>
+      <w:pPr>
+        <w:ind w:left="3600" w:hanging="360"/>
+      </w:pPr>
+    </w:lvl>
+    <w:lvl w:ilvl="5" w:tplc="0409001B" w:tentative="1">
+      <w:start w:val="1"/>
+      <w:numFmt w:val="lowerRoman"/>
+      <w:lvlText w:val="%6."/>
+      <w:lvlJc w:val="right"/>
+      <w:pPr>
+        <w:ind w:left="4320" w:hanging="180"/>
+      </w:pPr>
+    </w:lvl>
+    <w:lvl w:ilvl="6" w:tplc="0409000F" w:tentative="1">
+      <w:start w:val="1"/>
+      <w:numFmt w:val="decimal"/>
+      <w:lvlText w:val="%7."/>
+      <w:lvlJc w:val="left"/>
+      <w:pPr>
+        <w:ind w:left="5040" w:hanging="360"/>
+      </w:pPr>
+    </w:lvl>
+    <w:lvl w:ilvl="7" w:tplc="04090019" w:tentative="1">
+      <w:start w:val="1"/>
+      <w:numFmt w:val="lowerLetter"/>
+      <w:lvlText w:val="%8."/>
+      <w:lvlJc w:val="left"/>
+      <w:pPr>
+        <w:ind w:left="5760" w:hanging="360"/>
+      </w:pPr>
+    </w:lvl>
+    <w:lvl w:ilvl="8" w:tplc="0409001B" w:tentative="1">
+      <w:start w:val="1"/>
+      <w:numFmt w:val="lowerRoman"/>
+      <w:lvlText w:val="%9."/>
+      <w:lvlJc w:val="right"/>
+      <w:pPr>
+        <w:ind w:left="6480" w:hanging="180"/>
+      </w:pPr>
+    </w:lvl>
+  </w:abstractNum>
+  <w:abstractNum w:abstractNumId="9" w15:restartNumberingAfterBreak="0">
     <w:nsid w:val="12260286"/>
     <w:multiLevelType w:val="hybridMultilevel"/>
     <w:tmpl w:val="04884D46"/>
@@ -5584,7 +9307,7 @@
       </w:rPr>
     </w:lvl>
   </w:abstractNum>
-  <w:abstractNum w:abstractNumId="7" w15:restartNumberingAfterBreak="0">
+  <w:abstractNum w:abstractNumId="10" w15:restartNumberingAfterBreak="0">
     <w:nsid w:val="12D95048"/>
     <w:multiLevelType w:val="hybridMultilevel"/>
     <w:tmpl w:val="3F0E65F4"/>
@@ -5697,7 +9420,7 @@
       </w:rPr>
     </w:lvl>
   </w:abstractNum>
-  <w:abstractNum w:abstractNumId="8" w15:restartNumberingAfterBreak="0">
+  <w:abstractNum w:abstractNumId="11" w15:restartNumberingAfterBreak="0">
     <w:nsid w:val="14C9148E"/>
     <w:multiLevelType w:val="multilevel"/>
     <w:tmpl w:val="88BC0966"/>
@@ -5846,7 +9569,7 @@
       </w:rPr>
     </w:lvl>
   </w:abstractNum>
-  <w:abstractNum w:abstractNumId="9" w15:restartNumberingAfterBreak="0">
+  <w:abstractNum w:abstractNumId="12" w15:restartNumberingAfterBreak="0">
     <w:nsid w:val="155B777A"/>
     <w:multiLevelType w:val="hybridMultilevel"/>
     <w:tmpl w:val="0AA4BA04"/>
@@ -5959,7 +9682,7 @@
       </w:rPr>
     </w:lvl>
   </w:abstractNum>
-  <w:abstractNum w:abstractNumId="10" w15:restartNumberingAfterBreak="0">
+  <w:abstractNum w:abstractNumId="13" w15:restartNumberingAfterBreak="0">
     <w:nsid w:val="170140B1"/>
     <w:multiLevelType w:val="hybridMultilevel"/>
     <w:tmpl w:val="FDD44144"/>
@@ -6072,7 +9795,96 @@
       </w:rPr>
     </w:lvl>
   </w:abstractNum>
-  <w:abstractNum w:abstractNumId="11" w15:restartNumberingAfterBreak="0">
+  <w:abstractNum w:abstractNumId="14" w15:restartNumberingAfterBreak="0">
+    <w:nsid w:val="177101A0"/>
+    <w:multiLevelType w:val="hybridMultilevel"/>
+    <w:tmpl w:val="97841F28"/>
+    <w:lvl w:ilvl="0" w:tplc="04090015">
+      <w:start w:val="1"/>
+      <w:numFmt w:val="upperLetter"/>
+      <w:lvlText w:val="%1."/>
+      <w:lvlJc w:val="left"/>
+      <w:pPr>
+        <w:ind w:left="720" w:hanging="360"/>
+      </w:pPr>
+      <w:rPr>
+        <w:rFonts w:hint="default"/>
+      </w:rPr>
+    </w:lvl>
+    <w:lvl w:ilvl="1" w:tplc="04090019" w:tentative="1">
+      <w:start w:val="1"/>
+      <w:numFmt w:val="lowerLetter"/>
+      <w:lvlText w:val="%2."/>
+      <w:lvlJc w:val="left"/>
+      <w:pPr>
+        <w:ind w:left="1440" w:hanging="360"/>
+      </w:pPr>
+    </w:lvl>
+    <w:lvl w:ilvl="2" w:tplc="0409001B" w:tentative="1">
+      <w:start w:val="1"/>
+      <w:numFmt w:val="lowerRoman"/>
+      <w:lvlText w:val="%3."/>
+      <w:lvlJc w:val="right"/>
+      <w:pPr>
+        <w:ind w:left="2160" w:hanging="180"/>
+      </w:pPr>
+    </w:lvl>
+    <w:lvl w:ilvl="3" w:tplc="0409000F" w:tentative="1">
+      <w:start w:val="1"/>
+      <w:numFmt w:val="decimal"/>
+      <w:lvlText w:val="%4."/>
+      <w:lvlJc w:val="left"/>
+      <w:pPr>
+        <w:ind w:left="2880" w:hanging="360"/>
+      </w:pPr>
+    </w:lvl>
+    <w:lvl w:ilvl="4" w:tplc="04090019" w:tentative="1">
+      <w:start w:val="1"/>
+      <w:numFmt w:val="lowerLetter"/>
+      <w:lvlText w:val="%5."/>
+      <w:lvlJc w:val="left"/>
+      <w:pPr>
+        <w:ind w:left="3600" w:hanging="360"/>
+      </w:pPr>
+    </w:lvl>
+    <w:lvl w:ilvl="5" w:tplc="0409001B" w:tentative="1">
+      <w:start w:val="1"/>
+      <w:numFmt w:val="lowerRoman"/>
+      <w:lvlText w:val="%6."/>
+      <w:lvlJc w:val="right"/>
+      <w:pPr>
+        <w:ind w:left="4320" w:hanging="180"/>
+      </w:pPr>
+    </w:lvl>
+    <w:lvl w:ilvl="6" w:tplc="0409000F" w:tentative="1">
+      <w:start w:val="1"/>
+      <w:numFmt w:val="decimal"/>
+      <w:lvlText w:val="%7."/>
+      <w:lvlJc w:val="left"/>
+      <w:pPr>
+        <w:ind w:left="5040" w:hanging="360"/>
+      </w:pPr>
+    </w:lvl>
+    <w:lvl w:ilvl="7" w:tplc="04090019" w:tentative="1">
+      <w:start w:val="1"/>
+      <w:numFmt w:val="lowerLetter"/>
+      <w:lvlText w:val="%8."/>
+      <w:lvlJc w:val="left"/>
+      <w:pPr>
+        <w:ind w:left="5760" w:hanging="360"/>
+      </w:pPr>
+    </w:lvl>
+    <w:lvl w:ilvl="8" w:tplc="0409001B" w:tentative="1">
+      <w:start w:val="1"/>
+      <w:numFmt w:val="lowerRoman"/>
+      <w:lvlText w:val="%9."/>
+      <w:lvlJc w:val="right"/>
+      <w:pPr>
+        <w:ind w:left="6480" w:hanging="180"/>
+      </w:pPr>
+    </w:lvl>
+  </w:abstractNum>
+  <w:abstractNum w:abstractNumId="15" w15:restartNumberingAfterBreak="0">
     <w:nsid w:val="186B7738"/>
     <w:multiLevelType w:val="multilevel"/>
     <w:tmpl w:val="080C0116"/>
@@ -6221,7 +10033,96 @@
       </w:rPr>
     </w:lvl>
   </w:abstractNum>
-  <w:abstractNum w:abstractNumId="12" w15:restartNumberingAfterBreak="0">
+  <w:abstractNum w:abstractNumId="16" w15:restartNumberingAfterBreak="0">
+    <w:nsid w:val="1C272AAF"/>
+    <w:multiLevelType w:val="hybridMultilevel"/>
+    <w:tmpl w:val="00563A72"/>
+    <w:lvl w:ilvl="0" w:tplc="04090015">
+      <w:start w:val="1"/>
+      <w:numFmt w:val="upperLetter"/>
+      <w:lvlText w:val="%1."/>
+      <w:lvlJc w:val="left"/>
+      <w:pPr>
+        <w:ind w:left="720" w:hanging="360"/>
+      </w:pPr>
+      <w:rPr>
+        <w:rFonts w:hint="default"/>
+      </w:rPr>
+    </w:lvl>
+    <w:lvl w:ilvl="1" w:tplc="04090019">
+      <w:start w:val="1"/>
+      <w:numFmt w:val="lowerLetter"/>
+      <w:lvlText w:val="%2."/>
+      <w:lvlJc w:val="left"/>
+      <w:pPr>
+        <w:ind w:left="1440" w:hanging="360"/>
+      </w:pPr>
+    </w:lvl>
+    <w:lvl w:ilvl="2" w:tplc="0409001B">
+      <w:start w:val="1"/>
+      <w:numFmt w:val="lowerRoman"/>
+      <w:lvlText w:val="%3."/>
+      <w:lvlJc w:val="right"/>
+      <w:pPr>
+        <w:ind w:left="2160" w:hanging="180"/>
+      </w:pPr>
+    </w:lvl>
+    <w:lvl w:ilvl="3" w:tplc="0409000F" w:tentative="1">
+      <w:start w:val="1"/>
+      <w:numFmt w:val="decimal"/>
+      <w:lvlText w:val="%4."/>
+      <w:lvlJc w:val="left"/>
+      <w:pPr>
+        <w:ind w:left="2880" w:hanging="360"/>
+      </w:pPr>
+    </w:lvl>
+    <w:lvl w:ilvl="4" w:tplc="04090019" w:tentative="1">
+      <w:start w:val="1"/>
+      <w:numFmt w:val="lowerLetter"/>
+      <w:lvlText w:val="%5."/>
+      <w:lvlJc w:val="left"/>
+      <w:pPr>
+        <w:ind w:left="3600" w:hanging="360"/>
+      </w:pPr>
+    </w:lvl>
+    <w:lvl w:ilvl="5" w:tplc="0409001B" w:tentative="1">
+      <w:start w:val="1"/>
+      <w:numFmt w:val="lowerRoman"/>
+      <w:lvlText w:val="%6."/>
+      <w:lvlJc w:val="right"/>
+      <w:pPr>
+        <w:ind w:left="4320" w:hanging="180"/>
+      </w:pPr>
+    </w:lvl>
+    <w:lvl w:ilvl="6" w:tplc="0409000F" w:tentative="1">
+      <w:start w:val="1"/>
+      <w:numFmt w:val="decimal"/>
+      <w:lvlText w:val="%7."/>
+      <w:lvlJc w:val="left"/>
+      <w:pPr>
+        <w:ind w:left="5040" w:hanging="360"/>
+      </w:pPr>
+    </w:lvl>
+    <w:lvl w:ilvl="7" w:tplc="04090019" w:tentative="1">
+      <w:start w:val="1"/>
+      <w:numFmt w:val="lowerLetter"/>
+      <w:lvlText w:val="%8."/>
+      <w:lvlJc w:val="left"/>
+      <w:pPr>
+        <w:ind w:left="5760" w:hanging="360"/>
+      </w:pPr>
+    </w:lvl>
+    <w:lvl w:ilvl="8" w:tplc="0409001B" w:tentative="1">
+      <w:start w:val="1"/>
+      <w:numFmt w:val="lowerRoman"/>
+      <w:lvlText w:val="%9."/>
+      <w:lvlJc w:val="right"/>
+      <w:pPr>
+        <w:ind w:left="6480" w:hanging="180"/>
+      </w:pPr>
+    </w:lvl>
+  </w:abstractNum>
+  <w:abstractNum w:abstractNumId="17" w15:restartNumberingAfterBreak="0">
     <w:nsid w:val="1D2D752E"/>
     <w:multiLevelType w:val="hybridMultilevel"/>
     <w:tmpl w:val="CB3E92F0"/>
@@ -6334,7 +10235,7 @@
       </w:rPr>
     </w:lvl>
   </w:abstractNum>
-  <w:abstractNum w:abstractNumId="13" w15:restartNumberingAfterBreak="0">
+  <w:abstractNum w:abstractNumId="18" w15:restartNumberingAfterBreak="0">
     <w:nsid w:val="1DDF3554"/>
     <w:multiLevelType w:val="multilevel"/>
     <w:tmpl w:val="4DBA2E1C"/>
@@ -6483,7 +10384,7 @@
       </w:rPr>
     </w:lvl>
   </w:abstractNum>
-  <w:abstractNum w:abstractNumId="14" w15:restartNumberingAfterBreak="0">
+  <w:abstractNum w:abstractNumId="19" w15:restartNumberingAfterBreak="0">
     <w:nsid w:val="1E06041A"/>
     <w:multiLevelType w:val="multilevel"/>
     <w:tmpl w:val="EDAA2CB0"/>
@@ -6632,7 +10533,7 @@
       </w:rPr>
     </w:lvl>
   </w:abstractNum>
-  <w:abstractNum w:abstractNumId="15" w15:restartNumberingAfterBreak="0">
+  <w:abstractNum w:abstractNumId="20" w15:restartNumberingAfterBreak="0">
     <w:nsid w:val="1E903502"/>
     <w:multiLevelType w:val="multilevel"/>
     <w:tmpl w:val="9C84E810"/>
@@ -6781,7 +10682,7 @@
       </w:rPr>
     </w:lvl>
   </w:abstractNum>
-  <w:abstractNum w:abstractNumId="16" w15:restartNumberingAfterBreak="0">
+  <w:abstractNum w:abstractNumId="21" w15:restartNumberingAfterBreak="0">
     <w:nsid w:val="20A34A59"/>
     <w:multiLevelType w:val="multilevel"/>
     <w:tmpl w:val="F22E6CEE"/>
@@ -6930,7 +10831,7 @@
       </w:rPr>
     </w:lvl>
   </w:abstractNum>
-  <w:abstractNum w:abstractNumId="17" w15:restartNumberingAfterBreak="0">
+  <w:abstractNum w:abstractNumId="22" w15:restartNumberingAfterBreak="0">
     <w:nsid w:val="271918A1"/>
     <w:multiLevelType w:val="multilevel"/>
     <w:tmpl w:val="1C928D50"/>
@@ -7079,7 +10980,7 @@
       </w:rPr>
     </w:lvl>
   </w:abstractNum>
-  <w:abstractNum w:abstractNumId="18" w15:restartNumberingAfterBreak="0">
+  <w:abstractNum w:abstractNumId="23" w15:restartNumberingAfterBreak="0">
     <w:nsid w:val="2D0D7F26"/>
     <w:multiLevelType w:val="hybridMultilevel"/>
     <w:tmpl w:val="63F291CC"/>
@@ -7192,7 +11093,7 @@
       </w:rPr>
     </w:lvl>
   </w:abstractNum>
-  <w:abstractNum w:abstractNumId="19" w15:restartNumberingAfterBreak="0">
+  <w:abstractNum w:abstractNumId="24" w15:restartNumberingAfterBreak="0">
     <w:nsid w:val="2E74583C"/>
     <w:multiLevelType w:val="hybridMultilevel"/>
     <w:tmpl w:val="0EF8C076"/>
@@ -7281,7 +11182,7 @@
       </w:pPr>
     </w:lvl>
   </w:abstractNum>
-  <w:abstractNum w:abstractNumId="20" w15:restartNumberingAfterBreak="0">
+  <w:abstractNum w:abstractNumId="25" w15:restartNumberingAfterBreak="0">
     <w:nsid w:val="2EDE42FA"/>
     <w:multiLevelType w:val="hybridMultilevel"/>
     <w:tmpl w:val="6D525656"/>
@@ -7394,7 +11295,7 @@
       </w:rPr>
     </w:lvl>
   </w:abstractNum>
-  <w:abstractNum w:abstractNumId="21" w15:restartNumberingAfterBreak="0">
+  <w:abstractNum w:abstractNumId="26" w15:restartNumberingAfterBreak="0">
     <w:nsid w:val="32522475"/>
     <w:multiLevelType w:val="hybridMultilevel"/>
     <w:tmpl w:val="C43E0DF8"/>
@@ -7480,7 +11381,7 @@
       </w:pPr>
     </w:lvl>
   </w:abstractNum>
-  <w:abstractNum w:abstractNumId="22" w15:restartNumberingAfterBreak="0">
+  <w:abstractNum w:abstractNumId="27" w15:restartNumberingAfterBreak="0">
     <w:nsid w:val="34B24F2F"/>
     <w:multiLevelType w:val="hybridMultilevel"/>
     <w:tmpl w:val="E244D6BC"/>
@@ -7593,7 +11494,7 @@
       </w:rPr>
     </w:lvl>
   </w:abstractNum>
-  <w:abstractNum w:abstractNumId="23" w15:restartNumberingAfterBreak="0">
+  <w:abstractNum w:abstractNumId="28" w15:restartNumberingAfterBreak="0">
     <w:nsid w:val="35180ADD"/>
     <w:multiLevelType w:val="multilevel"/>
     <w:tmpl w:val="DD06A9FA"/>
@@ -7706,7 +11607,7 @@
       </w:pPr>
     </w:lvl>
   </w:abstractNum>
-  <w:abstractNum w:abstractNumId="24" w15:restartNumberingAfterBreak="0">
+  <w:abstractNum w:abstractNumId="29" w15:restartNumberingAfterBreak="0">
     <w:nsid w:val="38106CC4"/>
     <w:multiLevelType w:val="multilevel"/>
     <w:tmpl w:val="CC906D1C"/>
@@ -7855,7 +11756,7 @@
       </w:rPr>
     </w:lvl>
   </w:abstractNum>
-  <w:abstractNum w:abstractNumId="25" w15:restartNumberingAfterBreak="0">
+  <w:abstractNum w:abstractNumId="30" w15:restartNumberingAfterBreak="0">
     <w:nsid w:val="38597947"/>
     <w:multiLevelType w:val="multilevel"/>
     <w:tmpl w:val="CF6C1322"/>
@@ -8004,7 +11905,7 @@
       </w:rPr>
     </w:lvl>
   </w:abstractNum>
-  <w:abstractNum w:abstractNumId="26" w15:restartNumberingAfterBreak="0">
+  <w:abstractNum w:abstractNumId="31" w15:restartNumberingAfterBreak="0">
     <w:nsid w:val="3C3B5261"/>
     <w:multiLevelType w:val="multilevel"/>
     <w:tmpl w:val="57E8DFBE"/>
@@ -8153,7 +12054,7 @@
       </w:rPr>
     </w:lvl>
   </w:abstractNum>
-  <w:abstractNum w:abstractNumId="27" w15:restartNumberingAfterBreak="0">
+  <w:abstractNum w:abstractNumId="32" w15:restartNumberingAfterBreak="0">
     <w:nsid w:val="3E520A8B"/>
     <w:multiLevelType w:val="hybridMultilevel"/>
     <w:tmpl w:val="8E302E46"/>
@@ -8266,7 +12167,7 @@
       </w:rPr>
     </w:lvl>
   </w:abstractNum>
-  <w:abstractNum w:abstractNumId="28" w15:restartNumberingAfterBreak="0">
+  <w:abstractNum w:abstractNumId="33" w15:restartNumberingAfterBreak="0">
     <w:nsid w:val="3F170EB5"/>
     <w:multiLevelType w:val="hybridMultilevel"/>
     <w:tmpl w:val="E9CAABFA"/>
@@ -8379,7 +12280,7 @@
       </w:rPr>
     </w:lvl>
   </w:abstractNum>
-  <w:abstractNum w:abstractNumId="29" w15:restartNumberingAfterBreak="0">
+  <w:abstractNum w:abstractNumId="34" w15:restartNumberingAfterBreak="0">
     <w:nsid w:val="3FD16784"/>
     <w:multiLevelType w:val="hybridMultilevel"/>
     <w:tmpl w:val="F6A242A0"/>
@@ -8492,7 +12393,7 @@
       </w:rPr>
     </w:lvl>
   </w:abstractNum>
-  <w:abstractNum w:abstractNumId="30" w15:restartNumberingAfterBreak="0">
+  <w:abstractNum w:abstractNumId="35" w15:restartNumberingAfterBreak="0">
     <w:nsid w:val="41581957"/>
     <w:multiLevelType w:val="hybridMultilevel"/>
     <w:tmpl w:val="97A4DE2C"/>
@@ -8581,7 +12482,7 @@
       </w:pPr>
     </w:lvl>
   </w:abstractNum>
-  <w:abstractNum w:abstractNumId="31" w15:restartNumberingAfterBreak="0">
+  <w:abstractNum w:abstractNumId="36" w15:restartNumberingAfterBreak="0">
     <w:nsid w:val="41941EC0"/>
     <w:multiLevelType w:val="multilevel"/>
     <w:tmpl w:val="CEEE341A"/>
@@ -8730,7 +12631,7 @@
       </w:rPr>
     </w:lvl>
   </w:abstractNum>
-  <w:abstractNum w:abstractNumId="32" w15:restartNumberingAfterBreak="0">
+  <w:abstractNum w:abstractNumId="37" w15:restartNumberingAfterBreak="0">
     <w:nsid w:val="41DA0623"/>
     <w:multiLevelType w:val="hybridMultilevel"/>
     <w:tmpl w:val="29D43122"/>
@@ -8843,7 +12744,7 @@
       </w:rPr>
     </w:lvl>
   </w:abstractNum>
-  <w:abstractNum w:abstractNumId="33" w15:restartNumberingAfterBreak="0">
+  <w:abstractNum w:abstractNumId="38" w15:restartNumberingAfterBreak="0">
     <w:nsid w:val="421B5751"/>
     <w:multiLevelType w:val="multilevel"/>
     <w:tmpl w:val="13AE36EE"/>
@@ -8960,7 +12861,96 @@
       </w:pPr>
     </w:lvl>
   </w:abstractNum>
-  <w:abstractNum w:abstractNumId="34" w15:restartNumberingAfterBreak="0">
+  <w:abstractNum w:abstractNumId="39" w15:restartNumberingAfterBreak="0">
+    <w:nsid w:val="44716784"/>
+    <w:multiLevelType w:val="hybridMultilevel"/>
+    <w:tmpl w:val="F118E538"/>
+    <w:lvl w:ilvl="0" w:tplc="1FA44F7E">
+      <w:start w:val="1"/>
+      <w:numFmt w:val="upperLetter"/>
+      <w:lvlText w:val="(%1)"/>
+      <w:lvlJc w:val="left"/>
+      <w:pPr>
+        <w:ind w:left="1080" w:hanging="360"/>
+      </w:pPr>
+      <w:rPr>
+        <w:rFonts w:hint="default"/>
+      </w:rPr>
+    </w:lvl>
+    <w:lvl w:ilvl="1" w:tplc="04090019" w:tentative="1">
+      <w:start w:val="1"/>
+      <w:numFmt w:val="lowerLetter"/>
+      <w:lvlText w:val="%2."/>
+      <w:lvlJc w:val="left"/>
+      <w:pPr>
+        <w:ind w:left="1800" w:hanging="360"/>
+      </w:pPr>
+    </w:lvl>
+    <w:lvl w:ilvl="2" w:tplc="0409001B" w:tentative="1">
+      <w:start w:val="1"/>
+      <w:numFmt w:val="lowerRoman"/>
+      <w:lvlText w:val="%3."/>
+      <w:lvlJc w:val="right"/>
+      <w:pPr>
+        <w:ind w:left="2520" w:hanging="180"/>
+      </w:pPr>
+    </w:lvl>
+    <w:lvl w:ilvl="3" w:tplc="0409000F" w:tentative="1">
+      <w:start w:val="1"/>
+      <w:numFmt w:val="decimal"/>
+      <w:lvlText w:val="%4."/>
+      <w:lvlJc w:val="left"/>
+      <w:pPr>
+        <w:ind w:left="3240" w:hanging="360"/>
+      </w:pPr>
+    </w:lvl>
+    <w:lvl w:ilvl="4" w:tplc="04090019" w:tentative="1">
+      <w:start w:val="1"/>
+      <w:numFmt w:val="lowerLetter"/>
+      <w:lvlText w:val="%5."/>
+      <w:lvlJc w:val="left"/>
+      <w:pPr>
+        <w:ind w:left="3960" w:hanging="360"/>
+      </w:pPr>
+    </w:lvl>
+    <w:lvl w:ilvl="5" w:tplc="0409001B" w:tentative="1">
+      <w:start w:val="1"/>
+      <w:numFmt w:val="lowerRoman"/>
+      <w:lvlText w:val="%6."/>
+      <w:lvlJc w:val="right"/>
+      <w:pPr>
+        <w:ind w:left="4680" w:hanging="180"/>
+      </w:pPr>
+    </w:lvl>
+    <w:lvl w:ilvl="6" w:tplc="0409000F" w:tentative="1">
+      <w:start w:val="1"/>
+      <w:numFmt w:val="decimal"/>
+      <w:lvlText w:val="%7."/>
+      <w:lvlJc w:val="left"/>
+      <w:pPr>
+        <w:ind w:left="5400" w:hanging="360"/>
+      </w:pPr>
+    </w:lvl>
+    <w:lvl w:ilvl="7" w:tplc="04090019" w:tentative="1">
+      <w:start w:val="1"/>
+      <w:numFmt w:val="lowerLetter"/>
+      <w:lvlText w:val="%8."/>
+      <w:lvlJc w:val="left"/>
+      <w:pPr>
+        <w:ind w:left="6120" w:hanging="360"/>
+      </w:pPr>
+    </w:lvl>
+    <w:lvl w:ilvl="8" w:tplc="0409001B" w:tentative="1">
+      <w:start w:val="1"/>
+      <w:numFmt w:val="lowerRoman"/>
+      <w:lvlText w:val="%9."/>
+      <w:lvlJc w:val="right"/>
+      <w:pPr>
+        <w:ind w:left="6840" w:hanging="180"/>
+      </w:pPr>
+    </w:lvl>
+  </w:abstractNum>
+  <w:abstractNum w:abstractNumId="40" w15:restartNumberingAfterBreak="0">
     <w:nsid w:val="456856E9"/>
     <w:multiLevelType w:val="multilevel"/>
     <w:tmpl w:val="F2984F4E"/>
@@ -9109,7 +13099,7 @@
       </w:rPr>
     </w:lvl>
   </w:abstractNum>
-  <w:abstractNum w:abstractNumId="35" w15:restartNumberingAfterBreak="0">
+  <w:abstractNum w:abstractNumId="41" w15:restartNumberingAfterBreak="0">
     <w:nsid w:val="4771057E"/>
     <w:multiLevelType w:val="multilevel"/>
     <w:tmpl w:val="9F5C0784"/>
@@ -9258,7 +13248,182 @@
       </w:rPr>
     </w:lvl>
   </w:abstractNum>
-  <w:abstractNum w:abstractNumId="36" w15:restartNumberingAfterBreak="0">
+  <w:abstractNum w:abstractNumId="42" w15:restartNumberingAfterBreak="0">
+    <w:nsid w:val="4B1E05A3"/>
+    <w:multiLevelType w:val="hybridMultilevel"/>
+    <w:tmpl w:val="BD34126C"/>
+    <w:lvl w:ilvl="0" w:tplc="0409000F">
+      <w:start w:val="1"/>
+      <w:numFmt w:val="decimal"/>
+      <w:lvlText w:val="%1."/>
+      <w:lvlJc w:val="left"/>
+      <w:pPr>
+        <w:ind w:left="720" w:hanging="360"/>
+      </w:pPr>
+    </w:lvl>
+    <w:lvl w:ilvl="1" w:tplc="04090019">
+      <w:start w:val="1"/>
+      <w:numFmt w:val="lowerLetter"/>
+      <w:lvlText w:val="%2."/>
+      <w:lvlJc w:val="left"/>
+      <w:pPr>
+        <w:ind w:left="1440" w:hanging="360"/>
+      </w:pPr>
+    </w:lvl>
+    <w:lvl w:ilvl="2" w:tplc="0409001B" w:tentative="1">
+      <w:start w:val="1"/>
+      <w:numFmt w:val="lowerRoman"/>
+      <w:lvlText w:val="%3."/>
+      <w:lvlJc w:val="right"/>
+      <w:pPr>
+        <w:ind w:left="2160" w:hanging="180"/>
+      </w:pPr>
+    </w:lvl>
+    <w:lvl w:ilvl="3" w:tplc="0409000F" w:tentative="1">
+      <w:start w:val="1"/>
+      <w:numFmt w:val="decimal"/>
+      <w:lvlText w:val="%4."/>
+      <w:lvlJc w:val="left"/>
+      <w:pPr>
+        <w:ind w:left="2880" w:hanging="360"/>
+      </w:pPr>
+    </w:lvl>
+    <w:lvl w:ilvl="4" w:tplc="04090019" w:tentative="1">
+      <w:start w:val="1"/>
+      <w:numFmt w:val="lowerLetter"/>
+      <w:lvlText w:val="%5."/>
+      <w:lvlJc w:val="left"/>
+      <w:pPr>
+        <w:ind w:left="3600" w:hanging="360"/>
+      </w:pPr>
+    </w:lvl>
+    <w:lvl w:ilvl="5" w:tplc="0409001B" w:tentative="1">
+      <w:start w:val="1"/>
+      <w:numFmt w:val="lowerRoman"/>
+      <w:lvlText w:val="%6."/>
+      <w:lvlJc w:val="right"/>
+      <w:pPr>
+        <w:ind w:left="4320" w:hanging="180"/>
+      </w:pPr>
+    </w:lvl>
+    <w:lvl w:ilvl="6" w:tplc="0409000F" w:tentative="1">
+      <w:start w:val="1"/>
+      <w:numFmt w:val="decimal"/>
+      <w:lvlText w:val="%7."/>
+      <w:lvlJc w:val="left"/>
+      <w:pPr>
+        <w:ind w:left="5040" w:hanging="360"/>
+      </w:pPr>
+    </w:lvl>
+    <w:lvl w:ilvl="7" w:tplc="04090019" w:tentative="1">
+      <w:start w:val="1"/>
+      <w:numFmt w:val="lowerLetter"/>
+      <w:lvlText w:val="%8."/>
+      <w:lvlJc w:val="left"/>
+      <w:pPr>
+        <w:ind w:left="5760" w:hanging="360"/>
+      </w:pPr>
+    </w:lvl>
+    <w:lvl w:ilvl="8" w:tplc="0409001B" w:tentative="1">
+      <w:start w:val="1"/>
+      <w:numFmt w:val="lowerRoman"/>
+      <w:lvlText w:val="%9."/>
+      <w:lvlJc w:val="right"/>
+      <w:pPr>
+        <w:ind w:left="6480" w:hanging="180"/>
+      </w:pPr>
+    </w:lvl>
+  </w:abstractNum>
+  <w:abstractNum w:abstractNumId="43" w15:restartNumberingAfterBreak="0">
+    <w:nsid w:val="50D540DB"/>
+    <w:multiLevelType w:val="hybridMultilevel"/>
+    <w:tmpl w:val="568478E0"/>
+    <w:lvl w:ilvl="0" w:tplc="C44C30B0">
+      <w:start w:val="1"/>
+      <w:numFmt w:val="lowerLetter"/>
+      <w:lvlText w:val="(%1)"/>
+      <w:lvlJc w:val="left"/>
+      <w:pPr>
+        <w:ind w:left="360" w:hanging="360"/>
+      </w:pPr>
+      <w:rPr>
+        <w:rFonts w:hint="default"/>
+      </w:rPr>
+    </w:lvl>
+    <w:lvl w:ilvl="1" w:tplc="04090019" w:tentative="1">
+      <w:start w:val="1"/>
+      <w:numFmt w:val="lowerLetter"/>
+      <w:lvlText w:val="%2."/>
+      <w:lvlJc w:val="left"/>
+      <w:pPr>
+        <w:ind w:left="1080" w:hanging="360"/>
+      </w:pPr>
+    </w:lvl>
+    <w:lvl w:ilvl="2" w:tplc="0409001B" w:tentative="1">
+      <w:start w:val="1"/>
+      <w:numFmt w:val="lowerRoman"/>
+      <w:lvlText w:val="%3."/>
+      <w:lvlJc w:val="right"/>
+      <w:pPr>
+        <w:ind w:left="1800" w:hanging="180"/>
+      </w:pPr>
+    </w:lvl>
+    <w:lvl w:ilvl="3" w:tplc="0409000F" w:tentative="1">
+      <w:start w:val="1"/>
+      <w:numFmt w:val="decimal"/>
+      <w:lvlText w:val="%4."/>
+      <w:lvlJc w:val="left"/>
+      <w:pPr>
+        <w:ind w:left="2520" w:hanging="360"/>
+      </w:pPr>
+    </w:lvl>
+    <w:lvl w:ilvl="4" w:tplc="04090019" w:tentative="1">
+      <w:start w:val="1"/>
+      <w:numFmt w:val="lowerLetter"/>
+      <w:lvlText w:val="%5."/>
+      <w:lvlJc w:val="left"/>
+      <w:pPr>
+        <w:ind w:left="3240" w:hanging="360"/>
+      </w:pPr>
+    </w:lvl>
+    <w:lvl w:ilvl="5" w:tplc="0409001B" w:tentative="1">
+      <w:start w:val="1"/>
+      <w:numFmt w:val="lowerRoman"/>
+      <w:lvlText w:val="%6."/>
+      <w:lvlJc w:val="right"/>
+      <w:pPr>
+        <w:ind w:left="3960" w:hanging="180"/>
+      </w:pPr>
+    </w:lvl>
+    <w:lvl w:ilvl="6" w:tplc="0409000F" w:tentative="1">
+      <w:start w:val="1"/>
+      <w:numFmt w:val="decimal"/>
+      <w:lvlText w:val="%7."/>
+      <w:lvlJc w:val="left"/>
+      <w:pPr>
+        <w:ind w:left="4680" w:hanging="360"/>
+      </w:pPr>
+    </w:lvl>
+    <w:lvl w:ilvl="7" w:tplc="04090019" w:tentative="1">
+      <w:start w:val="1"/>
+      <w:numFmt w:val="lowerLetter"/>
+      <w:lvlText w:val="%8."/>
+      <w:lvlJc w:val="left"/>
+      <w:pPr>
+        <w:ind w:left="5400" w:hanging="360"/>
+      </w:pPr>
+    </w:lvl>
+    <w:lvl w:ilvl="8" w:tplc="0409001B" w:tentative="1">
+      <w:start w:val="1"/>
+      <w:numFmt w:val="lowerRoman"/>
+      <w:lvlText w:val="%9."/>
+      <w:lvlJc w:val="right"/>
+      <w:pPr>
+        <w:ind w:left="6120" w:hanging="180"/>
+      </w:pPr>
+    </w:lvl>
+  </w:abstractNum>
+  <w:abstractNum w:abstractNumId="44" w15:restartNumberingAfterBreak="0">
     <w:nsid w:val="528A3E46"/>
     <w:multiLevelType w:val="multilevel"/>
     <w:tmpl w:val="627CAD36"/>
@@ -9407,7 +13572,7 @@
       </w:rPr>
     </w:lvl>
   </w:abstractNum>
-  <w:abstractNum w:abstractNumId="37" w15:restartNumberingAfterBreak="0">
+  <w:abstractNum w:abstractNumId="45" w15:restartNumberingAfterBreak="0">
     <w:nsid w:val="5490547A"/>
     <w:multiLevelType w:val="hybridMultilevel"/>
     <w:tmpl w:val="375C1FFC"/>
@@ -9520,7 +13685,7 @@
       </w:rPr>
     </w:lvl>
   </w:abstractNum>
-  <w:abstractNum w:abstractNumId="38" w15:restartNumberingAfterBreak="0">
+  <w:abstractNum w:abstractNumId="46" w15:restartNumberingAfterBreak="0">
     <w:nsid w:val="54A46DBA"/>
     <w:multiLevelType w:val="multilevel"/>
     <w:tmpl w:val="6FFA27B2"/>
@@ -9669,7 +13834,7 @@
       </w:rPr>
     </w:lvl>
   </w:abstractNum>
-  <w:abstractNum w:abstractNumId="39" w15:restartNumberingAfterBreak="0">
+  <w:abstractNum w:abstractNumId="47" w15:restartNumberingAfterBreak="0">
     <w:nsid w:val="58045159"/>
     <w:multiLevelType w:val="multilevel"/>
     <w:tmpl w:val="284A037E"/>
@@ -9818,7 +13983,7 @@
       </w:rPr>
     </w:lvl>
   </w:abstractNum>
-  <w:abstractNum w:abstractNumId="40" w15:restartNumberingAfterBreak="0">
+  <w:abstractNum w:abstractNumId="48" w15:restartNumberingAfterBreak="0">
     <w:nsid w:val="591E1E7C"/>
     <w:multiLevelType w:val="multilevel"/>
     <w:tmpl w:val="45645938"/>
@@ -9967,7 +14132,7 @@
       </w:rPr>
     </w:lvl>
   </w:abstractNum>
-  <w:abstractNum w:abstractNumId="41" w15:restartNumberingAfterBreak="0">
+  <w:abstractNum w:abstractNumId="49" w15:restartNumberingAfterBreak="0">
     <w:nsid w:val="5B7B5656"/>
     <w:multiLevelType w:val="hybridMultilevel"/>
     <w:tmpl w:val="5D283A16"/>
@@ -10080,7 +14245,7 @@
       </w:rPr>
     </w:lvl>
   </w:abstractNum>
-  <w:abstractNum w:abstractNumId="42" w15:restartNumberingAfterBreak="0">
+  <w:abstractNum w:abstractNumId="50" w15:restartNumberingAfterBreak="0">
     <w:nsid w:val="5E5F2A97"/>
     <w:multiLevelType w:val="multilevel"/>
     <w:tmpl w:val="496E62B2"/>
@@ -10229,7 +14394,7 @@
       </w:rPr>
     </w:lvl>
   </w:abstractNum>
-  <w:abstractNum w:abstractNumId="43" w15:restartNumberingAfterBreak="0">
+  <w:abstractNum w:abstractNumId="51" w15:restartNumberingAfterBreak="0">
     <w:nsid w:val="5FD964AF"/>
     <w:multiLevelType w:val="hybridMultilevel"/>
     <w:tmpl w:val="AB34558E"/>
@@ -10342,7 +14507,7 @@
       </w:rPr>
     </w:lvl>
   </w:abstractNum>
-  <w:abstractNum w:abstractNumId="44" w15:restartNumberingAfterBreak="0">
+  <w:abstractNum w:abstractNumId="52" w15:restartNumberingAfterBreak="0">
     <w:nsid w:val="603D561F"/>
     <w:multiLevelType w:val="multilevel"/>
     <w:tmpl w:val="41886430"/>
@@ -10455,7 +14620,7 @@
       </w:rPr>
     </w:lvl>
   </w:abstractNum>
-  <w:abstractNum w:abstractNumId="45" w15:restartNumberingAfterBreak="0">
+  <w:abstractNum w:abstractNumId="53" w15:restartNumberingAfterBreak="0">
     <w:nsid w:val="60684056"/>
     <w:multiLevelType w:val="hybridMultilevel"/>
     <w:tmpl w:val="A48062EA"/>
@@ -10568,7 +14733,7 @@
       </w:rPr>
     </w:lvl>
   </w:abstractNum>
-  <w:abstractNum w:abstractNumId="46" w15:restartNumberingAfterBreak="0">
+  <w:abstractNum w:abstractNumId="54" w15:restartNumberingAfterBreak="0">
     <w:nsid w:val="60950CCC"/>
     <w:multiLevelType w:val="hybridMultilevel"/>
     <w:tmpl w:val="41909B14"/>
@@ -10681,7 +14846,7 @@
       </w:rPr>
     </w:lvl>
   </w:abstractNum>
-  <w:abstractNum w:abstractNumId="47" w15:restartNumberingAfterBreak="0">
+  <w:abstractNum w:abstractNumId="55" w15:restartNumberingAfterBreak="0">
     <w:nsid w:val="618A3802"/>
     <w:multiLevelType w:val="hybridMultilevel"/>
     <w:tmpl w:val="D4BA9674"/>
@@ -10794,7 +14959,7 @@
       </w:rPr>
     </w:lvl>
   </w:abstractNum>
-  <w:abstractNum w:abstractNumId="48" w15:restartNumberingAfterBreak="0">
+  <w:abstractNum w:abstractNumId="56" w15:restartNumberingAfterBreak="0">
     <w:nsid w:val="623845EF"/>
     <w:multiLevelType w:val="multilevel"/>
     <w:tmpl w:val="2A4AA00A"/>
@@ -10907,7 +15072,7 @@
       </w:pPr>
     </w:lvl>
   </w:abstractNum>
-  <w:abstractNum w:abstractNumId="49" w15:restartNumberingAfterBreak="0">
+  <w:abstractNum w:abstractNumId="57" w15:restartNumberingAfterBreak="0">
     <w:nsid w:val="64FB4801"/>
     <w:multiLevelType w:val="multilevel"/>
     <w:tmpl w:val="2FA2BBBC"/>
@@ -11056,7 +15221,7 @@
       </w:rPr>
     </w:lvl>
   </w:abstractNum>
-  <w:abstractNum w:abstractNumId="50" w15:restartNumberingAfterBreak="0">
+  <w:abstractNum w:abstractNumId="58" w15:restartNumberingAfterBreak="0">
     <w:nsid w:val="65622F8E"/>
     <w:multiLevelType w:val="multilevel"/>
     <w:tmpl w:val="2FBCBA48"/>
@@ -11205,7 +15370,209 @@
       </w:rPr>
     </w:lvl>
   </w:abstractNum>
-  <w:abstractNum w:abstractNumId="51" w15:restartNumberingAfterBreak="0">
+  <w:abstractNum w:abstractNumId="59" w15:restartNumberingAfterBreak="0">
+    <w:nsid w:val="65B80D68"/>
+    <w:multiLevelType w:val="hybridMultilevel"/>
+    <w:tmpl w:val="16DC4CA0"/>
+    <w:lvl w:ilvl="0" w:tplc="972AC16C">
+      <w:start w:val="3"/>
+      <w:numFmt w:val="bullet"/>
+      <w:lvlText w:val="-"/>
+      <w:lvlJc w:val="left"/>
+      <w:pPr>
+        <w:ind w:left="720" w:hanging="360"/>
+      </w:pPr>
+      <w:rPr>
+        <w:rFonts w:ascii="Aptos" w:eastAsiaTheme="minorHAnsi" w:hAnsi="Aptos" w:cstheme="minorBidi" w:hint="default"/>
+      </w:rPr>
+    </w:lvl>
+    <w:lvl w:ilvl="1" w:tplc="04090003">
+      <w:start w:val="1"/>
+      <w:numFmt w:val="bullet"/>
+      <w:lvlText w:val="o"/>
+      <w:lvlJc w:val="left"/>
+      <w:pPr>
+        <w:ind w:left="1440" w:hanging="360"/>
+      </w:pPr>
+      <w:rPr>
+        <w:rFonts w:ascii="Courier New" w:hAnsi="Courier New" w:cs="Courier New" w:hint="default"/>
+      </w:rPr>
+    </w:lvl>
+    <w:lvl w:ilvl="2" w:tplc="04090005" w:tentative="1">
+      <w:start w:val="1"/>
+      <w:numFmt w:val="bullet"/>
+      <w:lvlText w:val=""/>
+      <w:lvlJc w:val="left"/>
+      <w:pPr>
+        <w:ind w:left="2160" w:hanging="360"/>
+      </w:pPr>
+      <w:rPr>
+        <w:rFonts w:ascii="Wingdings" w:hAnsi="Wingdings" w:hint="default"/>
+      </w:rPr>
+    </w:lvl>
+    <w:lvl w:ilvl="3" w:tplc="04090001" w:tentative="1">
+      <w:start w:val="1"/>
+      <w:numFmt w:val="bullet"/>
+      <w:lvlText w:val=""/>
+      <w:lvlJc w:val="left"/>
+      <w:pPr>
+        <w:ind w:left="2880" w:hanging="360"/>
+      </w:pPr>
+      <w:rPr>
+        <w:rFonts w:ascii="Symbol" w:hAnsi="Symbol" w:hint="default"/>
+      </w:rPr>
+    </w:lvl>
+    <w:lvl w:ilvl="4" w:tplc="04090003" w:tentative="1">
+      <w:start w:val="1"/>
+      <w:numFmt w:val="bullet"/>
+      <w:lvlText w:val="o"/>
+      <w:lvlJc w:val="left"/>
+      <w:pPr>
+        <w:ind w:left="3600" w:hanging="360"/>
+      </w:pPr>
+      <w:rPr>
+        <w:rFonts w:ascii="Courier New" w:hAnsi="Courier New" w:cs="Courier New" w:hint="default"/>
+      </w:rPr>
+    </w:lvl>
+    <w:lvl w:ilvl="5" w:tplc="04090005" w:tentative="1">
+      <w:start w:val="1"/>
+      <w:numFmt w:val="bullet"/>
+      <w:lvlText w:val=""/>
+      <w:lvlJc w:val="left"/>
+      <w:pPr>
+        <w:ind w:left="4320" w:hanging="360"/>
+      </w:pPr>
+      <w:rPr>
+        <w:rFonts w:ascii="Wingdings" w:hAnsi="Wingdings" w:hint="default"/>
+      </w:rPr>
+    </w:lvl>
+    <w:lvl w:ilvl="6" w:tplc="04090001" w:tentative="1">
+      <w:start w:val="1"/>
+      <w:numFmt w:val="bullet"/>
+      <w:lvlText w:val=""/>
+      <w:lvlJc w:val="left"/>
+      <w:pPr>
+        <w:ind w:left="5040" w:hanging="360"/>
+      </w:pPr>
+      <w:rPr>
+        <w:rFonts w:ascii="Symbol" w:hAnsi="Symbol" w:hint="default"/>
+      </w:rPr>
+    </w:lvl>
+    <w:lvl w:ilvl="7" w:tplc="04090003" w:tentative="1">
+      <w:start w:val="1"/>
+      <w:numFmt w:val="bullet"/>
+      <w:lvlText w:val="o"/>
+      <w:lvlJc w:val="left"/>
+      <w:pPr>
+        <w:ind w:left="5760" w:hanging="360"/>
+      </w:pPr>
+      <w:rPr>
+        <w:rFonts w:ascii="Courier New" w:hAnsi="Courier New" w:cs="Courier New" w:hint="default"/>
+      </w:rPr>
+    </w:lvl>
+    <w:lvl w:ilvl="8" w:tplc="04090005" w:tentative="1">
+      <w:start w:val="1"/>
+      <w:numFmt w:val="bullet"/>
+      <w:lvlText w:val=""/>
+      <w:lvlJc w:val="left"/>
+      <w:pPr>
+        <w:ind w:left="6480" w:hanging="360"/>
+      </w:pPr>
+      <w:rPr>
+        <w:rFonts w:ascii="Wingdings" w:hAnsi="Wingdings" w:hint="default"/>
+      </w:rPr>
+    </w:lvl>
+  </w:abstractNum>
+  <w:abstractNum w:abstractNumId="60" w15:restartNumberingAfterBreak="0">
+    <w:nsid w:val="6C1D5E8B"/>
+    <w:multiLevelType w:val="hybridMultilevel"/>
+    <w:tmpl w:val="F46ECFA0"/>
+    <w:lvl w:ilvl="0" w:tplc="35322014">
+      <w:start w:val="1"/>
+      <w:numFmt w:val="lowerLetter"/>
+      <w:lvlText w:val="(%1)"/>
+      <w:lvlJc w:val="left"/>
+      <w:pPr>
+        <w:ind w:left="360" w:hanging="360"/>
+      </w:pPr>
+      <w:rPr>
+        <w:rFonts w:hint="default"/>
+      </w:rPr>
+    </w:lvl>
+    <w:lvl w:ilvl="1" w:tplc="04090019" w:tentative="1">
+      <w:start w:val="1"/>
+      <w:numFmt w:val="lowerLetter"/>
+      <w:lvlText w:val="%2."/>
+      <w:lvlJc w:val="left"/>
+      <w:pPr>
+        <w:ind w:left="1080" w:hanging="360"/>
+      </w:pPr>
+    </w:lvl>
+    <w:lvl w:ilvl="2" w:tplc="0409001B" w:tentative="1">
+      <w:start w:val="1"/>
+      <w:numFmt w:val="lowerRoman"/>
+      <w:lvlText w:val="%3."/>
+      <w:lvlJc w:val="right"/>
+      <w:pPr>
+        <w:ind w:left="1800" w:hanging="180"/>
+      </w:pPr>
+    </w:lvl>
+    <w:lvl w:ilvl="3" w:tplc="0409000F" w:tentative="1">
+      <w:start w:val="1"/>
+      <w:numFmt w:val="decimal"/>
+      <w:lvlText w:val="%4."/>
+      <w:lvlJc w:val="left"/>
+      <w:pPr>
+        <w:ind w:left="2520" w:hanging="360"/>
+      </w:pPr>
+    </w:lvl>
+    <w:lvl w:ilvl="4" w:tplc="04090019" w:tentative="1">
+      <w:start w:val="1"/>
+      <w:numFmt w:val="lowerLetter"/>
+      <w:lvlText w:val="%5."/>
+      <w:lvlJc w:val="left"/>
+      <w:pPr>
+        <w:ind w:left="3240" w:hanging="360"/>
+      </w:pPr>
+    </w:lvl>
+    <w:lvl w:ilvl="5" w:tplc="0409001B" w:tentative="1">
+      <w:start w:val="1"/>
+      <w:numFmt w:val="lowerRoman"/>
+      <w:lvlText w:val="%6."/>
+      <w:lvlJc w:val="right"/>
+      <w:pPr>
+        <w:ind w:left="3960" w:hanging="180"/>
+      </w:pPr>
+    </w:lvl>
+    <w:lvl w:ilvl="6" w:tplc="0409000F" w:tentative="1">
+      <w:start w:val="1"/>
+      <w:numFmt w:val="decimal"/>
+      <w:lvlText w:val="%7."/>
+      <w:lvlJc w:val="left"/>
+      <w:pPr>
+        <w:ind w:left="4680" w:hanging="360"/>
+      </w:pPr>
+    </w:lvl>
+    <w:lvl w:ilvl="7" w:tplc="04090019" w:tentative="1">
+      <w:start w:val="1"/>
+      <w:numFmt w:val="lowerLetter"/>
+      <w:lvlText w:val="%8."/>
+      <w:lvlJc w:val="left"/>
+      <w:pPr>
+        <w:ind w:left="5400" w:hanging="360"/>
+      </w:pPr>
+    </w:lvl>
+    <w:lvl w:ilvl="8" w:tplc="0409001B" w:tentative="1">
+      <w:start w:val="1"/>
+      <w:numFmt w:val="lowerRoman"/>
+      <w:lvlText w:val="%9."/>
+      <w:lvlJc w:val="right"/>
+      <w:pPr>
+        <w:ind w:left="6120" w:hanging="180"/>
+      </w:pPr>
+    </w:lvl>
+  </w:abstractNum>
+  <w:abstractNum w:abstractNumId="61" w15:restartNumberingAfterBreak="0">
     <w:nsid w:val="6C3C77B6"/>
     <w:multiLevelType w:val="hybridMultilevel"/>
     <w:tmpl w:val="BE9CF990"/>
@@ -11318,7 +15685,7 @@
       </w:rPr>
     </w:lvl>
   </w:abstractNum>
-  <w:abstractNum w:abstractNumId="52" w15:restartNumberingAfterBreak="0">
+  <w:abstractNum w:abstractNumId="62" w15:restartNumberingAfterBreak="0">
     <w:nsid w:val="6ECF42F9"/>
     <w:multiLevelType w:val="multilevel"/>
     <w:tmpl w:val="FA9E3B88"/>
@@ -11467,7 +15834,7 @@
       </w:rPr>
     </w:lvl>
   </w:abstractNum>
-  <w:abstractNum w:abstractNumId="53" w15:restartNumberingAfterBreak="0">
+  <w:abstractNum w:abstractNumId="63" w15:restartNumberingAfterBreak="0">
     <w:nsid w:val="727F447B"/>
     <w:multiLevelType w:val="multilevel"/>
     <w:tmpl w:val="A7A04718"/>
@@ -11616,7 +15983,7 @@
       </w:rPr>
     </w:lvl>
   </w:abstractNum>
-  <w:abstractNum w:abstractNumId="54" w15:restartNumberingAfterBreak="0">
+  <w:abstractNum w:abstractNumId="64" w15:restartNumberingAfterBreak="0">
     <w:nsid w:val="75870D63"/>
     <w:multiLevelType w:val="multilevel"/>
     <w:tmpl w:val="61DE0016"/>
@@ -11765,7 +16132,7 @@
       </w:rPr>
     </w:lvl>
   </w:abstractNum>
-  <w:abstractNum w:abstractNumId="55" w15:restartNumberingAfterBreak="0">
+  <w:abstractNum w:abstractNumId="65" w15:restartNumberingAfterBreak="0">
     <w:nsid w:val="788B3EE5"/>
     <w:multiLevelType w:val="hybridMultilevel"/>
     <w:tmpl w:val="4F84F3D8"/>
@@ -11878,7 +16245,7 @@
       </w:rPr>
     </w:lvl>
   </w:abstractNum>
-  <w:abstractNum w:abstractNumId="56" w15:restartNumberingAfterBreak="0">
+  <w:abstractNum w:abstractNumId="66" w15:restartNumberingAfterBreak="0">
     <w:nsid w:val="7BD50008"/>
     <w:multiLevelType w:val="multilevel"/>
     <w:tmpl w:val="E72AC1A4"/>
@@ -12027,7 +16394,7 @@
       </w:rPr>
     </w:lvl>
   </w:abstractNum>
-  <w:abstractNum w:abstractNumId="57" w15:restartNumberingAfterBreak="0">
+  <w:abstractNum w:abstractNumId="67" w15:restartNumberingAfterBreak="0">
     <w:nsid w:val="7DB56181"/>
     <w:multiLevelType w:val="multilevel"/>
     <w:tmpl w:val="B7DAAB1A"/>
@@ -12176,7 +16543,7 @@
       </w:rPr>
     </w:lvl>
   </w:abstractNum>
-  <w:abstractNum w:abstractNumId="58" w15:restartNumberingAfterBreak="0">
+  <w:abstractNum w:abstractNumId="68" w15:restartNumberingAfterBreak="0">
     <w:nsid w:val="7F7B5F07"/>
     <w:multiLevelType w:val="hybridMultilevel"/>
     <w:tmpl w:val="9712F30E"/>
@@ -12290,181 +16657,211 @@
     </w:lvl>
   </w:abstractNum>
   <w:num w:numId="1" w16cid:durableId="607542148">
-    <w:abstractNumId w:val="9"/>
+    <w:abstractNumId w:val="12"/>
   </w:num>
   <w:num w:numId="2" w16cid:durableId="591202567">
-    <w:abstractNumId w:val="2"/>
+    <w:abstractNumId w:val="3"/>
   </w:num>
   <w:num w:numId="3" w16cid:durableId="1063063690">
-    <w:abstractNumId w:val="28"/>
+    <w:abstractNumId w:val="33"/>
   </w:num>
   <w:num w:numId="4" w16cid:durableId="1392343131">
+    <w:abstractNumId w:val="13"/>
+  </w:num>
+  <w:num w:numId="5" w16cid:durableId="1335256585">
+    <w:abstractNumId w:val="26"/>
+  </w:num>
+  <w:num w:numId="6" w16cid:durableId="1768575832">
+    <w:abstractNumId w:val="6"/>
+  </w:num>
+  <w:num w:numId="7" w16cid:durableId="237593058">
+    <w:abstractNumId w:val="52"/>
+  </w:num>
+  <w:num w:numId="8" w16cid:durableId="1183515805">
+    <w:abstractNumId w:val="17"/>
+  </w:num>
+  <w:num w:numId="9" w16cid:durableId="2122920514">
+    <w:abstractNumId w:val="37"/>
+  </w:num>
+  <w:num w:numId="10" w16cid:durableId="767777027">
+    <w:abstractNumId w:val="62"/>
+  </w:num>
+  <w:num w:numId="11" w16cid:durableId="390930335">
+    <w:abstractNumId w:val="51"/>
+  </w:num>
+  <w:num w:numId="12" w16cid:durableId="1816485941">
+    <w:abstractNumId w:val="25"/>
+  </w:num>
+  <w:num w:numId="13" w16cid:durableId="2100448385">
+    <w:abstractNumId w:val="27"/>
+  </w:num>
+  <w:num w:numId="14" w16cid:durableId="1221752293">
     <w:abstractNumId w:val="10"/>
   </w:num>
-  <w:num w:numId="5" w16cid:durableId="1335256585">
+  <w:num w:numId="15" w16cid:durableId="1612778614">
+    <w:abstractNumId w:val="23"/>
+  </w:num>
+  <w:num w:numId="16" w16cid:durableId="72633499">
+    <w:abstractNumId w:val="31"/>
+  </w:num>
+  <w:num w:numId="17" w16cid:durableId="634023140">
     <w:abstractNumId w:val="21"/>
   </w:num>
-  <w:num w:numId="6" w16cid:durableId="1768575832">
-    <w:abstractNumId w:val="4"/>
+  <w:num w:numId="18" w16cid:durableId="180514949">
+    <w:abstractNumId w:val="55"/>
   </w:num>
-  <w:num w:numId="7" w16cid:durableId="237593058">
-    <w:abstractNumId w:val="44"/>
+  <w:num w:numId="19" w16cid:durableId="506747716">
+    <w:abstractNumId w:val="65"/>
   </w:num>
-  <w:num w:numId="8" w16cid:durableId="1183515805">
-    <w:abstractNumId w:val="12"/>
-  </w:num>
-  <w:num w:numId="9" w16cid:durableId="2122920514">
+  <w:num w:numId="20" w16cid:durableId="802431360">
     <w:abstractNumId w:val="32"/>
   </w:num>
-  <w:num w:numId="10" w16cid:durableId="767777027">
-    <w:abstractNumId w:val="52"/>
-  </w:num>
-  <w:num w:numId="11" w16cid:durableId="390930335">
-    <w:abstractNumId w:val="43"/>
-  </w:num>
-  <w:num w:numId="12" w16cid:durableId="1816485941">
-    <w:abstractNumId w:val="20"/>
-  </w:num>
-  <w:num w:numId="13" w16cid:durableId="2100448385">
-    <w:abstractNumId w:val="22"/>
-  </w:num>
-  <w:num w:numId="14" w16cid:durableId="1221752293">
-    <w:abstractNumId w:val="7"/>
-  </w:num>
-  <w:num w:numId="15" w16cid:durableId="1612778614">
-    <w:abstractNumId w:val="18"/>
-  </w:num>
-  <w:num w:numId="16" w16cid:durableId="72633499">
-    <w:abstractNumId w:val="26"/>
-  </w:num>
-  <w:num w:numId="17" w16cid:durableId="634023140">
-    <w:abstractNumId w:val="16"/>
-  </w:num>
-  <w:num w:numId="18" w16cid:durableId="180514949">
-    <w:abstractNumId w:val="47"/>
-  </w:num>
-  <w:num w:numId="19" w16cid:durableId="506747716">
-    <w:abstractNumId w:val="55"/>
-  </w:num>
-  <w:num w:numId="20" w16cid:durableId="802431360">
-    <w:abstractNumId w:val="27"/>
-  </w:num>
   <w:num w:numId="21" w16cid:durableId="1518618503">
-    <w:abstractNumId w:val="46"/>
+    <w:abstractNumId w:val="54"/>
   </w:num>
   <w:num w:numId="22" w16cid:durableId="89208208">
-    <w:abstractNumId w:val="6"/>
+    <w:abstractNumId w:val="9"/>
   </w:num>
   <w:num w:numId="23" w16cid:durableId="1197161141">
     <w:abstractNumId w:val="0"/>
   </w:num>
   <w:num w:numId="24" w16cid:durableId="1036391659">
+    <w:abstractNumId w:val="34"/>
+  </w:num>
+  <w:num w:numId="25" w16cid:durableId="1767261417">
+    <w:abstractNumId w:val="45"/>
+  </w:num>
+  <w:num w:numId="26" w16cid:durableId="1216313685">
+    <w:abstractNumId w:val="28"/>
+  </w:num>
+  <w:num w:numId="27" w16cid:durableId="854197433">
+    <w:abstractNumId w:val="66"/>
+  </w:num>
+  <w:num w:numId="28" w16cid:durableId="368073873">
+    <w:abstractNumId w:val="48"/>
+  </w:num>
+  <w:num w:numId="29" w16cid:durableId="2138260573">
+    <w:abstractNumId w:val="58"/>
+  </w:num>
+  <w:num w:numId="30" w16cid:durableId="728112410">
+    <w:abstractNumId w:val="46"/>
+  </w:num>
+  <w:num w:numId="31" w16cid:durableId="876435747">
     <w:abstractNumId w:val="29"/>
   </w:num>
-  <w:num w:numId="25" w16cid:durableId="1767261417">
-    <w:abstractNumId w:val="37"/>
+  <w:num w:numId="32" w16cid:durableId="1747534496">
+    <w:abstractNumId w:val="57"/>
   </w:num>
-  <w:num w:numId="26" w16cid:durableId="1216313685">
-    <w:abstractNumId w:val="23"/>
+  <w:num w:numId="33" w16cid:durableId="1248921260">
+    <w:abstractNumId w:val="38"/>
   </w:num>
-  <w:num w:numId="27" w16cid:durableId="854197433">
+  <w:num w:numId="34" w16cid:durableId="836572544">
+    <w:abstractNumId w:val="18"/>
+  </w:num>
+  <w:num w:numId="35" w16cid:durableId="1683389726">
+    <w:abstractNumId w:val="63"/>
+  </w:num>
+  <w:num w:numId="36" w16cid:durableId="744187205">
+    <w:abstractNumId w:val="30"/>
+  </w:num>
+  <w:num w:numId="37" w16cid:durableId="597910588">
+    <w:abstractNumId w:val="47"/>
+  </w:num>
+  <w:num w:numId="38" w16cid:durableId="1738936077">
+    <w:abstractNumId w:val="11"/>
+  </w:num>
+  <w:num w:numId="39" w16cid:durableId="1850486739">
+    <w:abstractNumId w:val="19"/>
+  </w:num>
+  <w:num w:numId="40" w16cid:durableId="1125926794">
+    <w:abstractNumId w:val="67"/>
+  </w:num>
+  <w:num w:numId="41" w16cid:durableId="1876502772">
+    <w:abstractNumId w:val="40"/>
+  </w:num>
+  <w:num w:numId="42" w16cid:durableId="830756937">
+    <w:abstractNumId w:val="44"/>
+  </w:num>
+  <w:num w:numId="43" w16cid:durableId="650015729">
+    <w:abstractNumId w:val="36"/>
+  </w:num>
+  <w:num w:numId="44" w16cid:durableId="1344480971">
+    <w:abstractNumId w:val="22"/>
+  </w:num>
+  <w:num w:numId="45" w16cid:durableId="1733427393">
+    <w:abstractNumId w:val="64"/>
+  </w:num>
+  <w:num w:numId="46" w16cid:durableId="958341225">
+    <w:abstractNumId w:val="20"/>
+  </w:num>
+  <w:num w:numId="47" w16cid:durableId="170031420">
+    <w:abstractNumId w:val="15"/>
+  </w:num>
+  <w:num w:numId="48" w16cid:durableId="1688948363">
+    <w:abstractNumId w:val="41"/>
+  </w:num>
+  <w:num w:numId="49" w16cid:durableId="1524594494">
+    <w:abstractNumId w:val="50"/>
+  </w:num>
+  <w:num w:numId="50" w16cid:durableId="125051943">
     <w:abstractNumId w:val="56"/>
   </w:num>
-  <w:num w:numId="28" w16cid:durableId="368073873">
-    <w:abstractNumId w:val="40"/>
+  <w:num w:numId="51" w16cid:durableId="1590693627">
+    <w:abstractNumId w:val="53"/>
   </w:num>
-  <w:num w:numId="29" w16cid:durableId="2138260573">
-    <w:abstractNumId w:val="50"/>
+  <w:num w:numId="52" w16cid:durableId="2016490888">
+    <w:abstractNumId w:val="61"/>
   </w:num>
-  <w:num w:numId="30" w16cid:durableId="728112410">
-    <w:abstractNumId w:val="38"/>
+  <w:num w:numId="53" w16cid:durableId="925462427">
+    <w:abstractNumId w:val="35"/>
   </w:num>
-  <w:num w:numId="31" w16cid:durableId="876435747">
+  <w:num w:numId="54" w16cid:durableId="1654022881">
+    <w:abstractNumId w:val="7"/>
+  </w:num>
+  <w:num w:numId="55" w16cid:durableId="1540820605">
+    <w:abstractNumId w:val="68"/>
+  </w:num>
+  <w:num w:numId="56" w16cid:durableId="1917014972">
     <w:abstractNumId w:val="24"/>
   </w:num>
-  <w:num w:numId="32" w16cid:durableId="1747534496">
+  <w:num w:numId="57" w16cid:durableId="1846430494">
+    <w:abstractNumId w:val="2"/>
+  </w:num>
+  <w:num w:numId="58" w16cid:durableId="231699309">
     <w:abstractNumId w:val="49"/>
   </w:num>
-  <w:num w:numId="33" w16cid:durableId="1248921260">
-    <w:abstractNumId w:val="33"/>
+  <w:num w:numId="59" w16cid:durableId="303199029">
+    <w:abstractNumId w:val="5"/>
   </w:num>
-  <w:num w:numId="34" w16cid:durableId="836572544">
-    <w:abstractNumId w:val="13"/>
+  <w:num w:numId="60" w16cid:durableId="1659531702">
+    <w:abstractNumId w:val="4"/>
   </w:num>
-  <w:num w:numId="35" w16cid:durableId="1683389726">
-    <w:abstractNumId w:val="53"/>
+  <w:num w:numId="61" w16cid:durableId="1204444385">
+    <w:abstractNumId w:val="59"/>
   </w:num>
-  <w:num w:numId="36" w16cid:durableId="744187205">
-    <w:abstractNumId w:val="25"/>
+  <w:num w:numId="62" w16cid:durableId="1747720813">
+    <w:abstractNumId w:val="1"/>
   </w:num>
-  <w:num w:numId="37" w16cid:durableId="597910588">
-    <w:abstractNumId w:val="39"/>
+  <w:num w:numId="63" w16cid:durableId="943996593">
+    <w:abstractNumId w:val="42"/>
   </w:num>
-  <w:num w:numId="38" w16cid:durableId="1738936077">
+  <w:num w:numId="64" w16cid:durableId="1784879919">
     <w:abstractNumId w:val="8"/>
   </w:num>
-  <w:num w:numId="39" w16cid:durableId="1850486739">
+  <w:num w:numId="65" w16cid:durableId="615328825">
     <w:abstractNumId w:val="14"/>
   </w:num>
-  <w:num w:numId="40" w16cid:durableId="1125926794">
-    <w:abstractNumId w:val="57"/>
+  <w:num w:numId="66" w16cid:durableId="1560945058">
+    <w:abstractNumId w:val="16"/>
   </w:num>
-  <w:num w:numId="41" w16cid:durableId="1876502772">
-    <w:abstractNumId w:val="34"/>
+  <w:num w:numId="67" w16cid:durableId="70198776">
+    <w:abstractNumId w:val="43"/>
   </w:num>
-  <w:num w:numId="42" w16cid:durableId="830756937">
-    <w:abstractNumId w:val="36"/>
+  <w:num w:numId="68" w16cid:durableId="1651251205">
+    <w:abstractNumId w:val="60"/>
   </w:num>
-  <w:num w:numId="43" w16cid:durableId="650015729">
-    <w:abstractNumId w:val="31"/>
-  </w:num>
-  <w:num w:numId="44" w16cid:durableId="1344480971">
-    <w:abstractNumId w:val="17"/>
-  </w:num>
-  <w:num w:numId="45" w16cid:durableId="1733427393">
-    <w:abstractNumId w:val="54"/>
-  </w:num>
-  <w:num w:numId="46" w16cid:durableId="958341225">
-    <w:abstractNumId w:val="15"/>
-  </w:num>
-  <w:num w:numId="47" w16cid:durableId="170031420">
-    <w:abstractNumId w:val="11"/>
-  </w:num>
-  <w:num w:numId="48" w16cid:durableId="1688948363">
-    <w:abstractNumId w:val="35"/>
-  </w:num>
-  <w:num w:numId="49" w16cid:durableId="1524594494">
-    <w:abstractNumId w:val="42"/>
-  </w:num>
-  <w:num w:numId="50" w16cid:durableId="125051943">
-    <w:abstractNumId w:val="48"/>
-  </w:num>
-  <w:num w:numId="51" w16cid:durableId="1590693627">
-    <w:abstractNumId w:val="45"/>
-  </w:num>
-  <w:num w:numId="52" w16cid:durableId="2016490888">
-    <w:abstractNumId w:val="51"/>
-  </w:num>
-  <w:num w:numId="53" w16cid:durableId="925462427">
-    <w:abstractNumId w:val="30"/>
-  </w:num>
-  <w:num w:numId="54" w16cid:durableId="1654022881">
-    <w:abstractNumId w:val="5"/>
-  </w:num>
-  <w:num w:numId="55" w16cid:durableId="1540820605">
-    <w:abstractNumId w:val="58"/>
-  </w:num>
-  <w:num w:numId="56" w16cid:durableId="1917014972">
-    <w:abstractNumId w:val="19"/>
-  </w:num>
-  <w:num w:numId="57" w16cid:durableId="1846430494">
-    <w:abstractNumId w:val="1"/>
-  </w:num>
-  <w:num w:numId="58" w16cid:durableId="231699309">
-    <w:abstractNumId w:val="41"/>
-  </w:num>
-  <w:num w:numId="59" w16cid:durableId="303199029">
-    <w:abstractNumId w:val="3"/>
+  <w:num w:numId="69" w16cid:durableId="1125542762">
+    <w:abstractNumId w:val="39"/>
   </w:num>
 </w:numbering>
 </file>
@@ -13072,7 +17469,6 @@
   <w:style w:type="character" w:default="1" w:styleId="DefaultParagraphFont">
     <w:name w:val="Default Paragraph Font"/>
     <w:uiPriority w:val="1"/>
-    <w:semiHidden/>
     <w:unhideWhenUsed/>
   </w:style>
   <w:style w:type="table" w:default="1" w:styleId="TableNormal">
@@ -13637,6 +18033,29 @@
       <w:vertAlign w:val="superscript"/>
     </w:rPr>
   </w:style>
+  <w:style w:type="character" w:styleId="Hyperlink">
+    <w:name w:val="Hyperlink"/>
+    <w:basedOn w:val="DefaultParagraphFont"/>
+    <w:uiPriority w:val="99"/>
+    <w:unhideWhenUsed/>
+    <w:rsid w:val="00625E27"/>
+    <w:rPr>
+      <w:color w:val="467886" w:themeColor="hyperlink"/>
+      <w:u w:val="single"/>
+    </w:rPr>
+  </w:style>
+  <w:style w:type="character" w:styleId="UnresolvedMention">
+    <w:name w:val="Unresolved Mention"/>
+    <w:basedOn w:val="DefaultParagraphFont"/>
+    <w:uiPriority w:val="99"/>
+    <w:semiHidden/>
+    <w:unhideWhenUsed/>
+    <w:rsid w:val="00625E27"/>
+    <w:rPr>
+      <w:color w:val="605E5C"/>
+      <w:shd w:val="clear" w:color="auto" w:fill="E1DFDD"/>
+    </w:rPr>
+  </w:style>
 </w:styles>
 </file>
 
